--- a/Documentacion/Proyecto/Memoria_proyecto_integrador.docx
+++ b/Documentacion/Proyecto/Memoria_proyecto_integrador.docx
@@ -1474,7 +1474,40 @@
         <w:t>Palabras clave:</w:t>
       </w:r>
       <w:r>
-        <w:t xml:space="preserve"> palabra 1; palabra 2; palabra 3; palabra 4; palabra 5.</w:t>
+        <w:t xml:space="preserve"> </w:t>
+      </w:r>
+      <w:proofErr w:type="spellStart"/>
+      <w:r>
+        <w:t>Gestion</w:t>
+      </w:r>
+      <w:proofErr w:type="spellEnd"/>
+      <w:r>
+        <w:t xml:space="preserve">; </w:t>
+      </w:r>
+      <w:r>
+        <w:t>Diseño</w:t>
+      </w:r>
+      <w:r>
+        <w:t xml:space="preserve">; </w:t>
+      </w:r>
+      <w:proofErr w:type="spellStart"/>
+      <w:r>
+        <w:t>Planificacion</w:t>
+      </w:r>
+      <w:proofErr w:type="spellEnd"/>
+      <w:r>
+        <w:t xml:space="preserve">; </w:t>
+      </w:r>
+      <w:r>
+        <w:t xml:space="preserve">Usuario; </w:t>
+      </w:r>
+      <w:proofErr w:type="spellStart"/>
+      <w:r>
+        <w:t>Programacion</w:t>
+      </w:r>
+      <w:proofErr w:type="spellEnd"/>
+      <w:r>
+        <w:t>.</w:t>
       </w:r>
     </w:p>
     <w:p/>
@@ -2085,22 +2118,161 @@
       <w:bookmarkEnd w:id="5"/>
     </w:p>
     <w:p>
-      <w:r>
-        <w:t xml:space="preserve">Para este apartado se recomienda una extensión de </w:t>
-      </w:r>
-      <w:r>
-        <w:t>2</w:t>
-      </w:r>
-      <w:r>
-        <w:t xml:space="preserve"> a </w:t>
-      </w:r>
-      <w:r>
-        <w:t>3</w:t>
-      </w:r>
-      <w:r>
-        <w:t xml:space="preserve"> páginas. Enumeración de las tecnologías, herramientas y lenguajes de programación utilizados durante el desarrollo del proyecto. Enumeración de las herramientas organizativas para favorecer el trabajo en equipo.</w:t>
-      </w:r>
-    </w:p>
+      <w:bookmarkStart w:id="6" w:name="_558c8jk18t4h" w:colFirst="0" w:colLast="0"/>
+      <w:bookmarkEnd w:id="6"/>
+      <w:r>
+        <w:t>La</w:t>
+      </w:r>
+      <w:r>
+        <w:t xml:space="preserve"> elaboración del proyecto</w:t>
+      </w:r>
+      <w:r>
+        <w:t xml:space="preserve"> abarcó áreas y tecnologías que van desde la parte más práctica, como la programación orientada a </w:t>
+      </w:r>
+      <w:r>
+        <w:t>objetos,</w:t>
+      </w:r>
+      <w:r>
+        <w:t xml:space="preserve"> las bases de datos SQL</w:t>
+      </w:r>
+      <w:r>
+        <w:t xml:space="preserve"> y la creación de interfaces graficas</w:t>
+      </w:r>
+      <w:r>
+        <w:t>, hasta la parte más teórica, como la elaboración de diagramas MER, UML y Gantt. Estos últimos fueron clave para establecer las bases conceptuales sobre el funcionamiento interno de la gestión de citas, clientes, talleres y empleados</w:t>
+      </w:r>
+      <w:r>
+        <w:t>; las tecnologías utilizadas para trabajar en las áreas anteriormente mencionadas fueron:</w:t>
+      </w:r>
+    </w:p>
+    <w:p>
+      <w:proofErr w:type="spellStart"/>
+      <w:r>
+        <w:t>Programacion</w:t>
+      </w:r>
+      <w:proofErr w:type="spellEnd"/>
+      <w:r>
+        <w:t>:</w:t>
+      </w:r>
+    </w:p>
+    <w:p>
+      <w:r>
+        <w:t>Java (JDK): Lenguaje de programación principal para el desarrollo de la lógica y la arquitectura orientada a objetos.</w:t>
+      </w:r>
+    </w:p>
+    <w:p>
+      <w:r>
+        <w:t>Eclipse IDE: Entorno de Desarrollo Integrado utilizado para escribir, compilar y probar el código.</w:t>
+      </w:r>
+    </w:p>
+    <w:p>
+      <w:r>
+        <w:t>Gestión de Base de Datos:</w:t>
+      </w:r>
+    </w:p>
+    <w:p>
+      <w:r>
+        <w:t xml:space="preserve">MySQL Server &amp; </w:t>
+      </w:r>
+      <w:proofErr w:type="spellStart"/>
+      <w:r>
+        <w:t>Workbench</w:t>
+      </w:r>
+      <w:proofErr w:type="spellEnd"/>
+      <w:r>
+        <w:t>: Sistema gestor utilizado para la creación y administración de la base de datos relacional, así como para la manipulación visual de las tablas y consultas.</w:t>
+      </w:r>
+    </w:p>
+    <w:p>
+      <w:r>
+        <w:t xml:space="preserve">Diseño y Modelado </w:t>
+      </w:r>
+    </w:p>
+    <w:p>
+      <w:r>
+        <w:t>Arquitectura del proyecto</w:t>
+      </w:r>
+      <w:r>
+        <w:t>:</w:t>
+      </w:r>
+    </w:p>
+    <w:p>
+      <w:proofErr w:type="spellStart"/>
+      <w:r>
+        <w:t>WireFrameSketcher</w:t>
+      </w:r>
+      <w:proofErr w:type="spellEnd"/>
+      <w:r>
+        <w:t>: Plugin integrado en Eclipse utilizado para el diseño, maquetado y prototipado de las ventanas de la interfaz gráfica.</w:t>
+      </w:r>
+    </w:p>
+    <w:p>
+      <w:r>
+        <w:t xml:space="preserve">Adobe </w:t>
+      </w:r>
+      <w:proofErr w:type="spellStart"/>
+      <w:r>
+        <w:t>Illustrator</w:t>
+      </w:r>
+      <w:proofErr w:type="spellEnd"/>
+      <w:r>
+        <w:t>: Herramienta de diseño vectorial utilizada específicamente para la creación del logotipo de la aplicación.</w:t>
+      </w:r>
+    </w:p>
+    <w:p>
+      <w:r>
+        <w:t>Draw.io: Herramienta gráfica empleada para la elaboración de los diagramas estructurales (Modelo Entidad/Relación, Casos de Uso, Diagrama de Clases).</w:t>
+      </w:r>
+    </w:p>
+    <w:p>
+      <w:r>
+        <w:t>Gestión del Proyecto y Control de Versiones:</w:t>
+      </w:r>
+    </w:p>
+    <w:p>
+      <w:r>
+        <w:t xml:space="preserve">Trello: Herramienta basada en tableros Kanban para la planificación ágil y el seguimiento de las tareas de los </w:t>
+      </w:r>
+      <w:proofErr w:type="spellStart"/>
+      <w:r>
+        <w:t>Sprints</w:t>
+      </w:r>
+      <w:proofErr w:type="spellEnd"/>
+      <w:r>
+        <w:t>.</w:t>
+      </w:r>
+    </w:p>
+    <w:p>
+      <w:r>
+        <w:lastRenderedPageBreak/>
+        <w:t>Online Gantt (Web): Aplicación web utilizada para generar el diagrama de Gantt, facilitando la secuenciación temporal y visual del proyecto.</w:t>
+      </w:r>
+    </w:p>
+    <w:p>
+      <w:r>
+        <w:t>GitHub: Plataforma de alojamiento para el control de versiones del código fuente y el trabajo colaborativo del equipo</w:t>
+      </w:r>
+    </w:p>
+    <w:p/>
+    <w:p/>
+    <w:p/>
+    <w:p/>
+    <w:p/>
+    <w:p/>
+    <w:p/>
+    <w:p/>
+    <w:p/>
+    <w:p/>
+    <w:p/>
+    <w:p/>
+    <w:p/>
+    <w:p/>
+    <w:p/>
+    <w:p/>
+    <w:p/>
+    <w:p/>
+    <w:p/>
+    <w:p/>
     <w:p>
       <w:pPr>
         <w:pStyle w:val="Ttulo1"/>
@@ -2109,59 +2281,216 @@
           <w:numId w:val="1"/>
         </w:numPr>
       </w:pPr>
-      <w:bookmarkStart w:id="6" w:name="_Toc224148678"/>
-      <w:r>
+      <w:bookmarkStart w:id="7" w:name="_Toc224148678"/>
+      <w:r>
+        <w:lastRenderedPageBreak/>
         <w:t>Desarrollo e implementación</w:t>
       </w:r>
-      <w:bookmarkEnd w:id="6"/>
-    </w:p>
-    <w:p>
-      <w:r>
-        <w:t xml:space="preserve">Para este apartado se recomienda una extensión de </w:t>
-      </w:r>
-      <w:r>
-        <w:t>7</w:t>
-      </w:r>
-      <w:r>
-        <w:t xml:space="preserve"> a 1</w:t>
-      </w:r>
-      <w:r>
-        <w:t>5</w:t>
-      </w:r>
-      <w:r>
-        <w:t xml:space="preserve"> páginas. </w:t>
-      </w:r>
-      <w:r>
-        <w:t>Comenzar con los diagramas (diagrama de caso de uso, diagrama de clases</w:t>
-      </w:r>
-      <w:r>
-        <w:t>, diagrama relacional</w:t>
-      </w:r>
-      <w:r>
-        <w:t xml:space="preserve"> y MER). </w:t>
-      </w:r>
-      <w:r>
-        <w:t xml:space="preserve">Detalles sobre cómo está construida la aplicación, funcionamiento, relación de la aplicación con la base de </w:t>
-      </w:r>
-      <w:r>
-        <w:t>datos, diseño del logo y por qué se ha optado por ese diseño</w:t>
-      </w:r>
-      <w:r>
-        <w:t>, pruebas realizadas</w:t>
-      </w:r>
-      <w:r>
-        <w:t xml:space="preserve"> a la aplicación (y qué pruebas se han realizado en caso de ser pruebas manuales)</w:t>
-      </w:r>
-      <w:r>
-        <w:t xml:space="preserve">, y cualquier detalle sobre el funcionamiento del proyecto. Se debe mostrar directamente el resultado, y no como si fuera trabajo en progreso. Se </w:t>
-      </w:r>
-      <w:r>
-        <w:t>pueden</w:t>
-      </w:r>
-      <w:r>
-        <w:t xml:space="preserve"> incluir capturas de pantalla de la aplicación en este apartado.</w:t>
-      </w:r>
-    </w:p>
+      <w:bookmarkEnd w:id="7"/>
+    </w:p>
+    <w:p>
+      <w:r>
+        <w:t xml:space="preserve">El inicio del desarrollo del proyecto se dio con la planificación estructural de como queríamos que nuestra aplicación gestionara la lógica de creación, modificación y eliminación de todo lo que involucra el diseño de trajes (citas, clientes, empleados y talleres); para la planificación y aterrizado de todos estos detalles se decidió iniciar por lo mas importante, la base de datos, estableciendo que entidades interactúan en la gestión y como lo hacen, por lo que el primer paso </w:t>
+      </w:r>
+      <w:proofErr w:type="spellStart"/>
+      <w:r>
+        <w:t>logico</w:t>
+      </w:r>
+      <w:proofErr w:type="spellEnd"/>
+      <w:r>
+        <w:t xml:space="preserve"> fue la creación del diagrama Entidad relación.</w:t>
+      </w:r>
+    </w:p>
+    <w:p>
+      <w:r>
+        <w:drawing>
+          <wp:inline distT="0" distB="0" distL="0" distR="0" wp14:anchorId="355412C0" wp14:editId="765B4F41">
+            <wp:extent cx="5759450" cy="3237865"/>
+            <wp:effectExtent l="0" t="0" r="0" b="635"/>
+            <wp:docPr id="497448104" name="Imagen 1"/>
+            <wp:cNvGraphicFramePr>
+              <a:graphicFrameLocks xmlns:a="http://schemas.openxmlformats.org/drawingml/2006/main" noChangeAspect="1"/>
+            </wp:cNvGraphicFramePr>
+            <a:graphic xmlns:a="http://schemas.openxmlformats.org/drawingml/2006/main">
+              <a:graphicData uri="http://schemas.openxmlformats.org/drawingml/2006/picture">
+                <pic:pic xmlns:pic="http://schemas.openxmlformats.org/drawingml/2006/picture">
+                  <pic:nvPicPr>
+                    <pic:cNvPr id="497448104" name=""/>
+                    <pic:cNvPicPr/>
+                  </pic:nvPicPr>
+                  <pic:blipFill>
+                    <a:blip r:embed="rId10"/>
+                    <a:stretch>
+                      <a:fillRect/>
+                    </a:stretch>
+                  </pic:blipFill>
+                  <pic:spPr>
+                    <a:xfrm>
+                      <a:off x="0" y="0"/>
+                      <a:ext cx="5759450" cy="3237865"/>
+                    </a:xfrm>
+                    <a:prstGeom prst="rect">
+                      <a:avLst/>
+                    </a:prstGeom>
+                  </pic:spPr>
+                </pic:pic>
+              </a:graphicData>
+            </a:graphic>
+          </wp:inline>
+        </w:drawing>
+      </w:r>
+    </w:p>
+    <w:p>
+      <w:r>
+        <w:t>En este paso se plantearon gráficamente las distintas interacciones contempladas en la lógica de gestión de los datos, por ejemplo, la cita como entidad cuenta con dos relaciones con empleado, ya que una cita obligatoriamente debe ser dirigida por un empleado y puede (o no) ser asistida por uno o dos empleados más; modelar este diagrama dio paso a una idea mas real y estructurada de la aplicación que a su vez, como lógica consecuencia, dio paso a la creación del modelo relacional donde declaramos explícitamente la estructura de las tablas de cada entidad, sus atributos y sus referencias a otras tablas, todo basándonos en lo contemplado en el diagrama entidad relación (entidades relaciones y cardinalidades).</w:t>
+      </w:r>
+    </w:p>
+    <w:p/>
+    <w:p/>
+    <w:p/>
+    <w:p>
+      <w:r>
+        <w:lastRenderedPageBreak/>
+        <w:drawing>
+          <wp:inline distT="0" distB="0" distL="0" distR="0" wp14:anchorId="0811C2C8" wp14:editId="3BEBC488">
+            <wp:extent cx="5759450" cy="4415790"/>
+            <wp:effectExtent l="0" t="0" r="0" b="3810"/>
+            <wp:docPr id="533867722" name="Imagen 1"/>
+            <wp:cNvGraphicFramePr>
+              <a:graphicFrameLocks xmlns:a="http://schemas.openxmlformats.org/drawingml/2006/main" noChangeAspect="1"/>
+            </wp:cNvGraphicFramePr>
+            <a:graphic xmlns:a="http://schemas.openxmlformats.org/drawingml/2006/main">
+              <a:graphicData uri="http://schemas.openxmlformats.org/drawingml/2006/picture">
+                <pic:pic xmlns:pic="http://schemas.openxmlformats.org/drawingml/2006/picture">
+                  <pic:nvPicPr>
+                    <pic:cNvPr id="533867722" name=""/>
+                    <pic:cNvPicPr/>
+                  </pic:nvPicPr>
+                  <pic:blipFill>
+                    <a:blip r:embed="rId11"/>
+                    <a:stretch>
+                      <a:fillRect/>
+                    </a:stretch>
+                  </pic:blipFill>
+                  <pic:spPr>
+                    <a:xfrm>
+                      <a:off x="0" y="0"/>
+                      <a:ext cx="5759450" cy="4415790"/>
+                    </a:xfrm>
+                    <a:prstGeom prst="rect">
+                      <a:avLst/>
+                    </a:prstGeom>
+                  </pic:spPr>
+                </pic:pic>
+              </a:graphicData>
+            </a:graphic>
+          </wp:inline>
+        </w:drawing>
+      </w:r>
+    </w:p>
+    <w:p>
+      <w:r>
+        <w:t xml:space="preserve">Con el diagrama del modelo relacional ya existe un acercamiento directo a la creación de la base de datos en MYSQL </w:t>
+      </w:r>
+      <w:proofErr w:type="spellStart"/>
+      <w:r>
+        <w:t>Workbench</w:t>
+      </w:r>
+      <w:proofErr w:type="spellEnd"/>
+      <w:r>
+        <w:t>, pero en este punto consideramos que no se tuvo toda la arquitectura de lógica necesaria para iniciar con la declaración de creación de tablas.</w:t>
+      </w:r>
+    </w:p>
+    <w:p>
+      <w:r>
+        <w:t xml:space="preserve">Una de las faltas evidenciadas fue saber el como el usuario final interactuaría con la aplicación y por consecuente con la base de datos, para modelar esto la herramienta utilizada fue el diagrama de casos de uso, donde se contempla que actores usaran la aplicación y que características se espera que puedan utilizar, esto tomando en cuenta </w:t>
+      </w:r>
+      <w:r>
+        <w:t xml:space="preserve">el planteamiento de las distintas categorías que un empleado puede tener </w:t>
+      </w:r>
+    </w:p>
+    <w:p>
+      <w:r>
+        <w:lastRenderedPageBreak/>
+        <w:drawing>
+          <wp:inline distT="0" distB="0" distL="0" distR="0" wp14:anchorId="10767E14" wp14:editId="3852BD81">
+            <wp:extent cx="5759450" cy="3671570"/>
+            <wp:effectExtent l="0" t="0" r="0" b="5080"/>
+            <wp:docPr id="322464636" name="Imagen 1"/>
+            <wp:cNvGraphicFramePr>
+              <a:graphicFrameLocks xmlns:a="http://schemas.openxmlformats.org/drawingml/2006/main" noChangeAspect="1"/>
+            </wp:cNvGraphicFramePr>
+            <a:graphic xmlns:a="http://schemas.openxmlformats.org/drawingml/2006/main">
+              <a:graphicData uri="http://schemas.openxmlformats.org/drawingml/2006/picture">
+                <pic:pic xmlns:pic="http://schemas.openxmlformats.org/drawingml/2006/picture">
+                  <pic:nvPicPr>
+                    <pic:cNvPr id="322464636" name=""/>
+                    <pic:cNvPicPr/>
+                  </pic:nvPicPr>
+                  <pic:blipFill>
+                    <a:blip r:embed="rId12"/>
+                    <a:stretch>
+                      <a:fillRect/>
+                    </a:stretch>
+                  </pic:blipFill>
+                  <pic:spPr>
+                    <a:xfrm>
+                      <a:off x="0" y="0"/>
+                      <a:ext cx="5759450" cy="3671570"/>
+                    </a:xfrm>
+                    <a:prstGeom prst="rect">
+                      <a:avLst/>
+                    </a:prstGeom>
+                  </pic:spPr>
+                </pic:pic>
+              </a:graphicData>
+            </a:graphic>
+          </wp:inline>
+        </w:drawing>
+      </w:r>
+    </w:p>
+    <w:p>
+      <w:r>
+        <w:drawing>
+          <wp:inline distT="0" distB="0" distL="0" distR="0" wp14:anchorId="41FA0A4F" wp14:editId="2D76E3A7">
+            <wp:extent cx="5759450" cy="3065145"/>
+            <wp:effectExtent l="0" t="0" r="0" b="1905"/>
+            <wp:docPr id="412503950" name="Imagen 1"/>
+            <wp:cNvGraphicFramePr>
+              <a:graphicFrameLocks xmlns:a="http://schemas.openxmlformats.org/drawingml/2006/main" noChangeAspect="1"/>
+            </wp:cNvGraphicFramePr>
+            <a:graphic xmlns:a="http://schemas.openxmlformats.org/drawingml/2006/main">
+              <a:graphicData uri="http://schemas.openxmlformats.org/drawingml/2006/picture">
+                <pic:pic xmlns:pic="http://schemas.openxmlformats.org/drawingml/2006/picture">
+                  <pic:nvPicPr>
+                    <pic:cNvPr id="412503950" name=""/>
+                    <pic:cNvPicPr/>
+                  </pic:nvPicPr>
+                  <pic:blipFill>
+                    <a:blip r:embed="rId13"/>
+                    <a:stretch>
+                      <a:fillRect/>
+                    </a:stretch>
+                  </pic:blipFill>
+                  <pic:spPr>
+                    <a:xfrm>
+                      <a:off x="0" y="0"/>
+                      <a:ext cx="5759450" cy="3065145"/>
+                    </a:xfrm>
+                    <a:prstGeom prst="rect">
+                      <a:avLst/>
+                    </a:prstGeom>
+                  </pic:spPr>
+                </pic:pic>
+              </a:graphicData>
+            </a:graphic>
+          </wp:inline>
+        </w:drawing>
+      </w:r>
+    </w:p>
+    <w:p/>
+    <w:p/>
+    <w:p/>
     <w:p>
       <w:pPr>
         <w:pStyle w:val="Ttulo1"/>
@@ -2170,68 +2499,87 @@
           <w:numId w:val="1"/>
         </w:numPr>
       </w:pPr>
-      <w:bookmarkStart w:id="7" w:name="_Toc224148679"/>
-      <w:r>
+      <w:bookmarkStart w:id="8" w:name="_Toc224148679"/>
+      <w:r>
+        <w:lastRenderedPageBreak/>
         <w:t>Metodología</w:t>
       </w:r>
-      <w:bookmarkEnd w:id="7"/>
-    </w:p>
-    <w:p>
-      <w:r>
-        <w:t xml:space="preserve">Para este apartado se recomienda una extensión de 3 a </w:t>
-      </w:r>
-      <w:r>
-        <w:t>6</w:t>
-      </w:r>
-      <w:r>
-        <w:t xml:space="preserve"> páginas. Explicación de cómo se ha aplicado la metodología Scrum al trabajo, representando el flujo de trabajo con</w:t>
-      </w:r>
-      <w:r>
-        <w:t xml:space="preserve"> un Diagrama de Gantt,</w:t>
-      </w:r>
-      <w:r>
-        <w:t xml:space="preserve"> Sprint Backlog y</w:t>
-      </w:r>
-      <w:r>
-        <w:t>/o</w:t>
-      </w:r>
+      <w:bookmarkEnd w:id="8"/>
+    </w:p>
+    <w:p>
+      <w:r>
+        <w:t>El primer paso al adoptar la metodología SCRUM fue el definir roles, tareas y plazos para la realización y entrega de cada una de las tareas generadas a lo largo del proyecto. Para modelar esta organización representamos los plazos de cada tarea y cada sprint con la ayuda del diagrama de Gantt; en este diagrama cada tarea es representada con una grafica en el eje vertical, donde se determina su tiempo de duración en un cronograma hacia el eje horizontal.</w:t>
+      </w:r>
+    </w:p>
+    <w:p>
+      <w:r>
+        <w:drawing>
+          <wp:inline distT="0" distB="0" distL="0" distR="0" wp14:anchorId="0C9E8E53" wp14:editId="2C6BBA92">
+            <wp:extent cx="5759450" cy="4427220"/>
+            <wp:effectExtent l="0" t="0" r="0" b="0"/>
+            <wp:docPr id="246111230" name="Imagen 1"/>
+            <wp:cNvGraphicFramePr>
+              <a:graphicFrameLocks xmlns:a="http://schemas.openxmlformats.org/drawingml/2006/main" noChangeAspect="1"/>
+            </wp:cNvGraphicFramePr>
+            <a:graphic xmlns:a="http://schemas.openxmlformats.org/drawingml/2006/main">
+              <a:graphicData uri="http://schemas.openxmlformats.org/drawingml/2006/picture">
+                <pic:pic xmlns:pic="http://schemas.openxmlformats.org/drawingml/2006/picture">
+                  <pic:nvPicPr>
+                    <pic:cNvPr id="246111230" name=""/>
+                    <pic:cNvPicPr/>
+                  </pic:nvPicPr>
+                  <pic:blipFill>
+                    <a:blip r:embed="rId14"/>
+                    <a:stretch>
+                      <a:fillRect/>
+                    </a:stretch>
+                  </pic:blipFill>
+                  <pic:spPr>
+                    <a:xfrm>
+                      <a:off x="0" y="0"/>
+                      <a:ext cx="5759450" cy="4427220"/>
+                    </a:xfrm>
+                    <a:prstGeom prst="rect">
+                      <a:avLst/>
+                    </a:prstGeom>
+                  </pic:spPr>
+                </pic:pic>
+              </a:graphicData>
+            </a:graphic>
+          </wp:inline>
+        </w:drawing>
+      </w:r>
+    </w:p>
+    <w:p>
+      <w:pPr>
+        <w:rPr>
+          <w:u w:val="single"/>
+        </w:rPr>
+      </w:pPr>
+      <w:r>
+        <w:t>En el diagrama se represento cada sprint con un color</w:t>
+      </w:r>
+      <w:r>
+        <w:t xml:space="preserve"> diferente como ayuda visual a la hora de saber que tareas (graficas en color azul) se desprenden directamente de ese sprint</w:t>
+      </w:r>
+    </w:p>
+    <w:p>
+      <w:pPr>
+        <w:rPr>
+          <w:u w:val="single"/>
+        </w:rPr>
+      </w:pPr>
+    </w:p>
+    <w:p>
+      <w:pPr>
+        <w:rPr>
+          <w:u w:val="single"/>
+        </w:rPr>
+      </w:pPr>
+    </w:p>
+    <w:p>
       <w:r>
         <w:t xml:space="preserve"> </w:t>
-      </w:r>
-      <w:proofErr w:type="spellStart"/>
-      <w:r>
-        <w:t>Burndown</w:t>
-      </w:r>
-      <w:proofErr w:type="spellEnd"/>
-      <w:r>
-        <w:t xml:space="preserve"> chart, y </w:t>
-      </w:r>
-      <w:r>
-        <w:t>añadir</w:t>
-      </w:r>
-      <w:r>
-        <w:t xml:space="preserve"> </w:t>
-      </w:r>
-      <w:r>
-        <w:t xml:space="preserve">un enlace a Git y </w:t>
-      </w:r>
-      <w:r>
-        <w:t>una imagen del tablero Trello</w:t>
-      </w:r>
-      <w:r>
-        <w:t xml:space="preserve"> al final del proyecto</w:t>
-      </w:r>
-      <w:r>
-        <w:t xml:space="preserve"> (</w:t>
-      </w:r>
-      <w:r>
-        <w:t>junto al</w:t>
-      </w:r>
-      <w:r>
-        <w:t xml:space="preserve"> enlace). Cómo se ha coordinado el equipo para poder finalizar el trabajo.</w:t>
-      </w:r>
-      <w:r>
-        <w:t xml:space="preserve"> Aportación realizada por cada estudiante.</w:t>
       </w:r>
     </w:p>
     <w:p>
@@ -2242,11 +2590,12 @@
           <w:numId w:val="1"/>
         </w:numPr>
       </w:pPr>
-      <w:bookmarkStart w:id="8" w:name="_Toc224148680"/>
-      <w:r>
+      <w:bookmarkStart w:id="9" w:name="_Toc224148680"/>
+      <w:r>
+        <w:lastRenderedPageBreak/>
         <w:t>Resultados y conclusiones</w:t>
       </w:r>
-      <w:bookmarkEnd w:id="8"/>
+      <w:bookmarkEnd w:id="9"/>
     </w:p>
     <w:p>
       <w:r>
@@ -2276,11 +2625,11 @@
           <w:numId w:val="1"/>
         </w:numPr>
       </w:pPr>
-      <w:bookmarkStart w:id="9" w:name="_Toc224148681"/>
+      <w:bookmarkStart w:id="10" w:name="_Toc224148681"/>
       <w:r>
         <w:t>Trabajos futuros</w:t>
       </w:r>
-      <w:bookmarkEnd w:id="9"/>
+      <w:bookmarkEnd w:id="10"/>
     </w:p>
     <w:p>
       <w:r>
@@ -2317,18 +2666,18 @@
       <w:pPr>
         <w:pStyle w:val="Ttulo1"/>
       </w:pPr>
-      <w:bookmarkStart w:id="10" w:name="_Toc224148682"/>
+      <w:bookmarkStart w:id="11" w:name="_Toc224148682"/>
       <w:r>
         <w:lastRenderedPageBreak/>
         <w:t>Anexos</w:t>
       </w:r>
-      <w:bookmarkEnd w:id="10"/>
+      <w:bookmarkStart w:id="12" w:name="_Toc224148683"/>
+      <w:bookmarkEnd w:id="11"/>
     </w:p>
     <w:p>
       <w:pPr>
         <w:pStyle w:val="Ttulo1"/>
       </w:pPr>
-      <w:bookmarkStart w:id="11" w:name="_Toc224148683"/>
       <w:r>
         <w:rPr>
           <w:sz w:val="24"/>
@@ -2359,11 +2708,216 @@
         </w:rPr>
         <w:t>aplicación</w:t>
       </w:r>
-      <w:bookmarkEnd w:id="11"/>
-    </w:p>
-    <w:p>
-      <w:r>
-        <w:t>Incluir el listado de requisitos de programación y BD necesarios para garantizar el correcto funcionamiento de la aplicación.</w:t>
+      <w:bookmarkEnd w:id="12"/>
+    </w:p>
+    <w:p>
+      <w:r>
+        <w:t xml:space="preserve">Para la óptima ejecución de la aplicación, se definieron los siguientes requisitos mínimos, los cuales </w:t>
+      </w:r>
+      <w:r>
+        <w:t xml:space="preserve">son </w:t>
+      </w:r>
+      <w:r>
+        <w:t>necesarios para garantizar su correcto funcionamiento.</w:t>
+      </w:r>
+    </w:p>
+    <w:p>
+      <w:pPr>
+        <w:rPr>
+          <w:b/>
+          <w:bCs/>
+        </w:rPr>
+      </w:pPr>
+      <w:r>
+        <w:rPr>
+          <w:b/>
+          <w:bCs/>
+        </w:rPr>
+        <w:t>Requisitos de Hardware</w:t>
+      </w:r>
+    </w:p>
+    <w:p>
+      <w:r>
+        <w:t>Se r</w:t>
+      </w:r>
+      <w:r>
+        <w:t>ecomienda</w:t>
+      </w:r>
+      <w:r>
+        <w:t xml:space="preserve"> un equipo estándar con capacidad para ejecutar entornos gráficos basados en ventanas y soportar </w:t>
+      </w:r>
+      <w:r>
+        <w:t>el funcionamiento simultáneo</w:t>
+      </w:r>
+      <w:r>
+        <w:t xml:space="preserve"> de los componentes de</w:t>
+      </w:r>
+      <w:r>
+        <w:t xml:space="preserve"> la </w:t>
+      </w:r>
+      <w:proofErr w:type="spellStart"/>
+      <w:r>
+        <w:t>aplicacion</w:t>
+      </w:r>
+      <w:proofErr w:type="spellEnd"/>
+      <w:r>
+        <w:t>. Las especificaciones mínimas establecidas fueron:</w:t>
+      </w:r>
+    </w:p>
+    <w:p>
+      <w:pPr>
+        <w:pStyle w:val="Prrafodelista"/>
+        <w:numPr>
+          <w:ilvl w:val="0"/>
+          <w:numId w:val="13"/>
+        </w:numPr>
+      </w:pPr>
+      <w:r>
+        <w:t>Procesador: Intel Core i</w:t>
+      </w:r>
+      <w:r>
+        <w:t>5</w:t>
+      </w:r>
+      <w:r>
+        <w:t xml:space="preserve"> o AMD Ryzen </w:t>
+      </w:r>
+      <w:r>
+        <w:t>5</w:t>
+      </w:r>
+      <w:r>
+        <w:t>, con una frecuencia de 2.0 GHz o superior.</w:t>
+      </w:r>
+    </w:p>
+    <w:p>
+      <w:pPr>
+        <w:pStyle w:val="Prrafodelista"/>
+        <w:numPr>
+          <w:ilvl w:val="0"/>
+          <w:numId w:val="13"/>
+        </w:numPr>
+      </w:pPr>
+      <w:r>
+        <w:t>Memoria RAM: 4 GB como mínimo, recomendándose 8 GB para un rendimiento óptimo durante la ejecución concurrente de la aplicación y el servidor de base de datos.</w:t>
+      </w:r>
+    </w:p>
+    <w:p>
+      <w:pPr>
+        <w:pStyle w:val="Prrafodelista"/>
+        <w:numPr>
+          <w:ilvl w:val="0"/>
+          <w:numId w:val="13"/>
+        </w:numPr>
+      </w:pPr>
+      <w:r>
+        <w:t xml:space="preserve">Almacenamiento: </w:t>
+      </w:r>
+      <w:r>
+        <w:t>5 GB</w:t>
+      </w:r>
+      <w:r>
+        <w:t xml:space="preserve"> de espacio libre disponible para la instalación de la aplicación, sus dependencias y los archivos generados durante su ejecución.</w:t>
+      </w:r>
+    </w:p>
+    <w:p>
+      <w:pPr>
+        <w:pStyle w:val="Prrafodelista"/>
+        <w:numPr>
+          <w:ilvl w:val="0"/>
+          <w:numId w:val="13"/>
+        </w:numPr>
+      </w:pPr>
+      <w:r>
+        <w:t>Sistema operativo: Windows 10 o superior, macOS, o cualquier distribución Linux con soporte para entornos gráficos de escritorio.</w:t>
+      </w:r>
+    </w:p>
+    <w:p>
+      <w:pPr>
+        <w:rPr>
+          <w:b/>
+          <w:bCs/>
+        </w:rPr>
+      </w:pPr>
+      <w:r>
+        <w:rPr>
+          <w:b/>
+          <w:bCs/>
+        </w:rPr>
+        <w:t>Requisitos de Software</w:t>
+      </w:r>
+    </w:p>
+    <w:p>
+      <w:r>
+        <w:t>Se definieron los siguientes componentes de software como necesarios para el despliegue y funcionamiento de la aplicación:</w:t>
+      </w:r>
+    </w:p>
+    <w:p>
+      <w:pPr>
+        <w:numPr>
+          <w:ilvl w:val="0"/>
+          <w:numId w:val="14"/>
+        </w:numPr>
+      </w:pPr>
+      <w:r>
+        <w:t>Entorno de ejecución Java: Dado que la aplicación fue desarrollada en Java, se estableció como requisito indispensable contar con</w:t>
+      </w:r>
+      <w:r>
+        <w:t xml:space="preserve"> el</w:t>
+      </w:r>
+      <w:r>
+        <w:t xml:space="preserve"> Java </w:t>
+      </w:r>
+      <w:proofErr w:type="spellStart"/>
+      <w:r>
+        <w:t>Runtime</w:t>
+      </w:r>
+      <w:proofErr w:type="spellEnd"/>
+      <w:r>
+        <w:t xml:space="preserve"> </w:t>
+      </w:r>
+      <w:proofErr w:type="spellStart"/>
+      <w:r>
+        <w:t>Environment</w:t>
+      </w:r>
+      <w:proofErr w:type="spellEnd"/>
+      <w:r>
+        <w:t xml:space="preserve"> (JRE) versión 21 o, en su defecto, el Java </w:t>
+      </w:r>
+      <w:proofErr w:type="spellStart"/>
+      <w:r>
+        <w:t>Development</w:t>
+      </w:r>
+      <w:proofErr w:type="spellEnd"/>
+      <w:r>
+        <w:t xml:space="preserve"> Kit (JDK) 21, el cual incluye el entorno de ejecución.</w:t>
+      </w:r>
+    </w:p>
+    <w:p>
+      <w:pPr>
+        <w:numPr>
+          <w:ilvl w:val="0"/>
+          <w:numId w:val="14"/>
+        </w:numPr>
+      </w:pPr>
+      <w:r>
+        <w:t>Servidor de base de datos: La aplicación requi</w:t>
+      </w:r>
+      <w:r>
+        <w:t>ere</w:t>
+      </w:r>
+      <w:r>
+        <w:t xml:space="preserve"> conectarse a un sistema gestor de bases de datos relacional para la persistencia de la información relacionada con citas, clientes, talleres y empleados. Para ello, se utilizó MySQL Server, el cual debió estar instalado y en ejecución en el equipo local o en un servidor accesible desde la aplicación. Se requirió que el servicio est</w:t>
+      </w:r>
+      <w:r>
+        <w:t>e</w:t>
+      </w:r>
+      <w:r>
+        <w:t xml:space="preserve"> activo y que se c</w:t>
+      </w:r>
+      <w:r>
+        <w:t xml:space="preserve">uente </w:t>
+      </w:r>
+      <w:r>
+        <w:t>con las credenciales de acceso adecuadas para la conexión.</w:t>
       </w:r>
     </w:p>
     <w:p>
@@ -2373,11 +2927,12 @@
           <w:sz w:val="24"/>
         </w:rPr>
       </w:pPr>
-      <w:bookmarkStart w:id="12" w:name="_Toc224148684"/>
+      <w:bookmarkStart w:id="13" w:name="_Toc224148684"/>
       <w:r>
         <w:rPr>
           <w:sz w:val="24"/>
         </w:rPr>
+        <w:lastRenderedPageBreak/>
         <w:t>Anexo II</w:t>
       </w:r>
       <w:r>
@@ -2392,7 +2947,7 @@
         </w:rPr>
         <w:t>o de la aplicación</w:t>
       </w:r>
-      <w:bookmarkEnd w:id="12"/>
+      <w:bookmarkEnd w:id="13"/>
     </w:p>
     <w:p>
       <w:r>
@@ -2414,7 +2969,7 @@
       <w:pPr>
         <w:pStyle w:val="Ttulo1"/>
       </w:pPr>
-      <w:bookmarkStart w:id="13" w:name="_Toc224148685"/>
+      <w:bookmarkStart w:id="14" w:name="_Toc224148685"/>
       <w:r>
         <w:rPr>
           <w:sz w:val="24"/>
@@ -2427,7 +2982,7 @@
         </w:rPr>
         <w:t>III</w:t>
       </w:r>
-      <w:bookmarkEnd w:id="13"/>
+      <w:bookmarkEnd w:id="14"/>
     </w:p>
     <w:p>
       <w:r>
@@ -2507,8 +3062,8 @@
     </w:p>
     <w:p/>
     <w:sectPr>
-      <w:headerReference w:type="default" r:id="rId10"/>
-      <w:footerReference w:type="default" r:id="rId11"/>
+      <w:headerReference w:type="default" r:id="rId15"/>
+      <w:footerReference w:type="default" r:id="rId16"/>
       <w:pgSz w:w="11906" w:h="16838"/>
       <w:pgMar w:top="1418" w:right="1418" w:bottom="1418" w:left="1418" w:header="709" w:footer="709" w:gutter="0"/>
       <w:pgNumType w:start="0"/>
@@ -3013,6 +3568,495 @@
     </w:lvl>
   </w:abstractNum>
   <w:abstractNum w:abstractNumId="3" w15:restartNumberingAfterBreak="0">
+    <w:nsid w:val="2CA16704"/>
+    <w:multiLevelType w:val="multilevel"/>
+    <w:tmpl w:val="ADD40D7C"/>
+    <w:lvl w:ilvl="0">
+      <w:start w:val="1"/>
+      <w:numFmt w:val="bullet"/>
+      <w:lvlText w:val=""/>
+      <w:lvlJc w:val="left"/>
+      <w:pPr>
+        <w:tabs>
+          <w:tab w:val="num" w:pos="720"/>
+        </w:tabs>
+        <w:ind w:left="720" w:hanging="360"/>
+      </w:pPr>
+      <w:rPr>
+        <w:rFonts w:ascii="Symbol" w:hAnsi="Symbol" w:hint="default"/>
+        <w:sz w:val="20"/>
+      </w:rPr>
+    </w:lvl>
+    <w:lvl w:ilvl="1" w:tentative="1">
+      <w:start w:val="1"/>
+      <w:numFmt w:val="bullet"/>
+      <w:lvlText w:val="o"/>
+      <w:lvlJc w:val="left"/>
+      <w:pPr>
+        <w:tabs>
+          <w:tab w:val="num" w:pos="1440"/>
+        </w:tabs>
+        <w:ind w:left="1440" w:hanging="360"/>
+      </w:pPr>
+      <w:rPr>
+        <w:rFonts w:ascii="Courier New" w:hAnsi="Courier New" w:hint="default"/>
+        <w:sz w:val="20"/>
+      </w:rPr>
+    </w:lvl>
+    <w:lvl w:ilvl="2" w:tentative="1">
+      <w:start w:val="1"/>
+      <w:numFmt w:val="bullet"/>
+      <w:lvlText w:val=""/>
+      <w:lvlJc w:val="left"/>
+      <w:pPr>
+        <w:tabs>
+          <w:tab w:val="num" w:pos="2160"/>
+        </w:tabs>
+        <w:ind w:left="2160" w:hanging="360"/>
+      </w:pPr>
+      <w:rPr>
+        <w:rFonts w:ascii="Wingdings" w:hAnsi="Wingdings" w:hint="default"/>
+        <w:sz w:val="20"/>
+      </w:rPr>
+    </w:lvl>
+    <w:lvl w:ilvl="3" w:tentative="1">
+      <w:start w:val="1"/>
+      <w:numFmt w:val="bullet"/>
+      <w:lvlText w:val=""/>
+      <w:lvlJc w:val="left"/>
+      <w:pPr>
+        <w:tabs>
+          <w:tab w:val="num" w:pos="2880"/>
+        </w:tabs>
+        <w:ind w:left="2880" w:hanging="360"/>
+      </w:pPr>
+      <w:rPr>
+        <w:rFonts w:ascii="Wingdings" w:hAnsi="Wingdings" w:hint="default"/>
+        <w:sz w:val="20"/>
+      </w:rPr>
+    </w:lvl>
+    <w:lvl w:ilvl="4" w:tentative="1">
+      <w:start w:val="1"/>
+      <w:numFmt w:val="bullet"/>
+      <w:lvlText w:val=""/>
+      <w:lvlJc w:val="left"/>
+      <w:pPr>
+        <w:tabs>
+          <w:tab w:val="num" w:pos="3600"/>
+        </w:tabs>
+        <w:ind w:left="3600" w:hanging="360"/>
+      </w:pPr>
+      <w:rPr>
+        <w:rFonts w:ascii="Wingdings" w:hAnsi="Wingdings" w:hint="default"/>
+        <w:sz w:val="20"/>
+      </w:rPr>
+    </w:lvl>
+    <w:lvl w:ilvl="5" w:tentative="1">
+      <w:start w:val="1"/>
+      <w:numFmt w:val="bullet"/>
+      <w:lvlText w:val=""/>
+      <w:lvlJc w:val="left"/>
+      <w:pPr>
+        <w:tabs>
+          <w:tab w:val="num" w:pos="4320"/>
+        </w:tabs>
+        <w:ind w:left="4320" w:hanging="360"/>
+      </w:pPr>
+      <w:rPr>
+        <w:rFonts w:ascii="Wingdings" w:hAnsi="Wingdings" w:hint="default"/>
+        <w:sz w:val="20"/>
+      </w:rPr>
+    </w:lvl>
+    <w:lvl w:ilvl="6" w:tentative="1">
+      <w:start w:val="1"/>
+      <w:numFmt w:val="bullet"/>
+      <w:lvlText w:val=""/>
+      <w:lvlJc w:val="left"/>
+      <w:pPr>
+        <w:tabs>
+          <w:tab w:val="num" w:pos="5040"/>
+        </w:tabs>
+        <w:ind w:left="5040" w:hanging="360"/>
+      </w:pPr>
+      <w:rPr>
+        <w:rFonts w:ascii="Wingdings" w:hAnsi="Wingdings" w:hint="default"/>
+        <w:sz w:val="20"/>
+      </w:rPr>
+    </w:lvl>
+    <w:lvl w:ilvl="7" w:tentative="1">
+      <w:start w:val="1"/>
+      <w:numFmt w:val="bullet"/>
+      <w:lvlText w:val=""/>
+      <w:lvlJc w:val="left"/>
+      <w:pPr>
+        <w:tabs>
+          <w:tab w:val="num" w:pos="5760"/>
+        </w:tabs>
+        <w:ind w:left="5760" w:hanging="360"/>
+      </w:pPr>
+      <w:rPr>
+        <w:rFonts w:ascii="Wingdings" w:hAnsi="Wingdings" w:hint="default"/>
+        <w:sz w:val="20"/>
+      </w:rPr>
+    </w:lvl>
+    <w:lvl w:ilvl="8" w:tentative="1">
+      <w:start w:val="1"/>
+      <w:numFmt w:val="bullet"/>
+      <w:lvlText w:val=""/>
+      <w:lvlJc w:val="left"/>
+      <w:pPr>
+        <w:tabs>
+          <w:tab w:val="num" w:pos="6480"/>
+        </w:tabs>
+        <w:ind w:left="6480" w:hanging="360"/>
+      </w:pPr>
+      <w:rPr>
+        <w:rFonts w:ascii="Wingdings" w:hAnsi="Wingdings" w:hint="default"/>
+        <w:sz w:val="20"/>
+      </w:rPr>
+    </w:lvl>
+  </w:abstractNum>
+  <w:abstractNum w:abstractNumId="4" w15:restartNumberingAfterBreak="0">
+    <w:nsid w:val="2E6067DB"/>
+    <w:multiLevelType w:val="multilevel"/>
+    <w:tmpl w:val="1F2E6E1C"/>
+    <w:lvl w:ilvl="0">
+      <w:start w:val="1"/>
+      <w:numFmt w:val="bullet"/>
+      <w:lvlText w:val="●"/>
+      <w:lvlJc w:val="left"/>
+      <w:pPr>
+        <w:ind w:left="720" w:hanging="360"/>
+      </w:pPr>
+      <w:rPr>
+        <w:u w:val="none"/>
+      </w:rPr>
+    </w:lvl>
+    <w:lvl w:ilvl="1">
+      <w:start w:val="1"/>
+      <w:numFmt w:val="bullet"/>
+      <w:lvlText w:val="○"/>
+      <w:lvlJc w:val="left"/>
+      <w:pPr>
+        <w:ind w:left="1440" w:hanging="360"/>
+      </w:pPr>
+      <w:rPr>
+        <w:u w:val="none"/>
+      </w:rPr>
+    </w:lvl>
+    <w:lvl w:ilvl="2">
+      <w:start w:val="1"/>
+      <w:numFmt w:val="bullet"/>
+      <w:lvlText w:val="■"/>
+      <w:lvlJc w:val="left"/>
+      <w:pPr>
+        <w:ind w:left="2160" w:hanging="360"/>
+      </w:pPr>
+      <w:rPr>
+        <w:u w:val="none"/>
+      </w:rPr>
+    </w:lvl>
+    <w:lvl w:ilvl="3">
+      <w:start w:val="1"/>
+      <w:numFmt w:val="bullet"/>
+      <w:lvlText w:val="●"/>
+      <w:lvlJc w:val="left"/>
+      <w:pPr>
+        <w:ind w:left="2880" w:hanging="360"/>
+      </w:pPr>
+      <w:rPr>
+        <w:u w:val="none"/>
+      </w:rPr>
+    </w:lvl>
+    <w:lvl w:ilvl="4">
+      <w:start w:val="1"/>
+      <w:numFmt w:val="bullet"/>
+      <w:lvlText w:val="○"/>
+      <w:lvlJc w:val="left"/>
+      <w:pPr>
+        <w:ind w:left="3600" w:hanging="360"/>
+      </w:pPr>
+      <w:rPr>
+        <w:u w:val="none"/>
+      </w:rPr>
+    </w:lvl>
+    <w:lvl w:ilvl="5">
+      <w:start w:val="1"/>
+      <w:numFmt w:val="bullet"/>
+      <w:lvlText w:val="■"/>
+      <w:lvlJc w:val="left"/>
+      <w:pPr>
+        <w:ind w:left="4320" w:hanging="360"/>
+      </w:pPr>
+      <w:rPr>
+        <w:u w:val="none"/>
+      </w:rPr>
+    </w:lvl>
+    <w:lvl w:ilvl="6">
+      <w:start w:val="1"/>
+      <w:numFmt w:val="bullet"/>
+      <w:lvlText w:val="●"/>
+      <w:lvlJc w:val="left"/>
+      <w:pPr>
+        <w:ind w:left="5040" w:hanging="360"/>
+      </w:pPr>
+      <w:rPr>
+        <w:u w:val="none"/>
+      </w:rPr>
+    </w:lvl>
+    <w:lvl w:ilvl="7">
+      <w:start w:val="1"/>
+      <w:numFmt w:val="bullet"/>
+      <w:lvlText w:val="○"/>
+      <w:lvlJc w:val="left"/>
+      <w:pPr>
+        <w:ind w:left="5760" w:hanging="360"/>
+      </w:pPr>
+      <w:rPr>
+        <w:u w:val="none"/>
+      </w:rPr>
+    </w:lvl>
+    <w:lvl w:ilvl="8">
+      <w:start w:val="1"/>
+      <w:numFmt w:val="bullet"/>
+      <w:lvlText w:val="■"/>
+      <w:lvlJc w:val="left"/>
+      <w:pPr>
+        <w:ind w:left="6480" w:hanging="360"/>
+      </w:pPr>
+      <w:rPr>
+        <w:u w:val="none"/>
+      </w:rPr>
+    </w:lvl>
+  </w:abstractNum>
+  <w:abstractNum w:abstractNumId="5" w15:restartNumberingAfterBreak="0">
+    <w:nsid w:val="3B2A048C"/>
+    <w:multiLevelType w:val="multilevel"/>
+    <w:tmpl w:val="559A8E84"/>
+    <w:lvl w:ilvl="0">
+      <w:start w:val="1"/>
+      <w:numFmt w:val="bullet"/>
+      <w:lvlText w:val="●"/>
+      <w:lvlJc w:val="left"/>
+      <w:pPr>
+        <w:ind w:left="720" w:hanging="360"/>
+      </w:pPr>
+      <w:rPr>
+        <w:u w:val="none"/>
+      </w:rPr>
+    </w:lvl>
+    <w:lvl w:ilvl="1">
+      <w:start w:val="1"/>
+      <w:numFmt w:val="bullet"/>
+      <w:lvlText w:val="○"/>
+      <w:lvlJc w:val="left"/>
+      <w:pPr>
+        <w:ind w:left="1440" w:hanging="360"/>
+      </w:pPr>
+      <w:rPr>
+        <w:u w:val="none"/>
+      </w:rPr>
+    </w:lvl>
+    <w:lvl w:ilvl="2">
+      <w:start w:val="1"/>
+      <w:numFmt w:val="bullet"/>
+      <w:lvlText w:val="■"/>
+      <w:lvlJc w:val="left"/>
+      <w:pPr>
+        <w:ind w:left="2160" w:hanging="360"/>
+      </w:pPr>
+      <w:rPr>
+        <w:u w:val="none"/>
+      </w:rPr>
+    </w:lvl>
+    <w:lvl w:ilvl="3">
+      <w:start w:val="1"/>
+      <w:numFmt w:val="bullet"/>
+      <w:lvlText w:val="●"/>
+      <w:lvlJc w:val="left"/>
+      <w:pPr>
+        <w:ind w:left="2880" w:hanging="360"/>
+      </w:pPr>
+      <w:rPr>
+        <w:u w:val="none"/>
+      </w:rPr>
+    </w:lvl>
+    <w:lvl w:ilvl="4">
+      <w:start w:val="1"/>
+      <w:numFmt w:val="bullet"/>
+      <w:lvlText w:val="○"/>
+      <w:lvlJc w:val="left"/>
+      <w:pPr>
+        <w:ind w:left="3600" w:hanging="360"/>
+      </w:pPr>
+      <w:rPr>
+        <w:u w:val="none"/>
+      </w:rPr>
+    </w:lvl>
+    <w:lvl w:ilvl="5">
+      <w:start w:val="1"/>
+      <w:numFmt w:val="bullet"/>
+      <w:lvlText w:val="■"/>
+      <w:lvlJc w:val="left"/>
+      <w:pPr>
+        <w:ind w:left="4320" w:hanging="360"/>
+      </w:pPr>
+      <w:rPr>
+        <w:u w:val="none"/>
+      </w:rPr>
+    </w:lvl>
+    <w:lvl w:ilvl="6">
+      <w:start w:val="1"/>
+      <w:numFmt w:val="bullet"/>
+      <w:lvlText w:val="●"/>
+      <w:lvlJc w:val="left"/>
+      <w:pPr>
+        <w:ind w:left="5040" w:hanging="360"/>
+      </w:pPr>
+      <w:rPr>
+        <w:u w:val="none"/>
+      </w:rPr>
+    </w:lvl>
+    <w:lvl w:ilvl="7">
+      <w:start w:val="1"/>
+      <w:numFmt w:val="bullet"/>
+      <w:lvlText w:val="○"/>
+      <w:lvlJc w:val="left"/>
+      <w:pPr>
+        <w:ind w:left="5760" w:hanging="360"/>
+      </w:pPr>
+      <w:rPr>
+        <w:u w:val="none"/>
+      </w:rPr>
+    </w:lvl>
+    <w:lvl w:ilvl="8">
+      <w:start w:val="1"/>
+      <w:numFmt w:val="bullet"/>
+      <w:lvlText w:val="■"/>
+      <w:lvlJc w:val="left"/>
+      <w:pPr>
+        <w:ind w:left="6480" w:hanging="360"/>
+      </w:pPr>
+      <w:rPr>
+        <w:u w:val="none"/>
+      </w:rPr>
+    </w:lvl>
+  </w:abstractNum>
+  <w:abstractNum w:abstractNumId="6" w15:restartNumberingAfterBreak="0">
+    <w:nsid w:val="48CA2915"/>
+    <w:multiLevelType w:val="multilevel"/>
+    <w:tmpl w:val="705CFF0A"/>
+    <w:lvl w:ilvl="0">
+      <w:start w:val="1"/>
+      <w:numFmt w:val="bullet"/>
+      <w:lvlText w:val="●"/>
+      <w:lvlJc w:val="left"/>
+      <w:pPr>
+        <w:ind w:left="720" w:hanging="360"/>
+      </w:pPr>
+      <w:rPr>
+        <w:rFonts w:ascii="Arial" w:eastAsia="Arial" w:hAnsi="Arial" w:cs="Arial"/>
+        <w:u w:val="none"/>
+      </w:rPr>
+    </w:lvl>
+    <w:lvl w:ilvl="1">
+      <w:start w:val="1"/>
+      <w:numFmt w:val="bullet"/>
+      <w:lvlText w:val="○"/>
+      <w:lvlJc w:val="left"/>
+      <w:pPr>
+        <w:ind w:left="1440" w:hanging="360"/>
+      </w:pPr>
+      <w:rPr>
+        <w:u w:val="none"/>
+      </w:rPr>
+    </w:lvl>
+    <w:lvl w:ilvl="2">
+      <w:start w:val="1"/>
+      <w:numFmt w:val="bullet"/>
+      <w:lvlText w:val="■"/>
+      <w:lvlJc w:val="left"/>
+      <w:pPr>
+        <w:ind w:left="2160" w:hanging="360"/>
+      </w:pPr>
+      <w:rPr>
+        <w:u w:val="none"/>
+      </w:rPr>
+    </w:lvl>
+    <w:lvl w:ilvl="3">
+      <w:start w:val="1"/>
+      <w:numFmt w:val="bullet"/>
+      <w:lvlText w:val="●"/>
+      <w:lvlJc w:val="left"/>
+      <w:pPr>
+        <w:ind w:left="2880" w:hanging="360"/>
+      </w:pPr>
+      <w:rPr>
+        <w:u w:val="none"/>
+      </w:rPr>
+    </w:lvl>
+    <w:lvl w:ilvl="4">
+      <w:start w:val="1"/>
+      <w:numFmt w:val="bullet"/>
+      <w:lvlText w:val="○"/>
+      <w:lvlJc w:val="left"/>
+      <w:pPr>
+        <w:ind w:left="3600" w:hanging="360"/>
+      </w:pPr>
+      <w:rPr>
+        <w:u w:val="none"/>
+      </w:rPr>
+    </w:lvl>
+    <w:lvl w:ilvl="5">
+      <w:start w:val="1"/>
+      <w:numFmt w:val="bullet"/>
+      <w:lvlText w:val="■"/>
+      <w:lvlJc w:val="left"/>
+      <w:pPr>
+        <w:ind w:left="4320" w:hanging="360"/>
+      </w:pPr>
+      <w:rPr>
+        <w:u w:val="none"/>
+      </w:rPr>
+    </w:lvl>
+    <w:lvl w:ilvl="6">
+      <w:start w:val="1"/>
+      <w:numFmt w:val="bullet"/>
+      <w:lvlText w:val="●"/>
+      <w:lvlJc w:val="left"/>
+      <w:pPr>
+        <w:ind w:left="5040" w:hanging="360"/>
+      </w:pPr>
+      <w:rPr>
+        <w:u w:val="none"/>
+      </w:rPr>
+    </w:lvl>
+    <w:lvl w:ilvl="7">
+      <w:start w:val="1"/>
+      <w:numFmt w:val="bullet"/>
+      <w:lvlText w:val="○"/>
+      <w:lvlJc w:val="left"/>
+      <w:pPr>
+        <w:ind w:left="5760" w:hanging="360"/>
+      </w:pPr>
+      <w:rPr>
+        <w:u w:val="none"/>
+      </w:rPr>
+    </w:lvl>
+    <w:lvl w:ilvl="8">
+      <w:start w:val="1"/>
+      <w:numFmt w:val="bullet"/>
+      <w:lvlText w:val="■"/>
+      <w:lvlJc w:val="left"/>
+      <w:pPr>
+        <w:ind w:left="6480" w:hanging="360"/>
+      </w:pPr>
+      <w:rPr>
+        <w:u w:val="none"/>
+      </w:rPr>
+    </w:lvl>
+  </w:abstractNum>
+  <w:abstractNum w:abstractNumId="7" w15:restartNumberingAfterBreak="0">
     <w:nsid w:val="4BA54E9E"/>
     <w:multiLevelType w:val="multilevel"/>
     <w:tmpl w:val="AD869448"/>
@@ -3125,7 +4169,382 @@
       </w:pPr>
     </w:lvl>
   </w:abstractNum>
-  <w:abstractNum w:abstractNumId="4" w15:restartNumberingAfterBreak="0">
+  <w:abstractNum w:abstractNumId="8" w15:restartNumberingAfterBreak="0">
+    <w:nsid w:val="54A50B1C"/>
+    <w:multiLevelType w:val="multilevel"/>
+    <w:tmpl w:val="C270BDB2"/>
+    <w:lvl w:ilvl="0">
+      <w:start w:val="1"/>
+      <w:numFmt w:val="bullet"/>
+      <w:lvlText w:val="●"/>
+      <w:lvlJc w:val="left"/>
+      <w:pPr>
+        <w:ind w:left="720" w:hanging="360"/>
+      </w:pPr>
+      <w:rPr>
+        <w:u w:val="none"/>
+      </w:rPr>
+    </w:lvl>
+    <w:lvl w:ilvl="1">
+      <w:start w:val="1"/>
+      <w:numFmt w:val="bullet"/>
+      <w:lvlText w:val="○"/>
+      <w:lvlJc w:val="left"/>
+      <w:pPr>
+        <w:ind w:left="1440" w:hanging="360"/>
+      </w:pPr>
+      <w:rPr>
+        <w:u w:val="none"/>
+      </w:rPr>
+    </w:lvl>
+    <w:lvl w:ilvl="2">
+      <w:start w:val="1"/>
+      <w:numFmt w:val="bullet"/>
+      <w:lvlText w:val="■"/>
+      <w:lvlJc w:val="left"/>
+      <w:pPr>
+        <w:ind w:left="2160" w:hanging="360"/>
+      </w:pPr>
+      <w:rPr>
+        <w:u w:val="none"/>
+      </w:rPr>
+    </w:lvl>
+    <w:lvl w:ilvl="3">
+      <w:start w:val="1"/>
+      <w:numFmt w:val="bullet"/>
+      <w:lvlText w:val="●"/>
+      <w:lvlJc w:val="left"/>
+      <w:pPr>
+        <w:ind w:left="2880" w:hanging="360"/>
+      </w:pPr>
+      <w:rPr>
+        <w:u w:val="none"/>
+      </w:rPr>
+    </w:lvl>
+    <w:lvl w:ilvl="4">
+      <w:start w:val="1"/>
+      <w:numFmt w:val="bullet"/>
+      <w:lvlText w:val="○"/>
+      <w:lvlJc w:val="left"/>
+      <w:pPr>
+        <w:ind w:left="3600" w:hanging="360"/>
+      </w:pPr>
+      <w:rPr>
+        <w:u w:val="none"/>
+      </w:rPr>
+    </w:lvl>
+    <w:lvl w:ilvl="5">
+      <w:start w:val="1"/>
+      <w:numFmt w:val="bullet"/>
+      <w:lvlText w:val="■"/>
+      <w:lvlJc w:val="left"/>
+      <w:pPr>
+        <w:ind w:left="4320" w:hanging="360"/>
+      </w:pPr>
+      <w:rPr>
+        <w:u w:val="none"/>
+      </w:rPr>
+    </w:lvl>
+    <w:lvl w:ilvl="6">
+      <w:start w:val="1"/>
+      <w:numFmt w:val="bullet"/>
+      <w:lvlText w:val="●"/>
+      <w:lvlJc w:val="left"/>
+      <w:pPr>
+        <w:ind w:left="5040" w:hanging="360"/>
+      </w:pPr>
+      <w:rPr>
+        <w:u w:val="none"/>
+      </w:rPr>
+    </w:lvl>
+    <w:lvl w:ilvl="7">
+      <w:start w:val="1"/>
+      <w:numFmt w:val="bullet"/>
+      <w:lvlText w:val="○"/>
+      <w:lvlJc w:val="left"/>
+      <w:pPr>
+        <w:ind w:left="5760" w:hanging="360"/>
+      </w:pPr>
+      <w:rPr>
+        <w:u w:val="none"/>
+      </w:rPr>
+    </w:lvl>
+    <w:lvl w:ilvl="8">
+      <w:start w:val="1"/>
+      <w:numFmt w:val="bullet"/>
+      <w:lvlText w:val="■"/>
+      <w:lvlJc w:val="left"/>
+      <w:pPr>
+        <w:ind w:left="6480" w:hanging="360"/>
+      </w:pPr>
+      <w:rPr>
+        <w:u w:val="none"/>
+      </w:rPr>
+    </w:lvl>
+  </w:abstractNum>
+  <w:abstractNum w:abstractNumId="9" w15:restartNumberingAfterBreak="0">
+    <w:nsid w:val="58F321A0"/>
+    <w:multiLevelType w:val="multilevel"/>
+    <w:tmpl w:val="7B9EDB78"/>
+    <w:lvl w:ilvl="0">
+      <w:start w:val="1"/>
+      <w:numFmt w:val="bullet"/>
+      <w:lvlText w:val=""/>
+      <w:lvlJc w:val="left"/>
+      <w:pPr>
+        <w:tabs>
+          <w:tab w:val="num" w:pos="720"/>
+        </w:tabs>
+        <w:ind w:left="720" w:hanging="360"/>
+      </w:pPr>
+      <w:rPr>
+        <w:rFonts w:ascii="Symbol" w:hAnsi="Symbol" w:hint="default"/>
+        <w:sz w:val="20"/>
+      </w:rPr>
+    </w:lvl>
+    <w:lvl w:ilvl="1" w:tentative="1">
+      <w:start w:val="1"/>
+      <w:numFmt w:val="bullet"/>
+      <w:lvlText w:val="o"/>
+      <w:lvlJc w:val="left"/>
+      <w:pPr>
+        <w:tabs>
+          <w:tab w:val="num" w:pos="1440"/>
+        </w:tabs>
+        <w:ind w:left="1440" w:hanging="360"/>
+      </w:pPr>
+      <w:rPr>
+        <w:rFonts w:ascii="Courier New" w:hAnsi="Courier New" w:hint="default"/>
+        <w:sz w:val="20"/>
+      </w:rPr>
+    </w:lvl>
+    <w:lvl w:ilvl="2" w:tentative="1">
+      <w:start w:val="1"/>
+      <w:numFmt w:val="bullet"/>
+      <w:lvlText w:val=""/>
+      <w:lvlJc w:val="left"/>
+      <w:pPr>
+        <w:tabs>
+          <w:tab w:val="num" w:pos="2160"/>
+        </w:tabs>
+        <w:ind w:left="2160" w:hanging="360"/>
+      </w:pPr>
+      <w:rPr>
+        <w:rFonts w:ascii="Wingdings" w:hAnsi="Wingdings" w:hint="default"/>
+        <w:sz w:val="20"/>
+      </w:rPr>
+    </w:lvl>
+    <w:lvl w:ilvl="3" w:tentative="1">
+      <w:start w:val="1"/>
+      <w:numFmt w:val="bullet"/>
+      <w:lvlText w:val=""/>
+      <w:lvlJc w:val="left"/>
+      <w:pPr>
+        <w:tabs>
+          <w:tab w:val="num" w:pos="2880"/>
+        </w:tabs>
+        <w:ind w:left="2880" w:hanging="360"/>
+      </w:pPr>
+      <w:rPr>
+        <w:rFonts w:ascii="Wingdings" w:hAnsi="Wingdings" w:hint="default"/>
+        <w:sz w:val="20"/>
+      </w:rPr>
+    </w:lvl>
+    <w:lvl w:ilvl="4" w:tentative="1">
+      <w:start w:val="1"/>
+      <w:numFmt w:val="bullet"/>
+      <w:lvlText w:val=""/>
+      <w:lvlJc w:val="left"/>
+      <w:pPr>
+        <w:tabs>
+          <w:tab w:val="num" w:pos="3600"/>
+        </w:tabs>
+        <w:ind w:left="3600" w:hanging="360"/>
+      </w:pPr>
+      <w:rPr>
+        <w:rFonts w:ascii="Wingdings" w:hAnsi="Wingdings" w:hint="default"/>
+        <w:sz w:val="20"/>
+      </w:rPr>
+    </w:lvl>
+    <w:lvl w:ilvl="5" w:tentative="1">
+      <w:start w:val="1"/>
+      <w:numFmt w:val="bullet"/>
+      <w:lvlText w:val=""/>
+      <w:lvlJc w:val="left"/>
+      <w:pPr>
+        <w:tabs>
+          <w:tab w:val="num" w:pos="4320"/>
+        </w:tabs>
+        <w:ind w:left="4320" w:hanging="360"/>
+      </w:pPr>
+      <w:rPr>
+        <w:rFonts w:ascii="Wingdings" w:hAnsi="Wingdings" w:hint="default"/>
+        <w:sz w:val="20"/>
+      </w:rPr>
+    </w:lvl>
+    <w:lvl w:ilvl="6" w:tentative="1">
+      <w:start w:val="1"/>
+      <w:numFmt w:val="bullet"/>
+      <w:lvlText w:val=""/>
+      <w:lvlJc w:val="left"/>
+      <w:pPr>
+        <w:tabs>
+          <w:tab w:val="num" w:pos="5040"/>
+        </w:tabs>
+        <w:ind w:left="5040" w:hanging="360"/>
+      </w:pPr>
+      <w:rPr>
+        <w:rFonts w:ascii="Wingdings" w:hAnsi="Wingdings" w:hint="default"/>
+        <w:sz w:val="20"/>
+      </w:rPr>
+    </w:lvl>
+    <w:lvl w:ilvl="7" w:tentative="1">
+      <w:start w:val="1"/>
+      <w:numFmt w:val="bullet"/>
+      <w:lvlText w:val=""/>
+      <w:lvlJc w:val="left"/>
+      <w:pPr>
+        <w:tabs>
+          <w:tab w:val="num" w:pos="5760"/>
+        </w:tabs>
+        <w:ind w:left="5760" w:hanging="360"/>
+      </w:pPr>
+      <w:rPr>
+        <w:rFonts w:ascii="Wingdings" w:hAnsi="Wingdings" w:hint="default"/>
+        <w:sz w:val="20"/>
+      </w:rPr>
+    </w:lvl>
+    <w:lvl w:ilvl="8" w:tentative="1">
+      <w:start w:val="1"/>
+      <w:numFmt w:val="bullet"/>
+      <w:lvlText w:val=""/>
+      <w:lvlJc w:val="left"/>
+      <w:pPr>
+        <w:tabs>
+          <w:tab w:val="num" w:pos="6480"/>
+        </w:tabs>
+        <w:ind w:left="6480" w:hanging="360"/>
+      </w:pPr>
+      <w:rPr>
+        <w:rFonts w:ascii="Wingdings" w:hAnsi="Wingdings" w:hint="default"/>
+        <w:sz w:val="20"/>
+      </w:rPr>
+    </w:lvl>
+  </w:abstractNum>
+  <w:abstractNum w:abstractNumId="10" w15:restartNumberingAfterBreak="0">
+    <w:nsid w:val="67586EF5"/>
+    <w:multiLevelType w:val="hybridMultilevel"/>
+    <w:tmpl w:val="04A22B2A"/>
+    <w:lvl w:ilvl="0" w:tplc="0C0A0001">
+      <w:start w:val="1"/>
+      <w:numFmt w:val="bullet"/>
+      <w:lvlText w:val=""/>
+      <w:lvlJc w:val="left"/>
+      <w:pPr>
+        <w:ind w:left="720" w:hanging="360"/>
+      </w:pPr>
+      <w:rPr>
+        <w:rFonts w:ascii="Symbol" w:hAnsi="Symbol" w:hint="default"/>
+      </w:rPr>
+    </w:lvl>
+    <w:lvl w:ilvl="1" w:tplc="0C0A0003" w:tentative="1">
+      <w:start w:val="1"/>
+      <w:numFmt w:val="bullet"/>
+      <w:lvlText w:val="o"/>
+      <w:lvlJc w:val="left"/>
+      <w:pPr>
+        <w:ind w:left="1440" w:hanging="360"/>
+      </w:pPr>
+      <w:rPr>
+        <w:rFonts w:ascii="Courier New" w:hAnsi="Courier New" w:cs="Courier New" w:hint="default"/>
+      </w:rPr>
+    </w:lvl>
+    <w:lvl w:ilvl="2" w:tplc="0C0A0005" w:tentative="1">
+      <w:start w:val="1"/>
+      <w:numFmt w:val="bullet"/>
+      <w:lvlText w:val=""/>
+      <w:lvlJc w:val="left"/>
+      <w:pPr>
+        <w:ind w:left="2160" w:hanging="360"/>
+      </w:pPr>
+      <w:rPr>
+        <w:rFonts w:ascii="Wingdings" w:hAnsi="Wingdings" w:hint="default"/>
+      </w:rPr>
+    </w:lvl>
+    <w:lvl w:ilvl="3" w:tplc="0C0A0001" w:tentative="1">
+      <w:start w:val="1"/>
+      <w:numFmt w:val="bullet"/>
+      <w:lvlText w:val=""/>
+      <w:lvlJc w:val="left"/>
+      <w:pPr>
+        <w:ind w:left="2880" w:hanging="360"/>
+      </w:pPr>
+      <w:rPr>
+        <w:rFonts w:ascii="Symbol" w:hAnsi="Symbol" w:hint="default"/>
+      </w:rPr>
+    </w:lvl>
+    <w:lvl w:ilvl="4" w:tplc="0C0A0003" w:tentative="1">
+      <w:start w:val="1"/>
+      <w:numFmt w:val="bullet"/>
+      <w:lvlText w:val="o"/>
+      <w:lvlJc w:val="left"/>
+      <w:pPr>
+        <w:ind w:left="3600" w:hanging="360"/>
+      </w:pPr>
+      <w:rPr>
+        <w:rFonts w:ascii="Courier New" w:hAnsi="Courier New" w:cs="Courier New" w:hint="default"/>
+      </w:rPr>
+    </w:lvl>
+    <w:lvl w:ilvl="5" w:tplc="0C0A0005" w:tentative="1">
+      <w:start w:val="1"/>
+      <w:numFmt w:val="bullet"/>
+      <w:lvlText w:val=""/>
+      <w:lvlJc w:val="left"/>
+      <w:pPr>
+        <w:ind w:left="4320" w:hanging="360"/>
+      </w:pPr>
+      <w:rPr>
+        <w:rFonts w:ascii="Wingdings" w:hAnsi="Wingdings" w:hint="default"/>
+      </w:rPr>
+    </w:lvl>
+    <w:lvl w:ilvl="6" w:tplc="0C0A0001" w:tentative="1">
+      <w:start w:val="1"/>
+      <w:numFmt w:val="bullet"/>
+      <w:lvlText w:val=""/>
+      <w:lvlJc w:val="left"/>
+      <w:pPr>
+        <w:ind w:left="5040" w:hanging="360"/>
+      </w:pPr>
+      <w:rPr>
+        <w:rFonts w:ascii="Symbol" w:hAnsi="Symbol" w:hint="default"/>
+      </w:rPr>
+    </w:lvl>
+    <w:lvl w:ilvl="7" w:tplc="0C0A0003" w:tentative="1">
+      <w:start w:val="1"/>
+      <w:numFmt w:val="bullet"/>
+      <w:lvlText w:val="o"/>
+      <w:lvlJc w:val="left"/>
+      <w:pPr>
+        <w:ind w:left="5760" w:hanging="360"/>
+      </w:pPr>
+      <w:rPr>
+        <w:rFonts w:ascii="Courier New" w:hAnsi="Courier New" w:cs="Courier New" w:hint="default"/>
+      </w:rPr>
+    </w:lvl>
+    <w:lvl w:ilvl="8" w:tplc="0C0A0005" w:tentative="1">
+      <w:start w:val="1"/>
+      <w:numFmt w:val="bullet"/>
+      <w:lvlText w:val=""/>
+      <w:lvlJc w:val="left"/>
+      <w:pPr>
+        <w:ind w:left="6480" w:hanging="360"/>
+      </w:pPr>
+      <w:rPr>
+        <w:rFonts w:ascii="Wingdings" w:hAnsi="Wingdings" w:hint="default"/>
+      </w:rPr>
+    </w:lvl>
+  </w:abstractNum>
+  <w:abstractNum w:abstractNumId="11" w15:restartNumberingAfterBreak="0">
     <w:nsid w:val="6A017403"/>
     <w:multiLevelType w:val="multilevel"/>
     <w:tmpl w:val="C6789AC4"/>
@@ -3246,7 +4665,7 @@
       </w:rPr>
     </w:lvl>
   </w:abstractNum>
-  <w:abstractNum w:abstractNumId="5" w15:restartNumberingAfterBreak="0">
+  <w:abstractNum w:abstractNumId="12" w15:restartNumberingAfterBreak="0">
     <w:nsid w:val="6DC02588"/>
     <w:multiLevelType w:val="multilevel"/>
     <w:tmpl w:val="1B0ACA02"/>
@@ -3357,25 +4776,162 @@
         </w:tabs>
         <w:ind w:left="6480" w:hanging="360"/>
       </w:pPr>
+    </w:lvl>
+  </w:abstractNum>
+  <w:abstractNum w:abstractNumId="13" w15:restartNumberingAfterBreak="0">
+    <w:nsid w:val="6E9B7FAD"/>
+    <w:multiLevelType w:val="multilevel"/>
+    <w:tmpl w:val="CDEA2262"/>
+    <w:lvl w:ilvl="0">
+      <w:start w:val="1"/>
+      <w:numFmt w:val="bullet"/>
+      <w:lvlText w:val="●"/>
+      <w:lvlJc w:val="left"/>
+      <w:pPr>
+        <w:ind w:left="720" w:hanging="360"/>
+      </w:pPr>
+      <w:rPr>
+        <w:u w:val="none"/>
+      </w:rPr>
+    </w:lvl>
+    <w:lvl w:ilvl="1">
+      <w:start w:val="1"/>
+      <w:numFmt w:val="bullet"/>
+      <w:lvlText w:val="○"/>
+      <w:lvlJc w:val="left"/>
+      <w:pPr>
+        <w:ind w:left="1440" w:hanging="360"/>
+      </w:pPr>
+      <w:rPr>
+        <w:u w:val="none"/>
+      </w:rPr>
+    </w:lvl>
+    <w:lvl w:ilvl="2">
+      <w:start w:val="1"/>
+      <w:numFmt w:val="bullet"/>
+      <w:lvlText w:val="■"/>
+      <w:lvlJc w:val="left"/>
+      <w:pPr>
+        <w:ind w:left="2160" w:hanging="360"/>
+      </w:pPr>
+      <w:rPr>
+        <w:u w:val="none"/>
+      </w:rPr>
+    </w:lvl>
+    <w:lvl w:ilvl="3">
+      <w:start w:val="1"/>
+      <w:numFmt w:val="bullet"/>
+      <w:lvlText w:val="●"/>
+      <w:lvlJc w:val="left"/>
+      <w:pPr>
+        <w:ind w:left="2880" w:hanging="360"/>
+      </w:pPr>
+      <w:rPr>
+        <w:u w:val="none"/>
+      </w:rPr>
+    </w:lvl>
+    <w:lvl w:ilvl="4">
+      <w:start w:val="1"/>
+      <w:numFmt w:val="bullet"/>
+      <w:lvlText w:val="○"/>
+      <w:lvlJc w:val="left"/>
+      <w:pPr>
+        <w:ind w:left="3600" w:hanging="360"/>
+      </w:pPr>
+      <w:rPr>
+        <w:u w:val="none"/>
+      </w:rPr>
+    </w:lvl>
+    <w:lvl w:ilvl="5">
+      <w:start w:val="1"/>
+      <w:numFmt w:val="bullet"/>
+      <w:lvlText w:val="■"/>
+      <w:lvlJc w:val="left"/>
+      <w:pPr>
+        <w:ind w:left="4320" w:hanging="360"/>
+      </w:pPr>
+      <w:rPr>
+        <w:u w:val="none"/>
+      </w:rPr>
+    </w:lvl>
+    <w:lvl w:ilvl="6">
+      <w:start w:val="1"/>
+      <w:numFmt w:val="bullet"/>
+      <w:lvlText w:val="●"/>
+      <w:lvlJc w:val="left"/>
+      <w:pPr>
+        <w:ind w:left="5040" w:hanging="360"/>
+      </w:pPr>
+      <w:rPr>
+        <w:u w:val="none"/>
+      </w:rPr>
+    </w:lvl>
+    <w:lvl w:ilvl="7">
+      <w:start w:val="1"/>
+      <w:numFmt w:val="bullet"/>
+      <w:lvlText w:val="○"/>
+      <w:lvlJc w:val="left"/>
+      <w:pPr>
+        <w:ind w:left="5760" w:hanging="360"/>
+      </w:pPr>
+      <w:rPr>
+        <w:u w:val="none"/>
+      </w:rPr>
+    </w:lvl>
+    <w:lvl w:ilvl="8">
+      <w:start w:val="1"/>
+      <w:numFmt w:val="bullet"/>
+      <w:lvlText w:val="■"/>
+      <w:lvlJc w:val="left"/>
+      <w:pPr>
+        <w:ind w:left="6480" w:hanging="360"/>
+      </w:pPr>
+      <w:rPr>
+        <w:u w:val="none"/>
+      </w:rPr>
     </w:lvl>
   </w:abstractNum>
   <w:num w:numId="1" w16cid:durableId="863713764">
     <w:abstractNumId w:val="2"/>
   </w:num>
   <w:num w:numId="2" w16cid:durableId="1628002420">
-    <w:abstractNumId w:val="4"/>
+    <w:abstractNumId w:val="11"/>
   </w:num>
   <w:num w:numId="3" w16cid:durableId="389232645">
-    <w:abstractNumId w:val="3"/>
+    <w:abstractNumId w:val="7"/>
   </w:num>
   <w:num w:numId="4" w16cid:durableId="309402040">
-    <w:abstractNumId w:val="5"/>
+    <w:abstractNumId w:val="12"/>
   </w:num>
   <w:num w:numId="5" w16cid:durableId="660736507">
     <w:abstractNumId w:val="1"/>
   </w:num>
   <w:num w:numId="6" w16cid:durableId="522867550">
     <w:abstractNumId w:val="0"/>
+  </w:num>
+  <w:num w:numId="7" w16cid:durableId="108286799">
+    <w:abstractNumId w:val="5"/>
+  </w:num>
+  <w:num w:numId="8" w16cid:durableId="1404764502">
+    <w:abstractNumId w:val="13"/>
+  </w:num>
+  <w:num w:numId="9" w16cid:durableId="1193690311">
+    <w:abstractNumId w:val="4"/>
+  </w:num>
+  <w:num w:numId="10" w16cid:durableId="1925338614">
+    <w:abstractNumId w:val="8"/>
+  </w:num>
+  <w:num w:numId="11" w16cid:durableId="1368219404">
+    <w:abstractNumId w:val="6"/>
+  </w:num>
+  <w:num w:numId="12" w16cid:durableId="1480994165">
+    <w:abstractNumId w:val="3"/>
+  </w:num>
+  <w:num w:numId="13" w16cid:durableId="1647515151">
+    <w:abstractNumId w:val="10"/>
+  </w:num>
+  <w:num w:numId="14" w16cid:durableId="420562529">
+    <w:abstractNumId w:val="9"/>
   </w:num>
 </w:numbering>
 </file>
@@ -3834,10 +5390,31 @@
       <w:szCs w:val="26"/>
     </w:rPr>
   </w:style>
+  <w:style w:type="paragraph" w:styleId="Ttulo3">
+    <w:name w:val="heading 3"/>
+    <w:basedOn w:val="Normal"/>
+    <w:next w:val="Normal"/>
+    <w:link w:val="Ttulo3Car"/>
+    <w:uiPriority w:val="9"/>
+    <w:semiHidden/>
+    <w:unhideWhenUsed/>
+    <w:qFormat/>
+    <w:rsid w:val="00F379A8"/>
+    <w:pPr>
+      <w:keepNext/>
+      <w:keepLines/>
+      <w:spacing w:before="40" w:after="0"/>
+      <w:outlineLvl w:val="2"/>
+    </w:pPr>
+    <w:rPr>
+      <w:rFonts w:asciiTheme="majorHAnsi" w:eastAsiaTheme="majorEastAsia" w:hAnsiTheme="majorHAnsi" w:cstheme="majorBidi"/>
+      <w:color w:val="1F4D78" w:themeColor="accent1" w:themeShade="7F"/>
+      <w:szCs w:val="24"/>
+    </w:rPr>
+  </w:style>
   <w:style w:type="character" w:default="1" w:styleId="Fuentedeprrafopredeter">
     <w:name w:val="Default Paragraph Font"/>
     <w:uiPriority w:val="1"/>
-    <w:semiHidden/>
     <w:unhideWhenUsed/>
   </w:style>
   <w:style w:type="table" w:default="1" w:styleId="Tablanormal">
@@ -4048,6 +5625,21 @@
       <w:ind w:left="720"/>
       <w:contextualSpacing/>
     </w:pPr>
+  </w:style>
+  <w:style w:type="character" w:customStyle="1" w:styleId="Ttulo3Car">
+    <w:name w:val="Título 3 Car"/>
+    <w:basedOn w:val="Fuentedeprrafopredeter"/>
+    <w:link w:val="Ttulo3"/>
+    <w:uiPriority w:val="9"/>
+    <w:semiHidden/>
+    <w:rsid w:val="00F379A8"/>
+    <w:rPr>
+      <w:rFonts w:asciiTheme="majorHAnsi" w:eastAsiaTheme="majorEastAsia" w:hAnsiTheme="majorHAnsi" w:cstheme="majorBidi"/>
+      <w:color w:val="1F4D78" w:themeColor="accent1" w:themeShade="7F"/>
+      <w:sz w:val="24"/>
+      <w:szCs w:val="24"/>
+      <w:lang w:eastAsia="es-ES"/>
+    </w:rPr>
   </w:style>
 </w:styles>
 </file>

--- a/Documentacion/Proyecto/Memoria_proyecto_integrador.docx
+++ b/Documentacion/Proyecto/Memoria_proyecto_integrador.docx
@@ -1476,11 +1476,9 @@
       <w:r>
         <w:t xml:space="preserve"> </w:t>
       </w:r>
-      <w:proofErr w:type="spellStart"/>
-      <w:r>
-        <w:t>Gestion</w:t>
-      </w:r>
-      <w:proofErr w:type="spellEnd"/>
+      <w:r>
+        <w:t>Gestión</w:t>
+      </w:r>
       <w:r>
         <w:t xml:space="preserve">; </w:t>
       </w:r>
@@ -1490,22 +1488,18 @@
       <w:r>
         <w:t xml:space="preserve">; </w:t>
       </w:r>
-      <w:proofErr w:type="spellStart"/>
-      <w:r>
-        <w:t>Planificacion</w:t>
-      </w:r>
-      <w:proofErr w:type="spellEnd"/>
+      <w:r>
+        <w:t>Planificación</w:t>
+      </w:r>
       <w:r>
         <w:t xml:space="preserve">; </w:t>
       </w:r>
       <w:r>
         <w:t xml:space="preserve">Usuario; </w:t>
       </w:r>
-      <w:proofErr w:type="spellStart"/>
-      <w:r>
-        <w:t>Programacion</w:t>
-      </w:r>
-      <w:proofErr w:type="spellEnd"/>
+      <w:r>
+        <w:t>Programación</w:t>
+      </w:r>
       <w:r>
         <w:t>.</w:t>
       </w:r>
@@ -1546,6 +1540,9 @@
       <w:bookmarkEnd w:id="2"/>
     </w:p>
     <w:p>
+      <w:pPr>
+        <w:ind w:firstLine="360"/>
+      </w:pPr>
       <w:r>
         <w:t xml:space="preserve">Edna Moda, diseñadora de ropa de lujo para superhéroes, necesita una herramienta para gestionar las citas en su taller de diseño de manera eficiente. </w:t>
       </w:r>
@@ -2118,6 +2115,9 @@
       <w:bookmarkEnd w:id="5"/>
     </w:p>
     <w:p>
+      <w:pPr>
+        <w:ind w:firstLine="360"/>
+      </w:pPr>
       <w:bookmarkStart w:id="6" w:name="_558c8jk18t4h" w:colFirst="0" w:colLast="0"/>
       <w:bookmarkEnd w:id="6"/>
       <w:r>
@@ -2127,13 +2127,7 @@
         <w:t xml:space="preserve"> elaboración del proyecto</w:t>
       </w:r>
       <w:r>
-        <w:t xml:space="preserve"> abarcó áreas y tecnologías que van desde la parte más práctica, como la programación orientada a </w:t>
-      </w:r>
-      <w:r>
-        <w:t>objetos,</w:t>
-      </w:r>
-      <w:r>
-        <w:t xml:space="preserve"> las bases de datos SQL</w:t>
+        <w:t xml:space="preserve"> abarcó áreas y tecnologías que van desde la parte más práctica, como la programación orientada a objetos, las bases de datos SQL</w:t>
       </w:r>
       <w:r>
         <w:t xml:space="preserve"> y la creación de interfaces graficas</w:t>
@@ -2289,6 +2283,9 @@
       <w:bookmarkEnd w:id="7"/>
     </w:p>
     <w:p>
+      <w:pPr>
+        <w:ind w:firstLine="360"/>
+      </w:pPr>
       <w:r>
         <w:t xml:space="preserve">El inicio del desarrollo del proyecto se dio con la planificación estructural de como queríamos que nuestra aplicación gestionara la lógica de creación, modificación y eliminación de todo lo que involucra el diseño de trajes (citas, clientes, empleados y talleres); para la planificación y aterrizado de todos estos detalles se decidió iniciar por lo mas importante, la base de datos, estableciendo que entidades interactúan en la gestión y como lo hacen, por lo que el primer paso </w:t>
       </w:r>
@@ -2303,6 +2300,9 @@
     </w:p>
     <w:p>
       <w:r>
+        <w:rPr>
+          <w:noProof/>
+        </w:rPr>
         <w:drawing>
           <wp:inline distT="0" distB="0" distL="0" distR="0" wp14:anchorId="355412C0" wp14:editId="765B4F41">
             <wp:extent cx="5759450" cy="3237865"/>
@@ -2350,6 +2350,9 @@
     <w:p/>
     <w:p>
       <w:r>
+        <w:rPr>
+          <w:noProof/>
+        </w:rPr>
         <w:lastRenderedPageBreak/>
         <w:drawing>
           <wp:inline distT="0" distB="0" distL="0" distR="0" wp14:anchorId="0811C2C8" wp14:editId="3BEBC488">
@@ -2411,6 +2414,9 @@
     </w:p>
     <w:p>
       <w:r>
+        <w:rPr>
+          <w:noProof/>
+        </w:rPr>
         <w:lastRenderedPageBreak/>
         <w:drawing>
           <wp:inline distT="0" distB="0" distL="0" distR="0" wp14:anchorId="10767E14" wp14:editId="3852BD81">
@@ -2451,6 +2457,9 @@
     </w:p>
     <w:p>
       <w:r>
+        <w:rPr>
+          <w:noProof/>
+        </w:rPr>
         <w:drawing>
           <wp:inline distT="0" distB="0" distL="0" distR="0" wp14:anchorId="41FA0A4F" wp14:editId="2D76E3A7">
             <wp:extent cx="5759450" cy="3065145"/>
@@ -2491,6 +2500,7 @@
     <w:p/>
     <w:p/>
     <w:p/>
+    <w:p/>
     <w:p>
       <w:pPr>
         <w:pStyle w:val="Ttulo1"/>
@@ -2507,12 +2517,102 @@
       <w:bookmarkEnd w:id="8"/>
     </w:p>
     <w:p>
+      <w:pPr>
+        <w:ind w:firstLine="360"/>
+      </w:pPr>
+      <w:r>
+        <w:t xml:space="preserve">Como metodología para la realización de este proyecto se adoptó el marco de trabajo ágil SCRUM, cuya gestión de proyectos se da mediante cortos ciclos planificados llamados </w:t>
+      </w:r>
+      <w:proofErr w:type="spellStart"/>
+      <w:r>
+        <w:t>sprints</w:t>
+      </w:r>
+      <w:proofErr w:type="spellEnd"/>
+      <w:r>
+        <w:t xml:space="preserve">; para este proyecto en especifico se definieron un total de 4 diferentes </w:t>
+      </w:r>
+      <w:proofErr w:type="spellStart"/>
+      <w:r>
+        <w:t>sprints</w:t>
+      </w:r>
+      <w:proofErr w:type="spellEnd"/>
+      <w:r>
+        <w:t xml:space="preserve"> de 2 semanas de duración</w:t>
+      </w:r>
+      <w:r>
+        <w:t>,</w:t>
+      </w:r>
+      <w:r>
+        <w:t xml:space="preserve"> cada uno abarcan</w:t>
+      </w:r>
+      <w:r>
+        <w:t>do</w:t>
+      </w:r>
+      <w:r>
+        <w:t xml:space="preserve"> la totalidad del desarrollo de la aplicación gestora de citas.</w:t>
+      </w:r>
+    </w:p>
+    <w:p>
+      <w:pPr>
+        <w:pStyle w:val="Prrafodelista"/>
+        <w:numPr>
+          <w:ilvl w:val="0"/>
+          <w:numId w:val="16"/>
+        </w:numPr>
+      </w:pPr>
+      <w:r>
+        <w:t>Primer Sprint: 3 de marzo de 2026 – 16 de marzo de 2026</w:t>
+      </w:r>
+    </w:p>
+    <w:p>
+      <w:pPr>
+        <w:pStyle w:val="Prrafodelista"/>
+        <w:numPr>
+          <w:ilvl w:val="0"/>
+          <w:numId w:val="16"/>
+        </w:numPr>
+      </w:pPr>
+      <w:r>
+        <w:t xml:space="preserve">Segundo Srint: </w:t>
+      </w:r>
+      <w:r>
+        <w:t>17 de marzo de 2026 – 30 de marzo de 2026</w:t>
+      </w:r>
+    </w:p>
+    <w:p>
+      <w:pPr>
+        <w:pStyle w:val="Prrafodelista"/>
+        <w:numPr>
+          <w:ilvl w:val="0"/>
+          <w:numId w:val="16"/>
+        </w:numPr>
+      </w:pPr>
+      <w:r>
+        <w:t>Tercer Sprint: 7 de abril de 2026 – 20 de abril de 2026</w:t>
+      </w:r>
+    </w:p>
+    <w:p>
+      <w:pPr>
+        <w:pStyle w:val="Prrafodelista"/>
+        <w:numPr>
+          <w:ilvl w:val="0"/>
+          <w:numId w:val="16"/>
+        </w:numPr>
+      </w:pPr>
+      <w:r>
+        <w:t>Cuarto Sprint: 21 de abril de 2026 – 4 de mayo de 2026</w:t>
+      </w:r>
+    </w:p>
+    <w:p>
       <w:r>
         <w:t>El primer paso al adoptar la metodología SCRUM fue el definir roles, tareas y plazos para la realización y entrega de cada una de las tareas generadas a lo largo del proyecto. Para modelar esta organización representamos los plazos de cada tarea y cada sprint con la ayuda del diagrama de Gantt; en este diagrama cada tarea es representada con una grafica en el eje vertical, donde se determina su tiempo de duración en un cronograma hacia el eje horizontal.</w:t>
       </w:r>
     </w:p>
     <w:p>
       <w:r>
+        <w:rPr>
+          <w:noProof/>
+        </w:rPr>
         <w:drawing>
           <wp:inline distT="0" distB="0" distL="0" distR="0" wp14:anchorId="0C9E8E53" wp14:editId="2C6BBA92">
             <wp:extent cx="5759450" cy="4427220"/>
@@ -2551,18 +2651,214 @@
       </w:r>
     </w:p>
     <w:p>
+      <w:r>
+        <w:lastRenderedPageBreak/>
+        <w:t>En el diagrama se represento cada sprint con un color</w:t>
+      </w:r>
+      <w:r>
+        <w:t xml:space="preserve"> diferente como ayuda visual a la hora de saber que tareas (graficas en color azul) se desprenden directamente de ese sprint</w:t>
+      </w:r>
+      <w:r>
+        <w:t>.</w:t>
+      </w:r>
+    </w:p>
+    <w:p>
+      <w:pPr>
+        <w:rPr>
+          <w:b/>
+          <w:bCs/>
+        </w:rPr>
+      </w:pPr>
+      <w:r>
+        <w:rPr>
+          <w:b/>
+          <w:bCs/>
+        </w:rPr>
+        <w:t>Primer Sprint: 3 de marzo de 2026 – 16 de marzo de 2026</w:t>
+      </w:r>
+    </w:p>
+    <w:p>
+      <w:r>
+        <w:t>En este periodo se realizó la planificación inicial del proyecto, donde se evaluaron las especificaciones de este y la planificación detallada de los componentes de la aplicación a diseñar, las tareas realizadas en este sprint fueron:</w:t>
+      </w:r>
+    </w:p>
+    <w:p>
+      <w:pPr>
+        <w:pStyle w:val="Prrafodelista"/>
+        <w:numPr>
+          <w:ilvl w:val="0"/>
+          <w:numId w:val="17"/>
+        </w:numPr>
+      </w:pPr>
+      <w:r>
+        <w:t>Creación repositorio en GitHub del proyecto</w:t>
+      </w:r>
+      <w:r>
+        <w:t>.</w:t>
+      </w:r>
+    </w:p>
+    <w:p>
+      <w:pPr>
+        <w:pStyle w:val="Prrafodelista"/>
+        <w:numPr>
+          <w:ilvl w:val="0"/>
+          <w:numId w:val="17"/>
+        </w:numPr>
+      </w:pPr>
+      <w:r>
+        <w:t>Creación de tablero de seguimiento de tareas en Trello.</w:t>
+      </w:r>
+    </w:p>
+    <w:p>
+      <w:pPr>
+        <w:pStyle w:val="Prrafodelista"/>
+        <w:numPr>
+          <w:ilvl w:val="0"/>
+          <w:numId w:val="17"/>
+        </w:numPr>
+      </w:pPr>
+      <w:r>
+        <w:t>Planificación</w:t>
+      </w:r>
+      <w:r>
+        <w:t xml:space="preserve"> detallada de </w:t>
+      </w:r>
+      <w:r>
+        <w:t>los requisitos de la aplicación.</w:t>
+      </w:r>
+    </w:p>
+    <w:p>
+      <w:pPr>
+        <w:pStyle w:val="Prrafodelista"/>
+        <w:numPr>
+          <w:ilvl w:val="0"/>
+          <w:numId w:val="17"/>
+        </w:numPr>
+      </w:pPr>
+      <w:r>
+        <w:t>Creación diagrama Entidad-Relación.</w:t>
+      </w:r>
+    </w:p>
+    <w:p>
+      <w:pPr>
+        <w:pStyle w:val="Prrafodelista"/>
+        <w:numPr>
+          <w:ilvl w:val="0"/>
+          <w:numId w:val="17"/>
+        </w:numPr>
+      </w:pPr>
+      <w:r>
+        <w:t>Inicio de redacción en memoria en los apartados de portada, índice y objetivos.</w:t>
+      </w:r>
+    </w:p>
+    <w:p>
+      <w:pPr>
+        <w:rPr>
+          <w:b/>
+          <w:bCs/>
+        </w:rPr>
+      </w:pPr>
+      <w:r>
+        <w:rPr>
+          <w:b/>
+          <w:bCs/>
+        </w:rPr>
+        <w:t>Segundo Srint: 17 de marzo de 2026 – 30 de marzo de 2026</w:t>
+      </w:r>
+    </w:p>
+    <w:p>
+      <w:r>
+        <w:t>Con las bases del proyecto ya sentadas en el primer sprint, se dio paso a la realización de las tareas que sentaron la base del desarrollo practico de la aplicación gestora de citas, estas tareas fueron:</w:t>
+      </w:r>
+    </w:p>
+    <w:p>
+      <w:pPr>
+        <w:pStyle w:val="Prrafodelista"/>
+        <w:numPr>
+          <w:ilvl w:val="0"/>
+          <w:numId w:val="19"/>
+        </w:numPr>
+      </w:pPr>
+      <w:r>
+        <w:t>Creación del modelo Relacional.</w:t>
+      </w:r>
+    </w:p>
+    <w:p>
+      <w:pPr>
+        <w:pStyle w:val="Prrafodelista"/>
+        <w:numPr>
+          <w:ilvl w:val="0"/>
+          <w:numId w:val="19"/>
+        </w:numPr>
+      </w:pPr>
+      <w:r>
+        <w:t>Creación de la base de datos de la aplicación.</w:t>
+      </w:r>
+    </w:p>
+    <w:p>
+      <w:pPr>
+        <w:pStyle w:val="Prrafodelista"/>
+        <w:numPr>
+          <w:ilvl w:val="0"/>
+          <w:numId w:val="19"/>
+        </w:numPr>
+      </w:pPr>
+      <w:r>
+        <w:t xml:space="preserve">Esquematización del modelo de casos de uso  </w:t>
+      </w:r>
+    </w:p>
+    <w:p>
+      <w:pPr>
+        <w:pStyle w:val="Prrafodelista"/>
+        <w:numPr>
+          <w:ilvl w:val="0"/>
+          <w:numId w:val="18"/>
+        </w:numPr>
+      </w:pPr>
+      <w:r>
+        <w:t>Diseño de la interfaz de las ventanas de la aplicación.</w:t>
+      </w:r>
+    </w:p>
+    <w:p>
+      <w:pPr>
+        <w:pStyle w:val="Prrafodelista"/>
+        <w:numPr>
+          <w:ilvl w:val="0"/>
+          <w:numId w:val="18"/>
+        </w:numPr>
+      </w:pPr>
+      <w:r>
+        <w:t>Diseño del logo y branding empresarial.</w:t>
+      </w:r>
+    </w:p>
+    <w:p>
+      <w:pPr>
+        <w:pStyle w:val="Prrafodelista"/>
+        <w:numPr>
+          <w:ilvl w:val="0"/>
+          <w:numId w:val="18"/>
+        </w:numPr>
+      </w:pPr>
+      <w:r>
+        <w:t>Redacción de apartados en la memoria: Tecnologías utilizadas, Anexo 1 y metodología.</w:t>
+      </w:r>
+    </w:p>
+    <w:p>
+      <w:pPr>
+        <w:pStyle w:val="Prrafodelista"/>
+      </w:pPr>
+      <w:r>
+        <w:t xml:space="preserve"> </w:t>
+      </w:r>
+    </w:p>
+    <w:p>
       <w:pPr>
         <w:rPr>
           <w:u w:val="single"/>
         </w:rPr>
       </w:pPr>
-      <w:r>
-        <w:t>En el diagrama se represento cada sprint con un color</w:t>
-      </w:r>
-      <w:r>
-        <w:t xml:space="preserve"> diferente como ayuda visual a la hora de saber que tareas (graficas en color azul) se desprenden directamente de ese sprint</w:t>
-      </w:r>
-    </w:p>
+    </w:p>
+    <w:p/>
     <w:p>
       <w:pPr>
         <w:rPr>
@@ -2744,13 +3040,7 @@
         <w:t>ecomienda</w:t>
       </w:r>
       <w:r>
-        <w:t xml:space="preserve"> un equipo estándar con capacidad para ejecutar entornos gráficos basados en ventanas y soportar </w:t>
-      </w:r>
-      <w:r>
-        <w:t>el funcionamiento simultáneo</w:t>
-      </w:r>
-      <w:r>
-        <w:t xml:space="preserve"> de los componentes de</w:t>
+        <w:t xml:space="preserve"> un equipo estándar con capacidad para ejecutar entornos gráficos basados en ventanas y soportar el funcionamiento simultáneo de los componentes de</w:t>
       </w:r>
       <w:r>
         <w:t xml:space="preserve"> la </w:t>
@@ -3830,6 +4120,119 @@
     </w:lvl>
   </w:abstractNum>
   <w:abstractNum w:abstractNumId="5" w15:restartNumberingAfterBreak="0">
+    <w:nsid w:val="343759DD"/>
+    <w:multiLevelType w:val="hybridMultilevel"/>
+    <w:tmpl w:val="6E7640BA"/>
+    <w:lvl w:ilvl="0" w:tplc="0C0A0001">
+      <w:start w:val="1"/>
+      <w:numFmt w:val="bullet"/>
+      <w:lvlText w:val=""/>
+      <w:lvlJc w:val="left"/>
+      <w:pPr>
+        <w:ind w:left="720" w:hanging="360"/>
+      </w:pPr>
+      <w:rPr>
+        <w:rFonts w:ascii="Symbol" w:hAnsi="Symbol" w:hint="default"/>
+      </w:rPr>
+    </w:lvl>
+    <w:lvl w:ilvl="1" w:tplc="0C0A0003" w:tentative="1">
+      <w:start w:val="1"/>
+      <w:numFmt w:val="bullet"/>
+      <w:lvlText w:val="o"/>
+      <w:lvlJc w:val="left"/>
+      <w:pPr>
+        <w:ind w:left="1440" w:hanging="360"/>
+      </w:pPr>
+      <w:rPr>
+        <w:rFonts w:ascii="Courier New" w:hAnsi="Courier New" w:cs="Courier New" w:hint="default"/>
+      </w:rPr>
+    </w:lvl>
+    <w:lvl w:ilvl="2" w:tplc="0C0A0005" w:tentative="1">
+      <w:start w:val="1"/>
+      <w:numFmt w:val="bullet"/>
+      <w:lvlText w:val=""/>
+      <w:lvlJc w:val="left"/>
+      <w:pPr>
+        <w:ind w:left="2160" w:hanging="360"/>
+      </w:pPr>
+      <w:rPr>
+        <w:rFonts w:ascii="Wingdings" w:hAnsi="Wingdings" w:hint="default"/>
+      </w:rPr>
+    </w:lvl>
+    <w:lvl w:ilvl="3" w:tplc="0C0A0001" w:tentative="1">
+      <w:start w:val="1"/>
+      <w:numFmt w:val="bullet"/>
+      <w:lvlText w:val=""/>
+      <w:lvlJc w:val="left"/>
+      <w:pPr>
+        <w:ind w:left="2880" w:hanging="360"/>
+      </w:pPr>
+      <w:rPr>
+        <w:rFonts w:ascii="Symbol" w:hAnsi="Symbol" w:hint="default"/>
+      </w:rPr>
+    </w:lvl>
+    <w:lvl w:ilvl="4" w:tplc="0C0A0003" w:tentative="1">
+      <w:start w:val="1"/>
+      <w:numFmt w:val="bullet"/>
+      <w:lvlText w:val="o"/>
+      <w:lvlJc w:val="left"/>
+      <w:pPr>
+        <w:ind w:left="3600" w:hanging="360"/>
+      </w:pPr>
+      <w:rPr>
+        <w:rFonts w:ascii="Courier New" w:hAnsi="Courier New" w:cs="Courier New" w:hint="default"/>
+      </w:rPr>
+    </w:lvl>
+    <w:lvl w:ilvl="5" w:tplc="0C0A0005" w:tentative="1">
+      <w:start w:val="1"/>
+      <w:numFmt w:val="bullet"/>
+      <w:lvlText w:val=""/>
+      <w:lvlJc w:val="left"/>
+      <w:pPr>
+        <w:ind w:left="4320" w:hanging="360"/>
+      </w:pPr>
+      <w:rPr>
+        <w:rFonts w:ascii="Wingdings" w:hAnsi="Wingdings" w:hint="default"/>
+      </w:rPr>
+    </w:lvl>
+    <w:lvl w:ilvl="6" w:tplc="0C0A0001" w:tentative="1">
+      <w:start w:val="1"/>
+      <w:numFmt w:val="bullet"/>
+      <w:lvlText w:val=""/>
+      <w:lvlJc w:val="left"/>
+      <w:pPr>
+        <w:ind w:left="5040" w:hanging="360"/>
+      </w:pPr>
+      <w:rPr>
+        <w:rFonts w:ascii="Symbol" w:hAnsi="Symbol" w:hint="default"/>
+      </w:rPr>
+    </w:lvl>
+    <w:lvl w:ilvl="7" w:tplc="0C0A0003" w:tentative="1">
+      <w:start w:val="1"/>
+      <w:numFmt w:val="bullet"/>
+      <w:lvlText w:val="o"/>
+      <w:lvlJc w:val="left"/>
+      <w:pPr>
+        <w:ind w:left="5760" w:hanging="360"/>
+      </w:pPr>
+      <w:rPr>
+        <w:rFonts w:ascii="Courier New" w:hAnsi="Courier New" w:cs="Courier New" w:hint="default"/>
+      </w:rPr>
+    </w:lvl>
+    <w:lvl w:ilvl="8" w:tplc="0C0A0005" w:tentative="1">
+      <w:start w:val="1"/>
+      <w:numFmt w:val="bullet"/>
+      <w:lvlText w:val=""/>
+      <w:lvlJc w:val="left"/>
+      <w:pPr>
+        <w:ind w:left="6480" w:hanging="360"/>
+      </w:pPr>
+      <w:rPr>
+        <w:rFonts w:ascii="Wingdings" w:hAnsi="Wingdings" w:hint="default"/>
+      </w:rPr>
+    </w:lvl>
+  </w:abstractNum>
+  <w:abstractNum w:abstractNumId="6" w15:restartNumberingAfterBreak="0">
     <w:nsid w:val="3B2A048C"/>
     <w:multiLevelType w:val="multilevel"/>
     <w:tmpl w:val="559A8E84"/>
@@ -3942,7 +4345,120 @@
       </w:rPr>
     </w:lvl>
   </w:abstractNum>
-  <w:abstractNum w:abstractNumId="6" w15:restartNumberingAfterBreak="0">
+  <w:abstractNum w:abstractNumId="7" w15:restartNumberingAfterBreak="0">
+    <w:nsid w:val="3FAA1864"/>
+    <w:multiLevelType w:val="hybridMultilevel"/>
+    <w:tmpl w:val="B832ED34"/>
+    <w:lvl w:ilvl="0" w:tplc="0C0A0001">
+      <w:start w:val="1"/>
+      <w:numFmt w:val="bullet"/>
+      <w:lvlText w:val=""/>
+      <w:lvlJc w:val="left"/>
+      <w:pPr>
+        <w:ind w:left="720" w:hanging="360"/>
+      </w:pPr>
+      <w:rPr>
+        <w:rFonts w:ascii="Symbol" w:hAnsi="Symbol" w:hint="default"/>
+      </w:rPr>
+    </w:lvl>
+    <w:lvl w:ilvl="1" w:tplc="0C0A0003" w:tentative="1">
+      <w:start w:val="1"/>
+      <w:numFmt w:val="bullet"/>
+      <w:lvlText w:val="o"/>
+      <w:lvlJc w:val="left"/>
+      <w:pPr>
+        <w:ind w:left="1440" w:hanging="360"/>
+      </w:pPr>
+      <w:rPr>
+        <w:rFonts w:ascii="Courier New" w:hAnsi="Courier New" w:cs="Courier New" w:hint="default"/>
+      </w:rPr>
+    </w:lvl>
+    <w:lvl w:ilvl="2" w:tplc="0C0A0005" w:tentative="1">
+      <w:start w:val="1"/>
+      <w:numFmt w:val="bullet"/>
+      <w:lvlText w:val=""/>
+      <w:lvlJc w:val="left"/>
+      <w:pPr>
+        <w:ind w:left="2160" w:hanging="360"/>
+      </w:pPr>
+      <w:rPr>
+        <w:rFonts w:ascii="Wingdings" w:hAnsi="Wingdings" w:hint="default"/>
+      </w:rPr>
+    </w:lvl>
+    <w:lvl w:ilvl="3" w:tplc="0C0A0001" w:tentative="1">
+      <w:start w:val="1"/>
+      <w:numFmt w:val="bullet"/>
+      <w:lvlText w:val=""/>
+      <w:lvlJc w:val="left"/>
+      <w:pPr>
+        <w:ind w:left="2880" w:hanging="360"/>
+      </w:pPr>
+      <w:rPr>
+        <w:rFonts w:ascii="Symbol" w:hAnsi="Symbol" w:hint="default"/>
+      </w:rPr>
+    </w:lvl>
+    <w:lvl w:ilvl="4" w:tplc="0C0A0003" w:tentative="1">
+      <w:start w:val="1"/>
+      <w:numFmt w:val="bullet"/>
+      <w:lvlText w:val="o"/>
+      <w:lvlJc w:val="left"/>
+      <w:pPr>
+        <w:ind w:left="3600" w:hanging="360"/>
+      </w:pPr>
+      <w:rPr>
+        <w:rFonts w:ascii="Courier New" w:hAnsi="Courier New" w:cs="Courier New" w:hint="default"/>
+      </w:rPr>
+    </w:lvl>
+    <w:lvl w:ilvl="5" w:tplc="0C0A0005" w:tentative="1">
+      <w:start w:val="1"/>
+      <w:numFmt w:val="bullet"/>
+      <w:lvlText w:val=""/>
+      <w:lvlJc w:val="left"/>
+      <w:pPr>
+        <w:ind w:left="4320" w:hanging="360"/>
+      </w:pPr>
+      <w:rPr>
+        <w:rFonts w:ascii="Wingdings" w:hAnsi="Wingdings" w:hint="default"/>
+      </w:rPr>
+    </w:lvl>
+    <w:lvl w:ilvl="6" w:tplc="0C0A0001" w:tentative="1">
+      <w:start w:val="1"/>
+      <w:numFmt w:val="bullet"/>
+      <w:lvlText w:val=""/>
+      <w:lvlJc w:val="left"/>
+      <w:pPr>
+        <w:ind w:left="5040" w:hanging="360"/>
+      </w:pPr>
+      <w:rPr>
+        <w:rFonts w:ascii="Symbol" w:hAnsi="Symbol" w:hint="default"/>
+      </w:rPr>
+    </w:lvl>
+    <w:lvl w:ilvl="7" w:tplc="0C0A0003" w:tentative="1">
+      <w:start w:val="1"/>
+      <w:numFmt w:val="bullet"/>
+      <w:lvlText w:val="o"/>
+      <w:lvlJc w:val="left"/>
+      <w:pPr>
+        <w:ind w:left="5760" w:hanging="360"/>
+      </w:pPr>
+      <w:rPr>
+        <w:rFonts w:ascii="Courier New" w:hAnsi="Courier New" w:cs="Courier New" w:hint="default"/>
+      </w:rPr>
+    </w:lvl>
+    <w:lvl w:ilvl="8" w:tplc="0C0A0005" w:tentative="1">
+      <w:start w:val="1"/>
+      <w:numFmt w:val="bullet"/>
+      <w:lvlText w:val=""/>
+      <w:lvlJc w:val="left"/>
+      <w:pPr>
+        <w:ind w:left="6480" w:hanging="360"/>
+      </w:pPr>
+      <w:rPr>
+        <w:rFonts w:ascii="Wingdings" w:hAnsi="Wingdings" w:hint="default"/>
+      </w:rPr>
+    </w:lvl>
+  </w:abstractNum>
+  <w:abstractNum w:abstractNumId="8" w15:restartNumberingAfterBreak="0">
     <w:nsid w:val="48CA2915"/>
     <w:multiLevelType w:val="multilevel"/>
     <w:tmpl w:val="705CFF0A"/>
@@ -4056,7 +4572,7 @@
       </w:rPr>
     </w:lvl>
   </w:abstractNum>
-  <w:abstractNum w:abstractNumId="7" w15:restartNumberingAfterBreak="0">
+  <w:abstractNum w:abstractNumId="9" w15:restartNumberingAfterBreak="0">
     <w:nsid w:val="4BA54E9E"/>
     <w:multiLevelType w:val="multilevel"/>
     <w:tmpl w:val="AD869448"/>
@@ -4169,7 +4685,206 @@
       </w:pPr>
     </w:lvl>
   </w:abstractNum>
-  <w:abstractNum w:abstractNumId="8" w15:restartNumberingAfterBreak="0">
+  <w:abstractNum w:abstractNumId="10" w15:restartNumberingAfterBreak="0">
+    <w:nsid w:val="4BE7178D"/>
+    <w:multiLevelType w:val="hybridMultilevel"/>
+    <w:tmpl w:val="4612A626"/>
+    <w:lvl w:ilvl="0" w:tplc="0C0A000F">
+      <w:start w:val="1"/>
+      <w:numFmt w:val="decimal"/>
+      <w:lvlText w:val="%1."/>
+      <w:lvlJc w:val="left"/>
+      <w:pPr>
+        <w:ind w:left="720" w:hanging="360"/>
+      </w:pPr>
+    </w:lvl>
+    <w:lvl w:ilvl="1" w:tplc="0C0A0019" w:tentative="1">
+      <w:start w:val="1"/>
+      <w:numFmt w:val="lowerLetter"/>
+      <w:lvlText w:val="%2."/>
+      <w:lvlJc w:val="left"/>
+      <w:pPr>
+        <w:ind w:left="1440" w:hanging="360"/>
+      </w:pPr>
+    </w:lvl>
+    <w:lvl w:ilvl="2" w:tplc="0C0A001B" w:tentative="1">
+      <w:start w:val="1"/>
+      <w:numFmt w:val="lowerRoman"/>
+      <w:lvlText w:val="%3."/>
+      <w:lvlJc w:val="right"/>
+      <w:pPr>
+        <w:ind w:left="2160" w:hanging="180"/>
+      </w:pPr>
+    </w:lvl>
+    <w:lvl w:ilvl="3" w:tplc="0C0A000F" w:tentative="1">
+      <w:start w:val="1"/>
+      <w:numFmt w:val="decimal"/>
+      <w:lvlText w:val="%4."/>
+      <w:lvlJc w:val="left"/>
+      <w:pPr>
+        <w:ind w:left="2880" w:hanging="360"/>
+      </w:pPr>
+    </w:lvl>
+    <w:lvl w:ilvl="4" w:tplc="0C0A0019" w:tentative="1">
+      <w:start w:val="1"/>
+      <w:numFmt w:val="lowerLetter"/>
+      <w:lvlText w:val="%5."/>
+      <w:lvlJc w:val="left"/>
+      <w:pPr>
+        <w:ind w:left="3600" w:hanging="360"/>
+      </w:pPr>
+    </w:lvl>
+    <w:lvl w:ilvl="5" w:tplc="0C0A001B" w:tentative="1">
+      <w:start w:val="1"/>
+      <w:numFmt w:val="lowerRoman"/>
+      <w:lvlText w:val="%6."/>
+      <w:lvlJc w:val="right"/>
+      <w:pPr>
+        <w:ind w:left="4320" w:hanging="180"/>
+      </w:pPr>
+    </w:lvl>
+    <w:lvl w:ilvl="6" w:tplc="0C0A000F" w:tentative="1">
+      <w:start w:val="1"/>
+      <w:numFmt w:val="decimal"/>
+      <w:lvlText w:val="%7."/>
+      <w:lvlJc w:val="left"/>
+      <w:pPr>
+        <w:ind w:left="5040" w:hanging="360"/>
+      </w:pPr>
+    </w:lvl>
+    <w:lvl w:ilvl="7" w:tplc="0C0A0019" w:tentative="1">
+      <w:start w:val="1"/>
+      <w:numFmt w:val="lowerLetter"/>
+      <w:lvlText w:val="%8."/>
+      <w:lvlJc w:val="left"/>
+      <w:pPr>
+        <w:ind w:left="5760" w:hanging="360"/>
+      </w:pPr>
+    </w:lvl>
+    <w:lvl w:ilvl="8" w:tplc="0C0A001B" w:tentative="1">
+      <w:start w:val="1"/>
+      <w:numFmt w:val="lowerRoman"/>
+      <w:lvlText w:val="%9."/>
+      <w:lvlJc w:val="right"/>
+      <w:pPr>
+        <w:ind w:left="6480" w:hanging="180"/>
+      </w:pPr>
+    </w:lvl>
+  </w:abstractNum>
+  <w:abstractNum w:abstractNumId="11" w15:restartNumberingAfterBreak="0">
+    <w:nsid w:val="53F0542C"/>
+    <w:multiLevelType w:val="hybridMultilevel"/>
+    <w:tmpl w:val="CCF20862"/>
+    <w:lvl w:ilvl="0" w:tplc="0C0A0001">
+      <w:start w:val="1"/>
+      <w:numFmt w:val="bullet"/>
+      <w:lvlText w:val=""/>
+      <w:lvlJc w:val="left"/>
+      <w:pPr>
+        <w:ind w:left="720" w:hanging="360"/>
+      </w:pPr>
+      <w:rPr>
+        <w:rFonts w:ascii="Symbol" w:hAnsi="Symbol" w:hint="default"/>
+      </w:rPr>
+    </w:lvl>
+    <w:lvl w:ilvl="1" w:tplc="0C0A0003" w:tentative="1">
+      <w:start w:val="1"/>
+      <w:numFmt w:val="bullet"/>
+      <w:lvlText w:val="o"/>
+      <w:lvlJc w:val="left"/>
+      <w:pPr>
+        <w:ind w:left="1440" w:hanging="360"/>
+      </w:pPr>
+      <w:rPr>
+        <w:rFonts w:ascii="Courier New" w:hAnsi="Courier New" w:cs="Courier New" w:hint="default"/>
+      </w:rPr>
+    </w:lvl>
+    <w:lvl w:ilvl="2" w:tplc="0C0A0005" w:tentative="1">
+      <w:start w:val="1"/>
+      <w:numFmt w:val="bullet"/>
+      <w:lvlText w:val=""/>
+      <w:lvlJc w:val="left"/>
+      <w:pPr>
+        <w:ind w:left="2160" w:hanging="360"/>
+      </w:pPr>
+      <w:rPr>
+        <w:rFonts w:ascii="Wingdings" w:hAnsi="Wingdings" w:hint="default"/>
+      </w:rPr>
+    </w:lvl>
+    <w:lvl w:ilvl="3" w:tplc="0C0A0001" w:tentative="1">
+      <w:start w:val="1"/>
+      <w:numFmt w:val="bullet"/>
+      <w:lvlText w:val=""/>
+      <w:lvlJc w:val="left"/>
+      <w:pPr>
+        <w:ind w:left="2880" w:hanging="360"/>
+      </w:pPr>
+      <w:rPr>
+        <w:rFonts w:ascii="Symbol" w:hAnsi="Symbol" w:hint="default"/>
+      </w:rPr>
+    </w:lvl>
+    <w:lvl w:ilvl="4" w:tplc="0C0A0003" w:tentative="1">
+      <w:start w:val="1"/>
+      <w:numFmt w:val="bullet"/>
+      <w:lvlText w:val="o"/>
+      <w:lvlJc w:val="left"/>
+      <w:pPr>
+        <w:ind w:left="3600" w:hanging="360"/>
+      </w:pPr>
+      <w:rPr>
+        <w:rFonts w:ascii="Courier New" w:hAnsi="Courier New" w:cs="Courier New" w:hint="default"/>
+      </w:rPr>
+    </w:lvl>
+    <w:lvl w:ilvl="5" w:tplc="0C0A0005" w:tentative="1">
+      <w:start w:val="1"/>
+      <w:numFmt w:val="bullet"/>
+      <w:lvlText w:val=""/>
+      <w:lvlJc w:val="left"/>
+      <w:pPr>
+        <w:ind w:left="4320" w:hanging="360"/>
+      </w:pPr>
+      <w:rPr>
+        <w:rFonts w:ascii="Wingdings" w:hAnsi="Wingdings" w:hint="default"/>
+      </w:rPr>
+    </w:lvl>
+    <w:lvl w:ilvl="6" w:tplc="0C0A0001" w:tentative="1">
+      <w:start w:val="1"/>
+      <w:numFmt w:val="bullet"/>
+      <w:lvlText w:val=""/>
+      <w:lvlJc w:val="left"/>
+      <w:pPr>
+        <w:ind w:left="5040" w:hanging="360"/>
+      </w:pPr>
+      <w:rPr>
+        <w:rFonts w:ascii="Symbol" w:hAnsi="Symbol" w:hint="default"/>
+      </w:rPr>
+    </w:lvl>
+    <w:lvl w:ilvl="7" w:tplc="0C0A0003" w:tentative="1">
+      <w:start w:val="1"/>
+      <w:numFmt w:val="bullet"/>
+      <w:lvlText w:val="o"/>
+      <w:lvlJc w:val="left"/>
+      <w:pPr>
+        <w:ind w:left="5760" w:hanging="360"/>
+      </w:pPr>
+      <w:rPr>
+        <w:rFonts w:ascii="Courier New" w:hAnsi="Courier New" w:cs="Courier New" w:hint="default"/>
+      </w:rPr>
+    </w:lvl>
+    <w:lvl w:ilvl="8" w:tplc="0C0A0005" w:tentative="1">
+      <w:start w:val="1"/>
+      <w:numFmt w:val="bullet"/>
+      <w:lvlText w:val=""/>
+      <w:lvlJc w:val="left"/>
+      <w:pPr>
+        <w:ind w:left="6480" w:hanging="360"/>
+      </w:pPr>
+      <w:rPr>
+        <w:rFonts w:ascii="Wingdings" w:hAnsi="Wingdings" w:hint="default"/>
+      </w:rPr>
+    </w:lvl>
+  </w:abstractNum>
+  <w:abstractNum w:abstractNumId="12" w15:restartNumberingAfterBreak="0">
     <w:nsid w:val="54A50B1C"/>
     <w:multiLevelType w:val="multilevel"/>
     <w:tmpl w:val="C270BDB2"/>
@@ -4282,7 +4997,7 @@
       </w:rPr>
     </w:lvl>
   </w:abstractNum>
-  <w:abstractNum w:abstractNumId="9" w15:restartNumberingAfterBreak="0">
+  <w:abstractNum w:abstractNumId="13" w15:restartNumberingAfterBreak="0">
     <w:nsid w:val="58F321A0"/>
     <w:multiLevelType w:val="multilevel"/>
     <w:tmpl w:val="7B9EDB78"/>
@@ -4431,7 +5146,7 @@
       </w:rPr>
     </w:lvl>
   </w:abstractNum>
-  <w:abstractNum w:abstractNumId="10" w15:restartNumberingAfterBreak="0">
+  <w:abstractNum w:abstractNumId="14" w15:restartNumberingAfterBreak="0">
     <w:nsid w:val="67586EF5"/>
     <w:multiLevelType w:val="hybridMultilevel"/>
     <w:tmpl w:val="04A22B2A"/>
@@ -4544,7 +5259,7 @@
       </w:rPr>
     </w:lvl>
   </w:abstractNum>
-  <w:abstractNum w:abstractNumId="11" w15:restartNumberingAfterBreak="0">
+  <w:abstractNum w:abstractNumId="15" w15:restartNumberingAfterBreak="0">
     <w:nsid w:val="6A017403"/>
     <w:multiLevelType w:val="multilevel"/>
     <w:tmpl w:val="C6789AC4"/>
@@ -4665,7 +5380,7 @@
       </w:rPr>
     </w:lvl>
   </w:abstractNum>
-  <w:abstractNum w:abstractNumId="12" w15:restartNumberingAfterBreak="0">
+  <w:abstractNum w:abstractNumId="16" w15:restartNumberingAfterBreak="0">
     <w:nsid w:val="6DC02588"/>
     <w:multiLevelType w:val="multilevel"/>
     <w:tmpl w:val="1B0ACA02"/>
@@ -4778,7 +5493,7 @@
       </w:pPr>
     </w:lvl>
   </w:abstractNum>
-  <w:abstractNum w:abstractNumId="13" w15:restartNumberingAfterBreak="0">
+  <w:abstractNum w:abstractNumId="17" w15:restartNumberingAfterBreak="0">
     <w:nsid w:val="6E9B7FAD"/>
     <w:multiLevelType w:val="multilevel"/>
     <w:tmpl w:val="CDEA2262"/>
@@ -4888,6 +5603,119 @@
       </w:pPr>
       <w:rPr>
         <w:u w:val="none"/>
+      </w:rPr>
+    </w:lvl>
+  </w:abstractNum>
+  <w:abstractNum w:abstractNumId="18" w15:restartNumberingAfterBreak="0">
+    <w:nsid w:val="702500F5"/>
+    <w:multiLevelType w:val="hybridMultilevel"/>
+    <w:tmpl w:val="BE901B0E"/>
+    <w:lvl w:ilvl="0" w:tplc="0C0A0001">
+      <w:start w:val="1"/>
+      <w:numFmt w:val="bullet"/>
+      <w:lvlText w:val=""/>
+      <w:lvlJc w:val="left"/>
+      <w:pPr>
+        <w:ind w:left="720" w:hanging="360"/>
+      </w:pPr>
+      <w:rPr>
+        <w:rFonts w:ascii="Symbol" w:hAnsi="Symbol" w:hint="default"/>
+      </w:rPr>
+    </w:lvl>
+    <w:lvl w:ilvl="1" w:tplc="0C0A0003" w:tentative="1">
+      <w:start w:val="1"/>
+      <w:numFmt w:val="bullet"/>
+      <w:lvlText w:val="o"/>
+      <w:lvlJc w:val="left"/>
+      <w:pPr>
+        <w:ind w:left="1440" w:hanging="360"/>
+      </w:pPr>
+      <w:rPr>
+        <w:rFonts w:ascii="Courier New" w:hAnsi="Courier New" w:cs="Courier New" w:hint="default"/>
+      </w:rPr>
+    </w:lvl>
+    <w:lvl w:ilvl="2" w:tplc="0C0A0005" w:tentative="1">
+      <w:start w:val="1"/>
+      <w:numFmt w:val="bullet"/>
+      <w:lvlText w:val=""/>
+      <w:lvlJc w:val="left"/>
+      <w:pPr>
+        <w:ind w:left="2160" w:hanging="360"/>
+      </w:pPr>
+      <w:rPr>
+        <w:rFonts w:ascii="Wingdings" w:hAnsi="Wingdings" w:hint="default"/>
+      </w:rPr>
+    </w:lvl>
+    <w:lvl w:ilvl="3" w:tplc="0C0A0001" w:tentative="1">
+      <w:start w:val="1"/>
+      <w:numFmt w:val="bullet"/>
+      <w:lvlText w:val=""/>
+      <w:lvlJc w:val="left"/>
+      <w:pPr>
+        <w:ind w:left="2880" w:hanging="360"/>
+      </w:pPr>
+      <w:rPr>
+        <w:rFonts w:ascii="Symbol" w:hAnsi="Symbol" w:hint="default"/>
+      </w:rPr>
+    </w:lvl>
+    <w:lvl w:ilvl="4" w:tplc="0C0A0003" w:tentative="1">
+      <w:start w:val="1"/>
+      <w:numFmt w:val="bullet"/>
+      <w:lvlText w:val="o"/>
+      <w:lvlJc w:val="left"/>
+      <w:pPr>
+        <w:ind w:left="3600" w:hanging="360"/>
+      </w:pPr>
+      <w:rPr>
+        <w:rFonts w:ascii="Courier New" w:hAnsi="Courier New" w:cs="Courier New" w:hint="default"/>
+      </w:rPr>
+    </w:lvl>
+    <w:lvl w:ilvl="5" w:tplc="0C0A0005" w:tentative="1">
+      <w:start w:val="1"/>
+      <w:numFmt w:val="bullet"/>
+      <w:lvlText w:val=""/>
+      <w:lvlJc w:val="left"/>
+      <w:pPr>
+        <w:ind w:left="4320" w:hanging="360"/>
+      </w:pPr>
+      <w:rPr>
+        <w:rFonts w:ascii="Wingdings" w:hAnsi="Wingdings" w:hint="default"/>
+      </w:rPr>
+    </w:lvl>
+    <w:lvl w:ilvl="6" w:tplc="0C0A0001" w:tentative="1">
+      <w:start w:val="1"/>
+      <w:numFmt w:val="bullet"/>
+      <w:lvlText w:val=""/>
+      <w:lvlJc w:val="left"/>
+      <w:pPr>
+        <w:ind w:left="5040" w:hanging="360"/>
+      </w:pPr>
+      <w:rPr>
+        <w:rFonts w:ascii="Symbol" w:hAnsi="Symbol" w:hint="default"/>
+      </w:rPr>
+    </w:lvl>
+    <w:lvl w:ilvl="7" w:tplc="0C0A0003" w:tentative="1">
+      <w:start w:val="1"/>
+      <w:numFmt w:val="bullet"/>
+      <w:lvlText w:val="o"/>
+      <w:lvlJc w:val="left"/>
+      <w:pPr>
+        <w:ind w:left="5760" w:hanging="360"/>
+      </w:pPr>
+      <w:rPr>
+        <w:rFonts w:ascii="Courier New" w:hAnsi="Courier New" w:cs="Courier New" w:hint="default"/>
+      </w:rPr>
+    </w:lvl>
+    <w:lvl w:ilvl="8" w:tplc="0C0A0005" w:tentative="1">
+      <w:start w:val="1"/>
+      <w:numFmt w:val="bullet"/>
+      <w:lvlText w:val=""/>
+      <w:lvlJc w:val="left"/>
+      <w:pPr>
+        <w:ind w:left="6480" w:hanging="360"/>
+      </w:pPr>
+      <w:rPr>
+        <w:rFonts w:ascii="Wingdings" w:hAnsi="Wingdings" w:hint="default"/>
       </w:rPr>
     </w:lvl>
   </w:abstractNum>
@@ -4895,13 +5723,13 @@
     <w:abstractNumId w:val="2"/>
   </w:num>
   <w:num w:numId="2" w16cid:durableId="1628002420">
-    <w:abstractNumId w:val="11"/>
+    <w:abstractNumId w:val="15"/>
   </w:num>
   <w:num w:numId="3" w16cid:durableId="389232645">
-    <w:abstractNumId w:val="7"/>
+    <w:abstractNumId w:val="9"/>
   </w:num>
   <w:num w:numId="4" w16cid:durableId="309402040">
-    <w:abstractNumId w:val="12"/>
+    <w:abstractNumId w:val="16"/>
   </w:num>
   <w:num w:numId="5" w16cid:durableId="660736507">
     <w:abstractNumId w:val="1"/>
@@ -4910,28 +5738,43 @@
     <w:abstractNumId w:val="0"/>
   </w:num>
   <w:num w:numId="7" w16cid:durableId="108286799">
-    <w:abstractNumId w:val="5"/>
+    <w:abstractNumId w:val="6"/>
   </w:num>
   <w:num w:numId="8" w16cid:durableId="1404764502">
-    <w:abstractNumId w:val="13"/>
+    <w:abstractNumId w:val="17"/>
   </w:num>
   <w:num w:numId="9" w16cid:durableId="1193690311">
     <w:abstractNumId w:val="4"/>
   </w:num>
   <w:num w:numId="10" w16cid:durableId="1925338614">
-    <w:abstractNumId w:val="8"/>
+    <w:abstractNumId w:val="12"/>
   </w:num>
   <w:num w:numId="11" w16cid:durableId="1368219404">
-    <w:abstractNumId w:val="6"/>
+    <w:abstractNumId w:val="8"/>
   </w:num>
   <w:num w:numId="12" w16cid:durableId="1480994165">
     <w:abstractNumId w:val="3"/>
   </w:num>
   <w:num w:numId="13" w16cid:durableId="1647515151">
+    <w:abstractNumId w:val="14"/>
+  </w:num>
+  <w:num w:numId="14" w16cid:durableId="420562529">
+    <w:abstractNumId w:val="13"/>
+  </w:num>
+  <w:num w:numId="15" w16cid:durableId="957487300">
     <w:abstractNumId w:val="10"/>
   </w:num>
-  <w:num w:numId="14" w16cid:durableId="420562529">
-    <w:abstractNumId w:val="9"/>
+  <w:num w:numId="16" w16cid:durableId="574323272">
+    <w:abstractNumId w:val="18"/>
+  </w:num>
+  <w:num w:numId="17" w16cid:durableId="203175040">
+    <w:abstractNumId w:val="7"/>
+  </w:num>
+  <w:num w:numId="18" w16cid:durableId="1104497162">
+    <w:abstractNumId w:val="5"/>
+  </w:num>
+  <w:num w:numId="19" w16cid:durableId="548613328">
+    <w:abstractNumId w:val="11"/>
   </w:num>
 </w:numbering>
 </file>
@@ -5415,6 +6258,7 @@
   <w:style w:type="character" w:default="1" w:styleId="Fuentedeprrafopredeter">
     <w:name w:val="Default Paragraph Font"/>
     <w:uiPriority w:val="1"/>
+    <w:semiHidden/>
     <w:unhideWhenUsed/>
   </w:style>
   <w:style w:type="table" w:default="1" w:styleId="Tablanormal">

--- a/Documentacion/Proyecto/Memoria_proyecto_integrador.docx
+++ b/Documentacion/Proyecto/Memoria_proyecto_integrador.docx
@@ -3258,6 +3258,9 @@
     <w:p>
       <w:pPr>
         <w:pStyle w:val="Ttulo1"/>
+        <w:rPr>
+          <w:sz w:val="24"/>
+        </w:rPr>
       </w:pPr>
       <w:bookmarkStart w:id="14" w:name="_Toc224148685"/>
       <w:r>
@@ -3276,9 +3279,142 @@
     </w:p>
     <w:p>
       <w:r>
-        <w:t>…</w:t>
-      </w:r>
-    </w:p>
+        <w:t xml:space="preserve">El inicio del desarrollo de nuestro branding empresarial se remonta a </w:t>
+      </w:r>
+      <w:r>
+        <w:t>una</w:t>
+      </w:r>
+      <w:r>
+        <w:t xml:space="preserve"> lluvia de ideas inicial del nombre que representaría a nuestro producto; nuestra intención principal era transmitir elegancia y posicionamiento de marca “élite”. Paralelo a la búsqueda del nombre buscábamos una </w:t>
+      </w:r>
+      <w:r>
+        <w:t>representación gráfica que fuese sencilla</w:t>
+      </w:r>
+      <w:r>
+        <w:t xml:space="preserve"> </w:t>
+      </w:r>
+      <w:r>
+        <w:t xml:space="preserve">y memorable para los clientes sin contradecir a los valores de elegancia y prestigio que la marca quiere transmitir. </w:t>
+      </w:r>
+    </w:p>
+    <w:p>
+      <w:pPr>
+        <w:jc w:val="center"/>
+      </w:pPr>
+      <w:r>
+        <w:rPr>
+          <w:noProof/>
+        </w:rPr>
+        <w:drawing>
+          <wp:inline distT="0" distB="0" distL="0" distR="0" wp14:anchorId="57DDD20F" wp14:editId="1F15B391">
+            <wp:extent cx="2384279" cy="1775460"/>
+            <wp:effectExtent l="0" t="0" r="0" b="0"/>
+            <wp:docPr id="1361040477" name="Imagen 1"/>
+            <wp:cNvGraphicFramePr>
+              <a:graphicFrameLocks xmlns:a="http://schemas.openxmlformats.org/drawingml/2006/main" noChangeAspect="1"/>
+            </wp:cNvGraphicFramePr>
+            <a:graphic xmlns:a="http://schemas.openxmlformats.org/drawingml/2006/main">
+              <a:graphicData uri="http://schemas.openxmlformats.org/drawingml/2006/picture">
+                <pic:pic xmlns:pic="http://schemas.openxmlformats.org/drawingml/2006/picture">
+                  <pic:nvPicPr>
+                    <pic:cNvPr id="0" name="Picture 1"/>
+                    <pic:cNvPicPr>
+                      <a:picLocks noChangeAspect="1" noChangeArrowheads="1"/>
+                    </pic:cNvPicPr>
+                  </pic:nvPicPr>
+                  <pic:blipFill>
+                    <a:blip r:embed="rId15" cstate="print">
+                      <a:extLst>
+                        <a:ext uri="{28A0092B-C50C-407E-A947-70E740481C1C}">
+                          <a14:useLocalDpi xmlns:a14="http://schemas.microsoft.com/office/drawing/2010/main" val="0"/>
+                        </a:ext>
+                      </a:extLst>
+                    </a:blip>
+                    <a:srcRect/>
+                    <a:stretch>
+                      <a:fillRect/>
+                    </a:stretch>
+                  </pic:blipFill>
+                  <pic:spPr bwMode="auto">
+                    <a:xfrm>
+                      <a:off x="0" y="0"/>
+                      <a:ext cx="2388780" cy="1778812"/>
+                    </a:xfrm>
+                    <a:prstGeom prst="rect">
+                      <a:avLst/>
+                    </a:prstGeom>
+                    <a:noFill/>
+                    <a:ln>
+                      <a:noFill/>
+                    </a:ln>
+                  </pic:spPr>
+                </pic:pic>
+              </a:graphicData>
+            </a:graphic>
+          </wp:inline>
+        </w:drawing>
+      </w:r>
+    </w:p>
+    <w:p/>
+    <w:p>
+      <w:r>
+        <w:t>Después de evaluar la mayoría de las propuestas nos decantamos por el uso del nombre “</w:t>
+      </w:r>
+      <w:proofErr w:type="spellStart"/>
+      <w:r>
+        <w:t>AntiCape</w:t>
+      </w:r>
+      <w:proofErr w:type="spellEnd"/>
+      <w:r>
+        <w:t>-Corp”; la elección de este nombre se basó en dos principios. En primer lugar, la influencia de la política interna de la clienta Edna Moda cuy</w:t>
+      </w:r>
+      <w:r>
+        <w:t>a mayor normativa de diseño es “¡Nada de capas!”.</w:t>
+      </w:r>
+      <w:r>
+        <w:t xml:space="preserve"> No quisimos que esto quedara como un simple eslogan, por lo que planteamos varias ideas que representaran esta icónica referencia a Edna y </w:t>
+      </w:r>
+      <w:proofErr w:type="spellStart"/>
+      <w:r>
+        <w:t>AntiCape</w:t>
+      </w:r>
+      <w:proofErr w:type="spellEnd"/>
+      <w:r>
+        <w:t xml:space="preserve"> cumplía con este rol. Como pauta final para la elección del nombre, pensamos en agregar una abreviatura que sumara peso empresarial </w:t>
+      </w:r>
+      <w:r>
+        <w:t>y estatus comercial a la marca, la alternativa que más concordaba con este planteamiento es la abreviatura a “</w:t>
+      </w:r>
+      <w:proofErr w:type="spellStart"/>
+      <w:r>
+        <w:t>corporation</w:t>
+      </w:r>
+      <w:proofErr w:type="spellEnd"/>
+      <w:r>
+        <w:t>”, es decir, “Corp”.</w:t>
+      </w:r>
+    </w:p>
+    <w:p>
+      <w:r>
+        <w:t>En referencia a la elección del diseño del logo, quisimos que fuese sencillo pero elegante a su vez por lo que nos inspiramos en la tipografía “</w:t>
+      </w:r>
+      <w:proofErr w:type="spellStart"/>
+      <w:r>
+        <w:t>Ribon</w:t>
+      </w:r>
+      <w:proofErr w:type="spellEnd"/>
+      <w:r>
+        <w:t xml:space="preserve"> 131” la cual nos permitió conseguir esta estética. </w:t>
+      </w:r>
+      <w:r>
+        <w:t xml:space="preserve">Evidentemente al tratarse de una empresa enfocada en el diseño de trajes, vimos como una prioridad incorporar un elemento grafico representativo a el universo de la costura; </w:t>
+      </w:r>
+      <w:r>
+        <w:lastRenderedPageBreak/>
+        <w:t>la elección fue clara, una aguja de costura, el elemento por excelencia si nos referimos a el mundo de la moda. (colores) lujo silencioso</w:t>
+      </w:r>
+    </w:p>
+    <w:p/>
     <w:p>
       <w:r>
         <w:t xml:space="preserve">Incluirse </w:t>
@@ -3352,8 +3488,8 @@
     </w:p>
     <w:p/>
     <w:sectPr>
-      <w:headerReference w:type="default" r:id="rId15"/>
-      <w:footerReference w:type="default" r:id="rId16"/>
+      <w:headerReference w:type="default" r:id="rId16"/>
+      <w:footerReference w:type="default" r:id="rId17"/>
       <w:pgSz w:w="11906" w:h="16838"/>
       <w:pgMar w:top="1418" w:right="1418" w:bottom="1418" w:left="1418" w:header="709" w:footer="709" w:gutter="0"/>
       <w:pgNumType w:start="0"/>

--- a/Documentacion/Proyecto/Memoria_proyecto_integrador.docx
+++ b/Documentacion/Proyecto/Memoria_proyecto_integrador.docx
@@ -2099,7 +2099,6 @@
     <w:p/>
     <w:p/>
     <w:p/>
-    <w:p/>
     <w:p>
       <w:pPr>
         <w:pStyle w:val="Ttulo1"/>
@@ -2110,6 +2109,7 @@
       </w:pPr>
       <w:bookmarkStart w:id="5" w:name="_Toc224148677"/>
       <w:r>
+        <w:lastRenderedPageBreak/>
         <w:t>Tecnologías utilizadas</w:t>
       </w:r>
       <w:bookmarkEnd w:id="5"/>
@@ -2238,15 +2238,16 @@
     </w:p>
     <w:p>
       <w:r>
+        <w:t>Online Gantt (Web): Aplicación web utilizada para generar el diagrama de Gantt, facilitando la secuenciación temporal y visual del proyecto.</w:t>
+      </w:r>
+    </w:p>
+    <w:p>
+      <w:r>
         <w:lastRenderedPageBreak/>
-        <w:t>Online Gantt (Web): Aplicación web utilizada para generar el diagrama de Gantt, facilitando la secuenciación temporal y visual del proyecto.</w:t>
-      </w:r>
-    </w:p>
-    <w:p>
-      <w:r>
         <w:t>GitHub: Plataforma de alojamiento para el control de versiones del código fuente y el trabajo colaborativo del equipo</w:t>
       </w:r>
     </w:p>
+    <w:p/>
     <w:p/>
     <w:p/>
     <w:p/>
@@ -2284,8 +2285,85 @@
     </w:p>
     <w:p>
       <w:pPr>
-        <w:ind w:firstLine="360"/>
-      </w:pPr>
+        <w:rPr>
+          <w:rFonts w:eastAsia="Times New Roman"/>
+        </w:rPr>
+      </w:pPr>
+      <w:r>
+        <w:t xml:space="preserve">Para la correcta comprensión del proyecto, se definieron los requisitos completos de la aplicación. La aplicación gestora, desarrollada por </w:t>
+      </w:r>
+      <w:proofErr w:type="spellStart"/>
+      <w:r>
+        <w:t>AntiCape</w:t>
+      </w:r>
+      <w:proofErr w:type="spellEnd"/>
+      <w:r>
+        <w:t xml:space="preserve">-Corp, nace de la necesidad de Edna Moda, diseñadora de </w:t>
+      </w:r>
+      <w:r>
+        <w:t>trajes</w:t>
+      </w:r>
+      <w:r>
+        <w:t xml:space="preserve"> para superhéroes, quien requiere una herramienta para administrar las citas en su</w:t>
+      </w:r>
+      <w:r>
+        <w:t>s</w:t>
+      </w:r>
+      <w:r>
+        <w:t xml:space="preserve"> taller</w:t>
+      </w:r>
+      <w:r>
+        <w:t>es</w:t>
+      </w:r>
+      <w:r>
+        <w:t xml:space="preserve"> de manera eficiente</w:t>
+      </w:r>
+      <w:r>
+        <w:t xml:space="preserve"> entre otras funciones</w:t>
+      </w:r>
+      <w:r>
+        <w:t>.</w:t>
+      </w:r>
+    </w:p>
+    <w:p>
+      <w:r>
+        <w:t xml:space="preserve">La aplicación está orientada exclusivamente a los empleados del taller, los cuales se dividen en </w:t>
+      </w:r>
+      <w:r>
+        <w:t>tres</w:t>
+      </w:r>
+      <w:r>
+        <w:t xml:space="preserve"> categorías: </w:t>
+      </w:r>
+      <w:r>
+        <w:t xml:space="preserve">aprendices, </w:t>
+      </w:r>
+      <w:r>
+        <w:t>oficiales y maestros.</w:t>
+      </w:r>
+      <w:r>
+        <w:t xml:space="preserve"> L</w:t>
+      </w:r>
+      <w:r>
+        <w:t>os aprendices solo pueden visionar las citas</w:t>
+      </w:r>
+      <w:r>
+        <w:t xml:space="preserve">. </w:t>
+      </w:r>
+      <w:r>
+        <w:t>Los oficiales pueden crear nuevas citas y modificar únicamente aquellas que tienen asignadas a su nombre. Los maestros disponen de control total sobre todas las citas, clientes, trajes y talleres, pudiendo realizar cualquier operación de creación, lectura, modificación o eliminación.</w:t>
+      </w:r>
+      <w:r>
+        <w:t xml:space="preserve">  </w:t>
+      </w:r>
+    </w:p>
+    <w:p>
+      <w:r>
+        <w:t>Entre las funcionalidades concretas se contemplan: el registro y modificación de clientes junto con sus trajes; la asignación de citas a talleres en una fecha y hora determinadas; la validación automática de disponibilidad del taller; la comprobación de la categoría del empleado asignado; y la consulta de todas las citas registradas. Todo ello se presenta a través de una interfaz gráfica que adapta las opciones visibles según el rol del empleado autenticado.</w:t>
+      </w:r>
+    </w:p>
+    <w:p/>
+    <w:p>
       <w:r>
         <w:t xml:space="preserve">El inicio del desarrollo del proyecto se dio con la planificación estructural de como queríamos que nuestra aplicación gestionara la lógica de creación, modificación y eliminación de todo lo que involucra el diseño de trajes (citas, clientes, empleados y talleres); para la planificación y aterrizado de todos estos detalles se decidió iniciar por lo mas importante, la base de datos, estableciendo que entidades interactúan en la gestión y como lo hacen, por lo que el primer paso </w:t>
       </w:r>
@@ -2303,6 +2381,7 @@
         <w:rPr>
           <w:noProof/>
         </w:rPr>
+        <w:lastRenderedPageBreak/>
         <w:drawing>
           <wp:inline distT="0" distB="0" distL="0" distR="0" wp14:anchorId="355412C0" wp14:editId="765B4F41">
             <wp:extent cx="5759450" cy="3237865"/>
@@ -2843,6 +2922,124 @@
         <w:t>Redacción de apartados en la memoria: Tecnologías utilizadas, Anexo 1 y metodología.</w:t>
       </w:r>
     </w:p>
+    <w:p/>
+    <w:p>
+      <w:r>
+        <w:t xml:space="preserve">Como parte de la metodología SCRUM, </w:t>
+      </w:r>
+      <w:r>
+        <w:t>se utilizó la herramienta</w:t>
+      </w:r>
+      <w:r>
+        <w:t xml:space="preserve"> </w:t>
+      </w:r>
+      <w:r>
+        <w:t>“</w:t>
+      </w:r>
+      <w:r>
+        <w:t>Trello</w:t>
+      </w:r>
+      <w:r>
+        <w:t>”</w:t>
+      </w:r>
+      <w:r>
+        <w:t xml:space="preserve"> para la planificación y seguimiento de las tareas. Se creó un tablero colaborativo estructurado en las columnas:</w:t>
+      </w:r>
+      <w:r>
+        <w:t xml:space="preserve"> Doing, Done y una por cada sprint a realizar.</w:t>
+      </w:r>
+      <w:r>
+        <w:t xml:space="preserve"> Cada tarea se representó mediante una tarjeta con su </w:t>
+      </w:r>
+      <w:r>
+        <w:t>descripción</w:t>
+      </w:r>
+      <w:r>
+        <w:t xml:space="preserve"> </w:t>
+      </w:r>
+      <w:proofErr w:type="gramStart"/>
+      <w:r>
+        <w:t xml:space="preserve">y  </w:t>
+      </w:r>
+      <w:r>
+        <w:t>área</w:t>
+      </w:r>
+      <w:proofErr w:type="gramEnd"/>
+      <w:r>
+        <w:t xml:space="preserve"> a la que pertenece la tarea</w:t>
+      </w:r>
+      <w:r>
+        <w:t>.</w:t>
+      </w:r>
+    </w:p>
+    <w:p/>
+    <w:p/>
+    <w:p>
+      <w:r>
+        <w:lastRenderedPageBreak/>
+        <w:t xml:space="preserve">La distribución de tareas se realizó al inicio de cada sprint. </w:t>
+      </w:r>
+      <w:r>
+        <w:t>Se</w:t>
+      </w:r>
+      <w:r>
+        <w:t xml:space="preserve"> analizó y asignó cada tarea a uno o </w:t>
+      </w:r>
+      <w:r>
+        <w:t>varios</w:t>
+      </w:r>
+      <w:r>
+        <w:t xml:space="preserve"> miembros según sus habilidades</w:t>
+      </w:r>
+      <w:r>
+        <w:t>.</w:t>
+      </w:r>
+    </w:p>
+    <w:p>
+      <w:r>
+        <w:drawing>
+          <wp:inline distT="0" distB="0" distL="0" distR="0" wp14:anchorId="12DEFF0C" wp14:editId="70AED22B">
+            <wp:extent cx="5759450" cy="2661920"/>
+            <wp:effectExtent l="0" t="0" r="0" b="5080"/>
+            <wp:docPr id="1890921295" name="Imagen 1"/>
+            <wp:cNvGraphicFramePr>
+              <a:graphicFrameLocks xmlns:a="http://schemas.openxmlformats.org/drawingml/2006/main" noChangeAspect="1"/>
+            </wp:cNvGraphicFramePr>
+            <a:graphic xmlns:a="http://schemas.openxmlformats.org/drawingml/2006/main">
+              <a:graphicData uri="http://schemas.openxmlformats.org/drawingml/2006/picture">
+                <pic:pic xmlns:pic="http://schemas.openxmlformats.org/drawingml/2006/picture">
+                  <pic:nvPicPr>
+                    <pic:cNvPr id="1890921295" name=""/>
+                    <pic:cNvPicPr/>
+                  </pic:nvPicPr>
+                  <pic:blipFill>
+                    <a:blip r:embed="rId15"/>
+                    <a:stretch>
+                      <a:fillRect/>
+                    </a:stretch>
+                  </pic:blipFill>
+                  <pic:spPr>
+                    <a:xfrm>
+                      <a:off x="0" y="0"/>
+                      <a:ext cx="5759450" cy="2661920"/>
+                    </a:xfrm>
+                    <a:prstGeom prst="rect">
+                      <a:avLst/>
+                    </a:prstGeom>
+                  </pic:spPr>
+                </pic:pic>
+              </a:graphicData>
+            </a:graphic>
+          </wp:inline>
+        </w:drawing>
+      </w:r>
+    </w:p>
+    <w:p>
+      <w:r>
+        <w:t>De esta manera, Trello permitió al equipo mantener una visión transparente del progreso del proyecto dentro del marco de trabajo ágil SCRUM adoptado.</w:t>
+      </w:r>
+    </w:p>
+    <w:p/>
     <w:p>
       <w:pPr>
         <w:pStyle w:val="Prrafodelista"/>
@@ -2859,6 +3056,34 @@
       </w:pPr>
     </w:p>
     <w:p/>
+    <w:p>
+      <w:pPr>
+        <w:rPr>
+          <w:u w:val="single"/>
+        </w:rPr>
+      </w:pPr>
+    </w:p>
+    <w:p>
+      <w:pPr>
+        <w:rPr>
+          <w:u w:val="single"/>
+        </w:rPr>
+      </w:pPr>
+    </w:p>
+    <w:p>
+      <w:pPr>
+        <w:rPr>
+          <w:u w:val="single"/>
+        </w:rPr>
+      </w:pPr>
+    </w:p>
+    <w:p>
+      <w:pPr>
+        <w:rPr>
+          <w:u w:val="single"/>
+        </w:rPr>
+      </w:pPr>
+    </w:p>
     <w:p>
       <w:pPr>
         <w:rPr>
@@ -3323,7 +3548,7 @@
                     </pic:cNvPicPr>
                   </pic:nvPicPr>
                   <pic:blipFill>
-                    <a:blip r:embed="rId15" cstate="print">
+                    <a:blip r:embed="rId16" cstate="print">
                       <a:extLst>
                         <a:ext uri="{28A0092B-C50C-407E-A947-70E740481C1C}">
                           <a14:useLocalDpi xmlns:a14="http://schemas.microsoft.com/office/drawing/2010/main" val="0"/>
@@ -3395,6 +3620,11 @@
       </w:r>
     </w:p>
     <w:p>
+      <w:pPr>
+        <w:rPr>
+          <w:u w:val="single"/>
+        </w:rPr>
+      </w:pPr>
       <w:r>
         <w:t>En referencia a la elección del diseño del logo, quisimos que fuese sencillo pero elegante a su vez por lo que nos inspiramos en la tipografía “</w:t>
       </w:r>
@@ -3407,11 +3637,28 @@
         <w:t xml:space="preserve"> 131” la cual nos permitió conseguir esta estética. </w:t>
       </w:r>
       <w:r>
-        <w:t xml:space="preserve">Evidentemente al tratarse de una empresa enfocada en el diseño de trajes, vimos como una prioridad incorporar un elemento grafico representativo a el universo de la costura; </w:t>
+        <w:t xml:space="preserve">Evidentemente al tratarse de una empresa enfocada en el diseño de trajes, vimos como una prioridad incorporar un elemento grafico representativo a el universo de la costura; la elección fue clara, una aguja de costura, el elemento por excelencia si nos referimos a el </w:t>
       </w:r>
       <w:r>
         <w:lastRenderedPageBreak/>
-        <w:t>la elección fue clara, una aguja de costura, el elemento por excelencia si nos referimos a el mundo de la moda. (colores) lujo silencioso</w:t>
+        <w:t xml:space="preserve">mundo de la moda. </w:t>
+      </w:r>
+      <w:r>
+        <w:t xml:space="preserve">En relación con la elección de colores, quisimos un color vino que representa la elegancia y el lujo de una manera silenciosa pero que no deja de ser un color llamativo. </w:t>
+      </w:r>
+      <w:r>
+        <w:t xml:space="preserve">Además, consideramos </w:t>
+      </w:r>
+      <w:proofErr w:type="gramStart"/>
+      <w:r>
+        <w:t>que</w:t>
+      </w:r>
+      <w:proofErr w:type="gramEnd"/>
+      <w:r>
+        <w:t xml:space="preserve"> a la hora de realizar el proyecto de la marca, y específicamente a la hora de diseñar la página web, pensamos que era un color atractivo, capaz de captar la atención del usuario sin caer en excesos, manteniendo esa misma línea de sobriedad distinguida que buscamos para la identidad visual completa.</w:t>
+      </w:r>
+      <w:r>
+        <w:t xml:space="preserve"> </w:t>
       </w:r>
     </w:p>
     <w:p/>
@@ -3488,8 +3735,8 @@
     </w:p>
     <w:p/>
     <w:sectPr>
-      <w:headerReference w:type="default" r:id="rId16"/>
-      <w:footerReference w:type="default" r:id="rId17"/>
+      <w:headerReference w:type="default" r:id="rId17"/>
+      <w:footerReference w:type="default" r:id="rId18"/>
       <w:pgSz w:w="11906" w:h="16838"/>
       <w:pgMar w:top="1418" w:right="1418" w:bottom="1418" w:left="1418" w:header="709" w:footer="709" w:gutter="0"/>
       <w:pgNumType w:start="0"/>
@@ -6394,7 +6641,6 @@
   <w:style w:type="character" w:default="1" w:styleId="Fuentedeprrafopredeter">
     <w:name w:val="Default Paragraph Font"/>
     <w:uiPriority w:val="1"/>
-    <w:semiHidden/>
     <w:unhideWhenUsed/>
   </w:style>
   <w:style w:type="table" w:default="1" w:styleId="Tablanormal">

--- a/Documentacion/Proyecto/Memoria_proyecto_integrador.docx
+++ b/Documentacion/Proyecto/Memoria_proyecto_integrador.docx
@@ -107,6 +107,11 @@
         <w:p>
           <w:pPr>
             <w:jc w:val="center"/>
+            <w:rPr>
+              <w:rFonts w:asciiTheme="majorHAnsi" w:hAnsiTheme="majorHAnsi"/>
+              <w:sz w:val="72"/>
+              <w:szCs w:val="72"/>
+            </w:rPr>
           </w:pPr>
           <w:r>
             <w:rPr>
@@ -126,23 +131,13 @@
               <w:szCs w:val="72"/>
             </w:rPr>
           </w:pPr>
-          <w:proofErr w:type="spellStart"/>
           <w:r>
             <w:rPr>
               <w:rFonts w:asciiTheme="majorHAnsi" w:hAnsiTheme="majorHAnsi"/>
               <w:sz w:val="52"/>
               <w:szCs w:val="72"/>
             </w:rPr>
-            <w:t>AntiCape</w:t>
-          </w:r>
-          <w:proofErr w:type="spellEnd"/>
-          <w:r>
-            <w:rPr>
-              <w:rFonts w:asciiTheme="majorHAnsi" w:hAnsiTheme="majorHAnsi"/>
-              <w:sz w:val="52"/>
-              <w:szCs w:val="72"/>
-            </w:rPr>
-            <w:t>-Corp</w:t>
+            <w:t>Análisis y desarrollo de software gestor de operaciones CRUD</w:t>
           </w:r>
         </w:p>
         <w:p>
@@ -1550,113 +1545,87 @@
         <w:t>De esta necesidad surge</w:t>
       </w:r>
       <w:r>
+        <w:t xml:space="preserve"> AntiCape-Corp</w:t>
+      </w:r>
+      <w:r>
+        <w:t xml:space="preserve"> y su software gestor de citas</w:t>
+      </w:r>
+      <w:r>
+        <w:t>. La aplicación tiene como objetivo principal facilitar la administración de clientes, trajes, empleados, talleres y reservas. De esta manera, cada cita se asigna correctamente según la disponibilidad y requisitos del traje.</w:t>
+      </w:r>
+      <w:r>
+        <w:br/>
+      </w:r>
+      <w:r>
+        <w:t xml:space="preserve">La aplicación </w:t>
+      </w:r>
+      <w:r>
+        <w:t>es desarrollada</w:t>
+      </w:r>
+      <w:r>
+        <w:t xml:space="preserve"> en</w:t>
+      </w:r>
+      <w:r>
+        <w:t xml:space="preserve"> el lenguaje de </w:t>
+      </w:r>
+      <w:r>
+        <w:t>programación</w:t>
+      </w:r>
+      <w:r>
+        <w:t xml:space="preserve"> Java, utilizando el entorno de desarrollo Eclipse.</w:t>
+      </w:r>
+      <w:r>
         <w:t xml:space="preserve"> </w:t>
       </w:r>
-      <w:proofErr w:type="spellStart"/>
-      <w:r>
-        <w:t>AntiCape</w:t>
-      </w:r>
-      <w:proofErr w:type="spellEnd"/>
-      <w:r>
-        <w:t>-Corp</w:t>
-      </w:r>
-      <w:r>
-        <w:t xml:space="preserve"> y su software gestor de citas</w:t>
-      </w:r>
-      <w:r>
-        <w:t>. La aplicación tiene como objetivo principal facilitar la administración de clientes, trajes, empleados, talleres y reservas. De esta manera, cada cita se asigna correctamente según la disponibilidad y requisitos del traje.</w:t>
+      <w:r>
+        <w:t>Esto se conectará a una base de datos MySQL para almacenar toda la información de manera organizada. La interfaz gráfica será fácil de usar e intuitiva, para que los empleados del taller puedan utilizarla sin dificultad</w:t>
+      </w:r>
+      <w:r>
+        <w:t>; c</w:t>
+      </w:r>
+      <w:r>
+        <w:t>ada empleado solo podrá acceder a las funciones que le corresponden según su rol.</w:t>
+      </w:r>
+    </w:p>
+    <w:p>
+      <w:r>
+        <w:t>Para desarrollar la aplicación, el equipo de trabajo utilizará la metodología ágil SCRUM. Esto permite organizar las tareas en ciclos cortos llamados sprints, que</w:t>
+      </w:r>
+      <w:r>
+        <w:t xml:space="preserve"> en el contexto de este proyecto</w:t>
+      </w:r>
+      <w:r>
+        <w:t xml:space="preserve"> </w:t>
+      </w:r>
+      <w:r>
+        <w:t>tienen una duración</w:t>
+      </w:r>
+      <w:r>
+        <w:t xml:space="preserve"> aproximada</w:t>
+      </w:r>
+      <w:r>
+        <w:t xml:space="preserve"> de</w:t>
+      </w:r>
+      <w:r>
+        <w:t xml:space="preserve"> dos semanas. En cada sprint, se abordarán un conjunto de</w:t>
+      </w:r>
+      <w:r>
+        <w:t xml:space="preserve"> </w:t>
+      </w:r>
+      <w:r>
+        <w:t>funcionalidades concretas</w:t>
+      </w:r>
+      <w:r>
+        <w:t xml:space="preserve"> que le dan sentido a la aplicación en cada fase de su desarrollo</w:t>
+      </w:r>
+      <w:r>
+        <w:t>.</w:t>
       </w:r>
       <w:r>
         <w:br/>
       </w:r>
       <w:r>
-        <w:t xml:space="preserve">La aplicación </w:t>
-      </w:r>
-      <w:r>
-        <w:t>es desarrollada</w:t>
-      </w:r>
-      <w:r>
-        <w:t xml:space="preserve"> en</w:t>
-      </w:r>
-      <w:r>
-        <w:t xml:space="preserve"> el lenguaje de </w:t>
-      </w:r>
-      <w:proofErr w:type="spellStart"/>
-      <w:r>
-        <w:t>programacion</w:t>
-      </w:r>
-      <w:proofErr w:type="spellEnd"/>
-      <w:r>
-        <w:t xml:space="preserve"> Java, utilizando el entorno de desarrollo Eclipse.</w:t>
-      </w:r>
-      <w:r>
-        <w:t xml:space="preserve"> </w:t>
-      </w:r>
-      <w:r>
-        <w:t>Esto se conectará a una base de datos MySQL para almacenar toda la información de manera organizada. La interfaz gráfica será fácil de usar e intuitiva, para que los empleados del taller puedan utilizarla sin dificultad</w:t>
-      </w:r>
-      <w:r>
-        <w:t>; c</w:t>
-      </w:r>
-      <w:r>
-        <w:t>ada empleado solo podrá acceder a las funciones que le corresponden según su rol.</w:t>
-      </w:r>
-    </w:p>
-    <w:p>
-      <w:r>
-        <w:t xml:space="preserve">Para desarrollar la aplicación, el equipo de trabajo utilizará la metodología ágil SCRUM. Esto permite organizar las tareas en ciclos cortos llamados </w:t>
-      </w:r>
-      <w:proofErr w:type="spellStart"/>
-      <w:r>
-        <w:t>sprints</w:t>
-      </w:r>
-      <w:proofErr w:type="spellEnd"/>
-      <w:r>
-        <w:t>, que</w:t>
-      </w:r>
-      <w:r>
-        <w:t xml:space="preserve"> en el contexto de este proyecto</w:t>
-      </w:r>
-      <w:r>
-        <w:t xml:space="preserve"> </w:t>
-      </w:r>
-      <w:r>
-        <w:t>tienen una duración</w:t>
-      </w:r>
-      <w:r>
-        <w:t xml:space="preserve"> aproximada</w:t>
-      </w:r>
-      <w:r>
-        <w:t xml:space="preserve"> de</w:t>
-      </w:r>
-      <w:r>
-        <w:t xml:space="preserve"> dos semanas. En cada sprint, se abordarán un conjunto de</w:t>
-      </w:r>
-      <w:r>
-        <w:t xml:space="preserve"> </w:t>
-      </w:r>
-      <w:r>
-        <w:t>funcionalidades concretas</w:t>
-      </w:r>
-      <w:r>
-        <w:t xml:space="preserve"> que le dan sentido a la aplicación en cada fase de su desarrollo</w:t>
-      </w:r>
-      <w:r>
-        <w:t>.</w:t>
-      </w:r>
-      <w:r>
-        <w:br/>
-      </w:r>
-      <w:r>
-        <w:t xml:space="preserve">A lo largo del proceso, se prestará especial atención a la calidad del programa. Se realizarán pruebas periódicas y se documentará el código utilizando </w:t>
-      </w:r>
-      <w:proofErr w:type="spellStart"/>
-      <w:r>
-        <w:t>JavaDoc</w:t>
-      </w:r>
-      <w:proofErr w:type="spellEnd"/>
-      <w:r>
-        <w:t>. También se mantendrá un repositorio en</w:t>
+        <w:t>A lo largo del proceso, se prestará especial atención a la calidad del programa. Se realizarán pruebas periódicas y se documentará el código utilizando JavaDoc. También se mantendrá un repositorio en</w:t>
       </w:r>
       <w:r>
         <w:t xml:space="preserve"> la plataforma de </w:t>
@@ -1673,15 +1642,7 @@
     </w:p>
     <w:p>
       <w:r>
-        <w:t xml:space="preserve"> </w:t>
-      </w:r>
-      <w:proofErr w:type="spellStart"/>
-      <w:r>
-        <w:t>AntiCape</w:t>
-      </w:r>
-      <w:proofErr w:type="spellEnd"/>
-      <w:r>
-        <w:t>-Corp busca cumplir con los requerimientos de Edna Moda y ofrecer una experiencia de usuario satisfactoria</w:t>
+        <w:t xml:space="preserve"> AntiCape-Corp busca cumplir con los requerimientos de Edna Moda y ofrecer una experiencia de usuario satisfactoria</w:t>
       </w:r>
       <w:r>
         <w:t>,</w:t>
@@ -1806,21 +1767,7 @@
         <w:rPr>
           <w:rFonts w:cstheme="minorHAnsi"/>
         </w:rPr>
-        <w:t xml:space="preserve"> lo largo de los diferentes </w:t>
-      </w:r>
-      <w:proofErr w:type="spellStart"/>
-      <w:r>
-        <w:rPr>
-          <w:rFonts w:cstheme="minorHAnsi"/>
-        </w:rPr>
-        <w:t>sprints</w:t>
-      </w:r>
-      <w:proofErr w:type="spellEnd"/>
-      <w:r>
-        <w:rPr>
-          <w:rFonts w:cstheme="minorHAnsi"/>
-        </w:rPr>
-        <w:t xml:space="preserve"> del proyecto.</w:t>
+        <w:t xml:space="preserve"> lo largo de los diferentes sprints del proyecto.</w:t>
       </w:r>
     </w:p>
     <w:p>
@@ -2009,15 +1956,7 @@
         </w:numPr>
       </w:pPr>
       <w:r>
-        <w:t xml:space="preserve">Generar la documentación técnica del proyecto utilizando </w:t>
-      </w:r>
-      <w:proofErr w:type="spellStart"/>
-      <w:r>
-        <w:t>JavaDoc</w:t>
-      </w:r>
-      <w:proofErr w:type="spellEnd"/>
-      <w:r>
-        <w:t xml:space="preserve"> </w:t>
+        <w:t xml:space="preserve">Generar la documentación técnica del proyecto utilizando JavaDoc </w:t>
       </w:r>
       <w:r>
         <w:t xml:space="preserve">con el fin de </w:t>
@@ -2140,21 +2079,25 @@
       </w:r>
     </w:p>
     <w:p>
-      <w:proofErr w:type="spellStart"/>
-      <w:r>
-        <w:t>Programacion</w:t>
-      </w:r>
-      <w:proofErr w:type="spellEnd"/>
+      <w:r>
+        <w:t>Programación</w:t>
+      </w:r>
       <w:r>
         <w:t>:</w:t>
       </w:r>
     </w:p>
     <w:p>
+      <w:pPr>
+        <w:ind w:left="708"/>
+      </w:pPr>
       <w:r>
         <w:t>Java (JDK): Lenguaje de programación principal para el desarrollo de la lógica y la arquitectura orientada a objetos.</w:t>
       </w:r>
     </w:p>
     <w:p>
+      <w:pPr>
+        <w:ind w:left="708"/>
+      </w:pPr>
       <w:r>
         <w:t>Eclipse IDE: Entorno de Desarrollo Integrado utilizado para escribir, compilar y probar el código.</w:t>
       </w:r>
@@ -2165,24 +2108,25 @@
       </w:r>
     </w:p>
     <w:p>
-      <w:r>
-        <w:t xml:space="preserve">MySQL Server &amp; </w:t>
-      </w:r>
-      <w:proofErr w:type="spellStart"/>
-      <w:r>
-        <w:t>Workbench</w:t>
-      </w:r>
-      <w:proofErr w:type="spellEnd"/>
-      <w:r>
-        <w:t>: Sistema gestor utilizado para la creación y administración de la base de datos relacional, así como para la manipulación visual de las tablas y consultas.</w:t>
-      </w:r>
-    </w:p>
-    <w:p>
+      <w:pPr>
+        <w:ind w:left="708"/>
+      </w:pPr>
+      <w:r>
+        <w:t>MySQL Server &amp; Workbench: Sistema gestor utilizado para la creación y administración de la base de datos relacional, así como para la manipulación visual de las tablas y consultas.</w:t>
+      </w:r>
+    </w:p>
+    <w:p>
+      <w:pPr>
+        <w:ind w:left="708"/>
+      </w:pPr>
       <w:r>
         <w:t xml:space="preserve">Diseño y Modelado </w:t>
       </w:r>
     </w:p>
     <w:p>
+      <w:pPr>
+        <w:ind w:left="708"/>
+      </w:pPr>
       <w:r>
         <w:t>Arquitectura del proyecto</w:t>
       </w:r>
@@ -2191,29 +2135,25 @@
       </w:r>
     </w:p>
     <w:p>
-      <w:proofErr w:type="spellStart"/>
-      <w:r>
-        <w:t>WireFrameSketcher</w:t>
-      </w:r>
-      <w:proofErr w:type="spellEnd"/>
-      <w:r>
-        <w:t>: Plugin integrado en Eclipse utilizado para el diseño, maquetado y prototipado de las ventanas de la interfaz gráfica.</w:t>
-      </w:r>
-    </w:p>
-    <w:p>
-      <w:r>
-        <w:t xml:space="preserve">Adobe </w:t>
-      </w:r>
-      <w:proofErr w:type="spellStart"/>
-      <w:r>
-        <w:t>Illustrator</w:t>
-      </w:r>
-      <w:proofErr w:type="spellEnd"/>
-      <w:r>
-        <w:t>: Herramienta de diseño vectorial utilizada específicamente para la creación del logotipo de la aplicación.</w:t>
-      </w:r>
-    </w:p>
-    <w:p>
+      <w:pPr>
+        <w:ind w:left="708"/>
+      </w:pPr>
+      <w:r>
+        <w:t>WireFrameSketcher: Plugin integrado en Eclipse utilizado para el diseño, maquetado y prototipado de las ventanas de la interfaz gráfica.</w:t>
+      </w:r>
+    </w:p>
+    <w:p>
+      <w:pPr>
+        <w:ind w:left="708"/>
+      </w:pPr>
+      <w:r>
+        <w:t>Adobe Illustrator: Herramienta de diseño vectorial utilizada específicamente para la creación del logotipo de la aplicación.</w:t>
+      </w:r>
+    </w:p>
+    <w:p>
+      <w:pPr>
+        <w:ind w:left="708"/>
+      </w:pPr>
       <w:r>
         <w:t>Draw.io: Herramienta gráfica empleada para la elaboración de los diagramas estructurales (Modelo Entidad/Relación, Casos de Uso, Diagrama de Clases).</w:t>
       </w:r>
@@ -2224,26 +2164,27 @@
       </w:r>
     </w:p>
     <w:p>
-      <w:r>
-        <w:t xml:space="preserve">Trello: Herramienta basada en tableros Kanban para la planificación ágil y el seguimiento de las tareas de los </w:t>
-      </w:r>
-      <w:proofErr w:type="spellStart"/>
-      <w:r>
-        <w:t>Sprints</w:t>
-      </w:r>
-      <w:proofErr w:type="spellEnd"/>
-      <w:r>
-        <w:t>.</w:t>
-      </w:r>
-    </w:p>
-    <w:p>
-      <w:r>
+      <w:pPr>
+        <w:ind w:left="708"/>
+      </w:pPr>
+      <w:r>
+        <w:t>Trello: Herramienta basada en tableros Kanban para la planificación ágil y el seguimiento de las tareas de los Sprints.</w:t>
+      </w:r>
+    </w:p>
+    <w:p>
+      <w:pPr>
+        <w:ind w:left="708"/>
+      </w:pPr>
+      <w:r>
+        <w:lastRenderedPageBreak/>
         <w:t>Online Gantt (Web): Aplicación web utilizada para generar el diagrama de Gantt, facilitando la secuenciación temporal y visual del proyecto.</w:t>
       </w:r>
     </w:p>
     <w:p>
-      <w:r>
-        <w:lastRenderedPageBreak/>
+      <w:pPr>
+        <w:ind w:left="708"/>
+      </w:pPr>
+      <w:r>
         <w:t>GitHub: Plataforma de alojamiento para el control de versiones del código fuente y el trabajo colaborativo del equipo</w:t>
       </w:r>
     </w:p>
@@ -2290,15 +2231,7 @@
         </w:rPr>
       </w:pPr>
       <w:r>
-        <w:t xml:space="preserve">Para la correcta comprensión del proyecto, se definieron los requisitos completos de la aplicación. La aplicación gestora, desarrollada por </w:t>
-      </w:r>
-      <w:proofErr w:type="spellStart"/>
-      <w:r>
-        <w:t>AntiCape</w:t>
-      </w:r>
-      <w:proofErr w:type="spellEnd"/>
-      <w:r>
-        <w:t xml:space="preserve">-Corp, nace de la necesidad de Edna Moda, diseñadora de </w:t>
+        <w:t xml:space="preserve">Para la correcta comprensión del proyecto, se definieron los requisitos completos de la aplicación. La aplicación gestora, desarrollada por AntiCape-Corp, nace de la necesidad de Edna Moda, diseñadora de </w:t>
       </w:r>
       <w:r>
         <w:t>trajes</w:t>
@@ -2362,30 +2295,45 @@
         <w:t>Entre las funcionalidades concretas se contemplan: el registro y modificación de clientes junto con sus trajes; la asignación de citas a talleres en una fecha y hora determinadas; la validación automática de disponibilidad del taller; la comprobación de la categoría del empleado asignado; y la consulta de todas las citas registradas. Todo ello se presenta a través de una interfaz gráfica que adapta las opciones visibles según el rol del empleado autenticado.</w:t>
       </w:r>
     </w:p>
-    <w:p/>
-    <w:p>
-      <w:r>
-        <w:t xml:space="preserve">El inicio del desarrollo del proyecto se dio con la planificación estructural de como queríamos que nuestra aplicación gestionara la lógica de creación, modificación y eliminación de todo lo que involucra el diseño de trajes (citas, clientes, empleados y talleres); para la planificación y aterrizado de todos estos detalles se decidió iniciar por lo mas importante, la base de datos, estableciendo que entidades interactúan en la gestión y como lo hacen, por lo que el primer paso </w:t>
-      </w:r>
-      <w:proofErr w:type="spellStart"/>
-      <w:r>
-        <w:t>logico</w:t>
-      </w:r>
-      <w:proofErr w:type="spellEnd"/>
+    <w:p>
+      <w:r>
+        <w:t xml:space="preserve">Tras el análisis previo, se dio paso al </w:t>
+      </w:r>
+      <w:r>
+        <w:t>inicio del desarrollo del proyecto</w:t>
+      </w:r>
+      <w:r>
+        <w:t>,</w:t>
+      </w:r>
+      <w:r>
+        <w:t xml:space="preserve"> </w:t>
+      </w:r>
+      <w:r>
+        <w:t xml:space="preserve">el primer gran reto se dio en la </w:t>
+      </w:r>
+      <w:r>
+        <w:t xml:space="preserve">planificación estructural de como queríamos que nuestra aplicación gestionara la lógica de creación, modificación y eliminación de todo lo que involucra el diseño de trajes (citas, clientes, empleados y talleres); para la planificación y aterrizado de todos estos detalles se decidió iniciar por lo mas importante, la base de datos, estableciendo que entidades interactúan en la gestión y como lo hacen, por lo que el primer paso </w:t>
+      </w:r>
+      <w:r>
+        <w:t>lógico</w:t>
+      </w:r>
       <w:r>
         <w:t xml:space="preserve"> fue la creación del diagrama Entidad relación.</w:t>
       </w:r>
     </w:p>
     <w:p>
+      <w:pPr>
+        <w:jc w:val="center"/>
+      </w:pPr>
       <w:r>
         <w:rPr>
           <w:noProof/>
         </w:rPr>
         <w:lastRenderedPageBreak/>
         <w:drawing>
-          <wp:inline distT="0" distB="0" distL="0" distR="0" wp14:anchorId="355412C0" wp14:editId="765B4F41">
-            <wp:extent cx="5759450" cy="3237865"/>
-            <wp:effectExtent l="0" t="0" r="0" b="635"/>
+          <wp:inline distT="0" distB="0" distL="0" distR="0" wp14:anchorId="355412C0" wp14:editId="1A159A46">
+            <wp:extent cx="4848225" cy="2725590"/>
+            <wp:effectExtent l="0" t="0" r="0" b="0"/>
             <wp:docPr id="497448104" name="Imagen 1"/>
             <wp:cNvGraphicFramePr>
               <a:graphicFrameLocks xmlns:a="http://schemas.openxmlformats.org/drawingml/2006/main" noChangeAspect="1"/>
@@ -2406,7 +2354,7 @@
                   <pic:spPr>
                     <a:xfrm>
                       <a:off x="0" y="0"/>
-                      <a:ext cx="5759450" cy="3237865"/>
+                      <a:ext cx="4855584" cy="2729727"/>
                     </a:xfrm>
                     <a:prstGeom prst="rect">
                       <a:avLst/>
@@ -2421,22 +2369,28 @@
     </w:p>
     <w:p>
       <w:r>
-        <w:t>En este paso se plantearon gráficamente las distintas interacciones contempladas en la lógica de gestión de los datos, por ejemplo, la cita como entidad cuenta con dos relaciones con empleado, ya que una cita obligatoriamente debe ser dirigida por un empleado y puede (o no) ser asistida por uno o dos empleados más; modelar este diagrama dio paso a una idea mas real y estructurada de la aplicación que a su vez, como lógica consecuencia, dio paso a la creación del modelo relacional donde declaramos explícitamente la estructura de las tablas de cada entidad, sus atributos y sus referencias a otras tablas, todo basándonos en lo contemplado en el diagrama entidad relación (entidades relaciones y cardinalidades).</w:t>
-      </w:r>
-    </w:p>
-    <w:p/>
-    <w:p/>
-    <w:p/>
-    <w:p>
+        <w:t>En este paso se plantearon gráficamente las distintas interacciones contempladas en la lógica de gestión de los datos, por ejemplo, la cita como entidad cuenta con dos relaciones con empleado, ya que una cita obligatoriamente debe ser dirigida por un empleado y puede (o no) ser asistida por uno o dos empleados más; modelar este diagrama dio paso a una idea mas real y estructurada de la aplicación que a su vez, como lógica consecuencia, dio paso a la creación del modelo relacional donde declaramos explícitamente la estructura de las tablas de cada entidad, sus atributos y sus referencias a otras tablas, todo basándonos en lo contemplado en el diagrama entidad relación (entidades</w:t>
+      </w:r>
+      <w:r>
+        <w:t>,</w:t>
+      </w:r>
+      <w:r>
+        <w:t xml:space="preserve"> relaciones y cardinalidades).</w:t>
+      </w:r>
+    </w:p>
+    <w:p/>
+    <w:p>
+      <w:pPr>
+        <w:jc w:val="center"/>
+      </w:pPr>
       <w:r>
         <w:rPr>
           <w:noProof/>
         </w:rPr>
-        <w:lastRenderedPageBreak/>
         <w:drawing>
-          <wp:inline distT="0" distB="0" distL="0" distR="0" wp14:anchorId="0811C2C8" wp14:editId="3BEBC488">
-            <wp:extent cx="5759450" cy="4415790"/>
-            <wp:effectExtent l="0" t="0" r="0" b="3810"/>
+          <wp:inline distT="0" distB="0" distL="0" distR="0" wp14:anchorId="0811C2C8" wp14:editId="4F79EFCC">
+            <wp:extent cx="4238472" cy="3249651"/>
+            <wp:effectExtent l="0" t="0" r="0" b="8255"/>
             <wp:docPr id="533867722" name="Imagen 1"/>
             <wp:cNvGraphicFramePr>
               <a:graphicFrameLocks xmlns:a="http://schemas.openxmlformats.org/drawingml/2006/main" noChangeAspect="1"/>
@@ -2457,7 +2411,7 @@
                   <pic:spPr>
                     <a:xfrm>
                       <a:off x="0" y="0"/>
-                      <a:ext cx="5759450" cy="4415790"/>
+                      <a:ext cx="4257565" cy="3264290"/>
                     </a:xfrm>
                     <a:prstGeom prst="rect">
                       <a:avLst/>
@@ -2472,15 +2426,8 @@
     </w:p>
     <w:p>
       <w:r>
-        <w:t xml:space="preserve">Con el diagrama del modelo relacional ya existe un acercamiento directo a la creación de la base de datos en MYSQL </w:t>
-      </w:r>
-      <w:proofErr w:type="spellStart"/>
-      <w:r>
-        <w:t>Workbench</w:t>
-      </w:r>
-      <w:proofErr w:type="spellEnd"/>
-      <w:r>
-        <w:t>, pero en este punto consideramos que no se tuvo toda la arquitectura de lógica necesaria para iniciar con la declaración de creación de tablas.</w:t>
+        <w:lastRenderedPageBreak/>
+        <w:t>Con el diagrama del modelo relacional ya existe un acercamiento directo a la creación de la base de datos en MYSQL Workbench, pero en este punto consideramos que no se tuvo toda la arquitectura de lógica necesaria para iniciar con la declaración de creación de tablas.</w:t>
       </w:r>
     </w:p>
     <w:p>
@@ -2496,7 +2443,6 @@
         <w:rPr>
           <w:noProof/>
         </w:rPr>
-        <w:lastRenderedPageBreak/>
         <w:drawing>
           <wp:inline distT="0" distB="0" distL="0" distR="0" wp14:anchorId="10767E14" wp14:editId="3852BD81">
             <wp:extent cx="5759450" cy="3671570"/>
@@ -2536,6 +2482,83 @@
     </w:p>
     <w:p>
       <w:r>
+        <w:t>Este primer diagrama modela el uso del actor con mayor poder dentro de la aplicación</w:t>
+      </w:r>
+      <w:r>
+        <w:t>,</w:t>
+      </w:r>
+      <w:r>
+        <w:t xml:space="preserve"> el empleado de categoría </w:t>
+      </w:r>
+      <w:r>
+        <w:rPr>
+          <w:b/>
+          <w:bCs/>
+        </w:rPr>
+        <w:t>Maestro</w:t>
+      </w:r>
+      <w:r>
+        <w:t>. Este actor engloba prácticamente la totalidad de las funciones que ofrece el </w:t>
+      </w:r>
+      <w:r>
+        <w:rPr>
+          <w:i/>
+          <w:iCs/>
+        </w:rPr>
+        <w:t>AntiCape-software</w:t>
+      </w:r>
+      <w:r>
+        <w:t>, así como los posibles escenarios en los que dicho empleado accedería a funcionalidades específicas del programa.</w:t>
+      </w:r>
+    </w:p>
+    <w:p/>
+    <w:p/>
+    <w:p/>
+    <w:p>
+      <w:r>
+        <w:lastRenderedPageBreak/>
+        <w:t>Dado su rol privilegiado, el Maestro no solo tiene acceso a todas las operaciones de gestión, sino que también actúa como administrador de referencia dentro del flujo de trabajo. Por ejemplo, un empleado Maestro puede necesitar utilizar la aplicación para crear un nuevo registro de cliente. Sin embargo, como paso previo obligatorio, debe autenticarse en el sistema. Esta condición se encuentra modelada mediante una relación de tipo </w:t>
+      </w:r>
+      <w:r>
+        <w:rPr>
+          <w:b/>
+          <w:bCs/>
+        </w:rPr>
+        <w:t>«</w:t>
+      </w:r>
+      <w:proofErr w:type="spellStart"/>
+      <w:r>
+        <w:rPr>
+          <w:b/>
+          <w:bCs/>
+        </w:rPr>
+        <w:t>include</w:t>
+      </w:r>
+      <w:proofErr w:type="spellEnd"/>
+      <w:r>
+        <w:rPr>
+          <w:b/>
+          <w:bCs/>
+        </w:rPr>
+        <w:t>»</w:t>
+      </w:r>
+      <w:r>
+        <w:t xml:space="preserve"> entre el caso de uso </w:t>
+      </w:r>
+      <w:r>
+        <w:rPr>
+          <w:i/>
+          <w:iCs/>
+        </w:rPr>
+        <w:t>Login</w:t>
+      </w:r>
+      <w:r>
+        <w:t xml:space="preserve"> y el resto de las gestiones. </w:t>
+      </w:r>
+    </w:p>
+    <w:p/>
+    <w:p>
+      <w:r>
         <w:rPr>
           <w:noProof/>
         </w:rPr>
@@ -2576,6 +2599,445 @@
         </w:drawing>
       </w:r>
     </w:p>
+    <w:p>
+      <w:r>
+        <w:t>En este otro diagrama de casos de uso, representamos a los restantes tipos de empleado</w:t>
+      </w:r>
+      <w:r>
+        <w:t xml:space="preserve">, </w:t>
+      </w:r>
+      <w:r>
+        <w:t>el </w:t>
+      </w:r>
+      <w:r>
+        <w:rPr>
+          <w:b/>
+          <w:bCs/>
+        </w:rPr>
+        <w:t>oficial</w:t>
+      </w:r>
+      <w:r>
+        <w:t> y el </w:t>
+      </w:r>
+      <w:r>
+        <w:rPr>
+          <w:b/>
+          <w:bCs/>
+        </w:rPr>
+        <w:t>aprendiz</w:t>
+      </w:r>
+      <w:r>
+        <w:t>, cuyas funcionalidades se encuentran limitadas en función de su rol.</w:t>
+      </w:r>
+    </w:p>
+    <w:p>
+      <w:pPr>
+        <w:numPr>
+          <w:ilvl w:val="0"/>
+          <w:numId w:val="20"/>
+        </w:numPr>
+      </w:pPr>
+      <w:r>
+        <w:t>El </w:t>
+      </w:r>
+      <w:r>
+        <w:rPr>
+          <w:b/>
+          <w:bCs/>
+        </w:rPr>
+        <w:t>oficial</w:t>
+      </w:r>
+      <w:r>
+        <w:t> puede únicamente gestionar clientes, gestionar citas y asignar empleados a dichas citas. Su</w:t>
+      </w:r>
+      <w:r>
+        <w:t xml:space="preserve"> nivel de permisos</w:t>
+      </w:r>
+      <w:r>
+        <w:t xml:space="preserve"> es intermed</w:t>
+      </w:r>
+      <w:r>
+        <w:t>io</w:t>
+      </w:r>
+      <w:r>
+        <w:t>, ya que no dispone de las capacidades completas del Maestro, pero sí de las herramientas operativas esenciales para el día a día del taller o servicio.</w:t>
+      </w:r>
+    </w:p>
+    <w:p>
+      <w:pPr>
+        <w:numPr>
+          <w:ilvl w:val="0"/>
+          <w:numId w:val="20"/>
+        </w:numPr>
+      </w:pPr>
+      <w:r>
+        <w:t>El </w:t>
+      </w:r>
+      <w:r>
+        <w:rPr>
+          <w:b/>
+          <w:bCs/>
+        </w:rPr>
+        <w:t>aprendiz</w:t>
+      </w:r>
+      <w:r>
+        <w:t>, por su parte, cuenta con un conjunto de permisos muy restringido</w:t>
+      </w:r>
+      <w:r>
+        <w:t>,</w:t>
+      </w:r>
+      <w:r>
+        <w:t xml:space="preserve"> únicamente puede visualizar las citas a las que ha sido asignado, sin posibilidad de crearlas, modificarlas ni eliminarlas. </w:t>
+      </w:r>
+    </w:p>
+    <w:p/>
+    <w:p>
+      <w:r>
+        <w:lastRenderedPageBreak/>
+        <w:t>Al igual que en el diagrama anterior, se repite la relación de tipo </w:t>
+      </w:r>
+      <w:r>
+        <w:rPr>
+          <w:b/>
+          <w:bCs/>
+        </w:rPr>
+        <w:t>«</w:t>
+      </w:r>
+      <w:proofErr w:type="spellStart"/>
+      <w:r>
+        <w:rPr>
+          <w:b/>
+          <w:bCs/>
+        </w:rPr>
+        <w:t>include</w:t>
+      </w:r>
+      <w:proofErr w:type="spellEnd"/>
+      <w:r>
+        <w:rPr>
+          <w:b/>
+          <w:bCs/>
+        </w:rPr>
+        <w:t>»</w:t>
+      </w:r>
+      <w:r>
+        <w:t> con el caso de uso </w:t>
+      </w:r>
+      <w:r>
+        <w:rPr>
+          <w:i/>
+          <w:iCs/>
+        </w:rPr>
+        <w:t>Login</w:t>
+      </w:r>
+      <w:r>
+        <w:t>, de manera que tanto oficial como aprendiz deben autenticarse obligatoriamente antes de acceder a cualquier funcionalidad. Adicionalmente, se modelan relaciones de tipo </w:t>
+      </w:r>
+      <w:r>
+        <w:rPr>
+          <w:b/>
+          <w:bCs/>
+        </w:rPr>
+        <w:t>«</w:t>
+      </w:r>
+      <w:proofErr w:type="spellStart"/>
+      <w:r>
+        <w:rPr>
+          <w:b/>
+          <w:bCs/>
+        </w:rPr>
+        <w:t>extend</w:t>
+      </w:r>
+      <w:proofErr w:type="spellEnd"/>
+      <w:r>
+        <w:rPr>
+          <w:b/>
+          <w:bCs/>
+        </w:rPr>
+        <w:t>»</w:t>
+      </w:r>
+      <w:r>
+        <w:t xml:space="preserve"> que engloban todas las operaciones asociadas a la gestión completa de cada elemento</w:t>
+      </w:r>
+      <w:r>
+        <w:t xml:space="preserve">, </w:t>
+      </w:r>
+      <w:r>
+        <w:t>es decir, creación, modificación y eliminado. Estas extensiones permiten representar que, dependiendo del tipo de empleado, ciertas operaciones estarán disponibles o no dentro del flujo principal de "Gestionar X".</w:t>
+      </w:r>
+    </w:p>
+    <w:p>
+      <w:r>
+        <w:t>Ya contando con la lógica de interacciones con el usuario</w:t>
+      </w:r>
+      <w:r>
+        <w:t xml:space="preserve"> </w:t>
+      </w:r>
+      <w:r>
+        <w:t>y con una comprensión clara de cómo los datos serán manejados en la base de datos</w:t>
+      </w:r>
+      <w:r>
+        <w:t xml:space="preserve">, </w:t>
+      </w:r>
+      <w:r>
+        <w:t>nos pusimos manos a la obra con el desarrollo de la base de datos en MySQL Workbench.</w:t>
+      </w:r>
+    </w:p>
+    <w:p>
+      <w:r>
+        <w:t>Lo primero que hicimos fue generar un script con la declaración de todas las tablas del sistema, contemplando sus respectivas claves primarias, claves foráneas</w:t>
+      </w:r>
+      <w:r>
+        <w:t xml:space="preserve"> y</w:t>
+      </w:r>
+      <w:r>
+        <w:t xml:space="preserve"> tipos de datos. Este script inicial nos sirvió como esqueleto funcional del modelo relacional.</w:t>
+      </w:r>
+    </w:p>
+    <w:p>
+      <w:r>
+        <w:t>La generación anticipada del script resultó de gran utilidad, ya que nos permitió contar con un ejemplo directo y ejecutable de la </w:t>
+      </w:r>
+      <w:r>
+        <w:rPr>
+          <w:b/>
+          <w:bCs/>
+        </w:rPr>
+        <w:t>integridad referencial</w:t>
+      </w:r>
+      <w:r>
+        <w:t> de los datos. Es decir, pudimos comprobar de forma temprana que las relaciones entre tablas (como las existentes entre </w:t>
+      </w:r>
+      <w:r>
+        <w:rPr>
+          <w:i/>
+          <w:iCs/>
+        </w:rPr>
+        <w:t>empleados</w:t>
+      </w:r>
+      <w:r>
+        <w:t>, </w:t>
+      </w:r>
+      <w:r>
+        <w:rPr>
+          <w:i/>
+          <w:iCs/>
+        </w:rPr>
+        <w:t>clientes</w:t>
+      </w:r>
+      <w:r>
+        <w:t>, </w:t>
+      </w:r>
+      <w:r>
+        <w:rPr>
+          <w:i/>
+          <w:iCs/>
+        </w:rPr>
+        <w:t>citas</w:t>
+      </w:r>
+      <w:r>
+        <w:t> y </w:t>
+      </w:r>
+      <w:r>
+        <w:rPr>
+          <w:i/>
+          <w:iCs/>
+        </w:rPr>
+        <w:t>asignaciones</w:t>
+      </w:r>
+      <w:r>
+        <w:t>) respetan las reglas de negocio definidas previamente, evitando huérfanos o inconsistencias.</w:t>
+      </w:r>
+    </w:p>
+    <w:p>
+      <w:r>
+        <w:t>Además, este enfoque nos ayudó a validar el comportamiento de nuestro sistema de operaciones </w:t>
+      </w:r>
+      <w:r>
+        <w:rPr>
+          <w:b/>
+          <w:bCs/>
+        </w:rPr>
+        <w:t>CRUD</w:t>
+      </w:r>
+      <w:r>
+        <w:t> (Crear, Leer, Actualizar, Eliminar). Al disponer de un esquema real con integridad referencial activa, cada operación de inserción, modificación o eliminación dispara las restricciones, lo que nos permitió ajustar la lógica de la aplicación antes de avanzar a fases</w:t>
+      </w:r>
+      <w:r>
+        <w:t xml:space="preserve"> de </w:t>
+      </w:r>
+      <w:proofErr w:type="spellStart"/>
+      <w:r>
+        <w:t>programacion</w:t>
+      </w:r>
+      <w:proofErr w:type="spellEnd"/>
+      <w:r>
+        <w:t>.</w:t>
+      </w:r>
+    </w:p>
+    <w:p>
+      <w:r>
+        <w:lastRenderedPageBreak/>
+        <w:drawing>
+          <wp:inline distT="0" distB="0" distL="0" distR="0" wp14:anchorId="563B3702" wp14:editId="578A25D3">
+            <wp:extent cx="5759450" cy="2842895"/>
+            <wp:effectExtent l="0" t="0" r="0" b="0"/>
+            <wp:docPr id="1102925709" name="Imagen 1"/>
+            <wp:cNvGraphicFramePr>
+              <a:graphicFrameLocks xmlns:a="http://schemas.openxmlformats.org/drawingml/2006/main" noChangeAspect="1"/>
+            </wp:cNvGraphicFramePr>
+            <a:graphic xmlns:a="http://schemas.openxmlformats.org/drawingml/2006/main">
+              <a:graphicData uri="http://schemas.openxmlformats.org/drawingml/2006/picture">
+                <pic:pic xmlns:pic="http://schemas.openxmlformats.org/drawingml/2006/picture">
+                  <pic:nvPicPr>
+                    <pic:cNvPr id="1102925709" name=""/>
+                    <pic:cNvPicPr/>
+                  </pic:nvPicPr>
+                  <pic:blipFill>
+                    <a:blip r:embed="rId14"/>
+                    <a:stretch>
+                      <a:fillRect/>
+                    </a:stretch>
+                  </pic:blipFill>
+                  <pic:spPr>
+                    <a:xfrm>
+                      <a:off x="0" y="0"/>
+                      <a:ext cx="5759450" cy="2842895"/>
+                    </a:xfrm>
+                    <a:prstGeom prst="rect">
+                      <a:avLst/>
+                    </a:prstGeom>
+                  </pic:spPr>
+                </pic:pic>
+              </a:graphicData>
+            </a:graphic>
+          </wp:inline>
+        </w:drawing>
+      </w:r>
+    </w:p>
+    <w:p>
+      <w:r>
+        <w:t>Paralelo a esto, desarrollamos otro script con datos iniciales de ejemplo, con el fin de contar con un punto de partida sólido para las operaciones del sistema</w:t>
+      </w:r>
+      <w:r>
+        <w:t>, l</w:t>
+      </w:r>
+      <w:r>
+        <w:t>a estrategia fue la siguiente: una vez ejecutado el script de creación de tablas</w:t>
+      </w:r>
+      <w:r>
+        <w:t xml:space="preserve">, </w:t>
+      </w:r>
+      <w:r>
+        <w:t>lanzamos un segundo conjunto de instrucciones INSERT que introducían registros ficticios pero coherentes en todas las tablas</w:t>
+      </w:r>
+      <w:r>
+        <w:t xml:space="preserve">, </w:t>
+      </w:r>
+      <w:r>
+        <w:t>empleados de distintos roles</w:t>
+      </w:r>
+      <w:r>
+        <w:t>,</w:t>
+      </w:r>
+      <w:r>
+        <w:t xml:space="preserve"> clientes de ejemplo, citas programadas en diferentes fechas y estados, así como las correspondientes asignaciones entre aprendices y citas.</w:t>
+      </w:r>
+    </w:p>
+    <w:p>
+      <w:r>
+        <w:drawing>
+          <wp:inline distT="0" distB="0" distL="0" distR="0" wp14:anchorId="0D191055" wp14:editId="59497A15">
+            <wp:extent cx="5759450" cy="2856865"/>
+            <wp:effectExtent l="0" t="0" r="0" b="635"/>
+            <wp:docPr id="1301530210" name="Imagen 1"/>
+            <wp:cNvGraphicFramePr>
+              <a:graphicFrameLocks xmlns:a="http://schemas.openxmlformats.org/drawingml/2006/main" noChangeAspect="1"/>
+            </wp:cNvGraphicFramePr>
+            <a:graphic xmlns:a="http://schemas.openxmlformats.org/drawingml/2006/main">
+              <a:graphicData uri="http://schemas.openxmlformats.org/drawingml/2006/picture">
+                <pic:pic xmlns:pic="http://schemas.openxmlformats.org/drawingml/2006/picture">
+                  <pic:nvPicPr>
+                    <pic:cNvPr id="1301530210" name=""/>
+                    <pic:cNvPicPr/>
+                  </pic:nvPicPr>
+                  <pic:blipFill>
+                    <a:blip r:embed="rId15"/>
+                    <a:stretch>
+                      <a:fillRect/>
+                    </a:stretch>
+                  </pic:blipFill>
+                  <pic:spPr>
+                    <a:xfrm>
+                      <a:off x="0" y="0"/>
+                      <a:ext cx="5759450" cy="2856865"/>
+                    </a:xfrm>
+                    <a:prstGeom prst="rect">
+                      <a:avLst/>
+                    </a:prstGeom>
+                  </pic:spPr>
+                </pic:pic>
+              </a:graphicData>
+            </a:graphic>
+          </wp:inline>
+        </w:drawing>
+      </w:r>
+    </w:p>
+    <w:p/>
+    <w:p/>
+    <w:p/>
+    <w:p>
+      <w:pPr>
+        <w:rPr>
+          <w:u w:val="single"/>
+        </w:rPr>
+      </w:pPr>
+      <w:r>
+        <w:rPr>
+          <w:u w:val="single"/>
+        </w:rPr>
+        <w:lastRenderedPageBreak/>
+        <w:t xml:space="preserve"> </w:t>
+      </w:r>
+    </w:p>
+    <w:p>
+      <w:r>
+        <w:drawing>
+          <wp:inline distT="0" distB="0" distL="0" distR="0" wp14:anchorId="1C16D9EA" wp14:editId="3752DE2A">
+            <wp:extent cx="5759450" cy="2854960"/>
+            <wp:effectExtent l="0" t="0" r="0" b="2540"/>
+            <wp:docPr id="966615769" name="Imagen 1"/>
+            <wp:cNvGraphicFramePr>
+              <a:graphicFrameLocks xmlns:a="http://schemas.openxmlformats.org/drawingml/2006/main" noChangeAspect="1"/>
+            </wp:cNvGraphicFramePr>
+            <a:graphic xmlns:a="http://schemas.openxmlformats.org/drawingml/2006/main">
+              <a:graphicData uri="http://schemas.openxmlformats.org/drawingml/2006/picture">
+                <pic:pic xmlns:pic="http://schemas.openxmlformats.org/drawingml/2006/picture">
+                  <pic:nvPicPr>
+                    <pic:cNvPr id="966615769" name=""/>
+                    <pic:cNvPicPr/>
+                  </pic:nvPicPr>
+                  <pic:blipFill>
+                    <a:blip r:embed="rId16"/>
+                    <a:stretch>
+                      <a:fillRect/>
+                    </a:stretch>
+                  </pic:blipFill>
+                  <pic:spPr>
+                    <a:xfrm>
+                      <a:off x="0" y="0"/>
+                      <a:ext cx="5759450" cy="2854960"/>
+                    </a:xfrm>
+                    <a:prstGeom prst="rect">
+                      <a:avLst/>
+                    </a:prstGeom>
+                  </pic:spPr>
+                </pic:pic>
+              </a:graphicData>
+            </a:graphic>
+          </wp:inline>
+        </w:drawing>
+      </w:r>
+    </w:p>
     <w:p/>
     <w:p/>
     <w:p/>
@@ -2590,7 +3052,6 @@
       </w:pPr>
       <w:bookmarkStart w:id="8" w:name="_Toc224148679"/>
       <w:r>
-        <w:lastRenderedPageBreak/>
         <w:t>Metodología</w:t>
       </w:r>
       <w:bookmarkEnd w:id="8"/>
@@ -2600,23 +3061,7 @@
         <w:ind w:firstLine="360"/>
       </w:pPr>
       <w:r>
-        <w:t xml:space="preserve">Como metodología para la realización de este proyecto se adoptó el marco de trabajo ágil SCRUM, cuya gestión de proyectos se da mediante cortos ciclos planificados llamados </w:t>
-      </w:r>
-      <w:proofErr w:type="spellStart"/>
-      <w:r>
-        <w:t>sprints</w:t>
-      </w:r>
-      <w:proofErr w:type="spellEnd"/>
-      <w:r>
-        <w:t xml:space="preserve">; para este proyecto en especifico se definieron un total de 4 diferentes </w:t>
-      </w:r>
-      <w:proofErr w:type="spellStart"/>
-      <w:r>
-        <w:t>sprints</w:t>
-      </w:r>
-      <w:proofErr w:type="spellEnd"/>
-      <w:r>
-        <w:t xml:space="preserve"> de 2 semanas de duración</w:t>
+        <w:t>Como metodología para la realización de este proyecto se adoptó el marco de trabajo ágil SCRUM, cuya gestión de proyectos se da mediante cortos ciclos planificados llamados sprints; para este proyecto en especifico se definieron un total de 4 diferentes sprints de 2 semanas de duración</w:t>
       </w:r>
       <w:r>
         <w:t>,</w:t>
@@ -2684,7 +3129,11 @@
     </w:p>
     <w:p>
       <w:r>
-        <w:t>El primer paso al adoptar la metodología SCRUM fue el definir roles, tareas y plazos para la realización y entrega de cada una de las tareas generadas a lo largo del proyecto. Para modelar esta organización representamos los plazos de cada tarea y cada sprint con la ayuda del diagrama de Gantt; en este diagrama cada tarea es representada con una grafica en el eje vertical, donde se determina su tiempo de duración en un cronograma hacia el eje horizontal.</w:t>
+        <w:t xml:space="preserve">El primer paso al adoptar la metodología SCRUM fue el definir roles, tareas y plazos para la realización y entrega de cada una de las tareas generadas a lo largo del proyecto. Para modelar esta organización representamos los plazos de cada tarea y cada sprint con la ayuda del </w:t>
+      </w:r>
+      <w:r>
+        <w:lastRenderedPageBreak/>
+        <w:t>diagrama de Gantt; en este diagrama cada tarea es representada con una grafica en el eje vertical, donde se determina su tiempo de duración en un cronograma hacia el eje horizontal.</w:t>
       </w:r>
     </w:p>
     <w:p>
@@ -2708,7 +3157,7 @@
                     <pic:cNvPicPr/>
                   </pic:nvPicPr>
                   <pic:blipFill>
-                    <a:blip r:embed="rId14"/>
+                    <a:blip r:embed="rId17"/>
                     <a:stretch>
                       <a:fillRect/>
                     </a:stretch>
@@ -2731,7 +3180,6 @@
     </w:p>
     <w:p>
       <w:r>
-        <w:lastRenderedPageBreak/>
         <w:t>En el diagrama se represento cada sprint con un color</w:t>
       </w:r>
       <w:r>
@@ -2847,6 +3295,7 @@
     </w:p>
     <w:p>
       <w:r>
+        <w:lastRenderedPageBreak/>
         <w:t>Con las bases del proyecto ya sentadas en el primer sprint, se dio paso a la realización de las tareas que sentaron la base del desarrollo practico de la aplicación gestora de citas, estas tareas fueron:</w:t>
       </w:r>
     </w:p>
@@ -2957,14 +3406,9 @@
       <w:r>
         <w:t xml:space="preserve"> </w:t>
       </w:r>
-      <w:proofErr w:type="gramStart"/>
-      <w:r>
-        <w:t xml:space="preserve">y  </w:t>
-      </w:r>
-      <w:r>
-        <w:t>área</w:t>
-      </w:r>
-      <w:proofErr w:type="gramEnd"/>
+      <w:r>
+        <w:t>y área</w:t>
+      </w:r>
       <w:r>
         <w:t xml:space="preserve"> a la que pertenece la tarea</w:t>
       </w:r>
@@ -2976,7 +3420,6 @@
     <w:p/>
     <w:p>
       <w:r>
-        <w:lastRenderedPageBreak/>
         <w:t xml:space="preserve">La distribución de tareas se realizó al inicio de cada sprint. </w:t>
       </w:r>
       <w:r>
@@ -3013,7 +3456,7 @@
                     <pic:cNvPicPr/>
                   </pic:nvPicPr>
                   <pic:blipFill>
-                    <a:blip r:embed="rId15"/>
+                    <a:blip r:embed="rId18"/>
                     <a:stretch>
                       <a:fillRect/>
                     </a:stretch>
@@ -3036,6 +3479,7 @@
     </w:p>
     <w:p>
       <w:r>
+        <w:lastRenderedPageBreak/>
         <w:t>De esta manera, Trello permitió al equipo mantener una visión transparente del progreso del proyecto dentro del marco de trabajo ágil SCRUM adoptado.</w:t>
       </w:r>
     </w:p>
@@ -3113,7 +3557,6 @@
       </w:pPr>
       <w:bookmarkStart w:id="9" w:name="_Toc224148680"/>
       <w:r>
-        <w:lastRenderedPageBreak/>
         <w:t>Resultados y conclusiones</w:t>
       </w:r>
       <w:bookmarkEnd w:id="9"/>
@@ -3379,31 +3822,7 @@
         <w:t xml:space="preserve"> el</w:t>
       </w:r>
       <w:r>
-        <w:t xml:space="preserve"> Java </w:t>
-      </w:r>
-      <w:proofErr w:type="spellStart"/>
-      <w:r>
-        <w:t>Runtime</w:t>
-      </w:r>
-      <w:proofErr w:type="spellEnd"/>
-      <w:r>
-        <w:t xml:space="preserve"> </w:t>
-      </w:r>
-      <w:proofErr w:type="spellStart"/>
-      <w:r>
-        <w:t>Environment</w:t>
-      </w:r>
-      <w:proofErr w:type="spellEnd"/>
-      <w:r>
-        <w:t xml:space="preserve"> (JRE) versión 21 o, en su defecto, el Java </w:t>
-      </w:r>
-      <w:proofErr w:type="spellStart"/>
-      <w:r>
-        <w:t>Development</w:t>
-      </w:r>
-      <w:proofErr w:type="spellEnd"/>
-      <w:r>
-        <w:t xml:space="preserve"> Kit (JDK) 21, el cual incluye el entorno de ejecución.</w:t>
+        <w:t> Java Runtime Environment (JRE) versión 21 o, en su defecto, el Java Development Kit (JDK) 21, el cual incluye el entorno de ejecución.</w:t>
       </w:r>
     </w:p>
     <w:p>
@@ -3469,13 +3888,8 @@
         <w:t>Incluirse en este anexo capturas de la aplicación, a modo de manual de usuario</w:t>
       </w:r>
       <w:r>
-        <w:t xml:space="preserve">, incluyendo tanto el acceso de usuario, como de </w:t>
-      </w:r>
-      <w:proofErr w:type="spellStart"/>
-      <w:r>
-        <w:t>admin</w:t>
-      </w:r>
-      <w:proofErr w:type="spellEnd"/>
+        <w:t>, incluyendo tanto el acceso de usuario, como de admin</w:t>
+      </w:r>
       <w:r>
         <w:t>.</w:t>
       </w:r>
@@ -3503,8 +3917,14 @@
       <w:bookmarkEnd w:id="14"/>
     </w:p>
     <w:p>
-      <w:r>
-        <w:t xml:space="preserve">El inicio del desarrollo de nuestro branding empresarial se remonta a </w:t>
+      <w:pPr>
+        <w:ind w:firstLine="708"/>
+      </w:pPr>
+      <w:r>
+        <w:t xml:space="preserve">El </w:t>
+      </w:r>
+      <w:r>
+        <w:t xml:space="preserve">inicio del desarrollo de nuestro branding empresarial se remonta a </w:t>
       </w:r>
       <w:r>
         <w:t>una</w:t>
@@ -3548,7 +3968,7 @@
                     </pic:cNvPicPr>
                   </pic:nvPicPr>
                   <pic:blipFill>
-                    <a:blip r:embed="rId16" cstate="print">
+                    <a:blip r:embed="rId19" cstate="print">
                       <a:extLst>
                         <a:ext uri="{28A0092B-C50C-407E-A947-70E740481C1C}">
                           <a14:useLocalDpi xmlns:a14="http://schemas.microsoft.com/office/drawing/2010/main" val="0"/>
@@ -3583,42 +4003,25 @@
     <w:p/>
     <w:p>
       <w:r>
-        <w:t>Después de evaluar la mayoría de las propuestas nos decantamos por el uso del nombre “</w:t>
-      </w:r>
-      <w:proofErr w:type="spellStart"/>
-      <w:r>
-        <w:t>AntiCape</w:t>
-      </w:r>
-      <w:proofErr w:type="spellEnd"/>
-      <w:r>
-        <w:t>-Corp”; la elección de este nombre se basó en dos principios. En primer lugar, la influencia de la política interna de la clienta Edna Moda cuy</w:t>
+        <w:t>Después de evaluar la mayoría de las propuestas nos decantamos por el uso del nombre “AntiCape-Corp”; la elección de este nombre se basó en dos principios. En primer lugar, la influencia de la política interna de la clienta Edna Moda cuy</w:t>
       </w:r>
       <w:r>
         <w:t>a mayor normativa de diseño es “¡Nada de capas!”.</w:t>
       </w:r>
       <w:r>
-        <w:t xml:space="preserve"> No quisimos que esto quedara como un simple eslogan, por lo que planteamos varias ideas que representaran esta icónica referencia a Edna y </w:t>
-      </w:r>
-      <w:proofErr w:type="spellStart"/>
-      <w:r>
-        <w:t>AntiCape</w:t>
-      </w:r>
-      <w:proofErr w:type="spellEnd"/>
-      <w:r>
-        <w:t xml:space="preserve"> cumplía con este rol. Como pauta final para la elección del nombre, pensamos en agregar una abreviatura que sumara peso empresarial </w:t>
-      </w:r>
-      <w:r>
-        <w:t>y estatus comercial a la marca, la alternativa que más concordaba con este planteamiento es la abreviatura a “</w:t>
-      </w:r>
-      <w:proofErr w:type="spellStart"/>
-      <w:r>
-        <w:t>corporation</w:t>
-      </w:r>
-      <w:proofErr w:type="spellEnd"/>
-      <w:r>
-        <w:t>”, es decir, “Corp”.</w:t>
-      </w:r>
-    </w:p>
+        <w:t xml:space="preserve"> No quisimos que esto quedara como un simple eslogan, por lo que planteamos varias ideas que representaran esta icónica referencia a Edna y AntiCape cumplía con este rol. Como pauta final para la elección del nombre, pensamos en agregar una abreviatura que sumara peso empresarial </w:t>
+      </w:r>
+      <w:r>
+        <w:t>y estatus comercial a la marca, la alternativa que más concordaba con este planteamiento es la abreviatura a “corporation”, es decir, “Corp”.</w:t>
+      </w:r>
+    </w:p>
+    <w:p>
+      <w:r>
+        <w:t>En referencia a la elección del diseño del logo, quisimos que fuese sencillo pero elegante a su vez por lo que nos inspiramos en la tipografía “Ribon 131” la cual nos permitió conseguir esta estética.</w:t>
+      </w:r>
+    </w:p>
+    <w:p/>
+    <w:p/>
     <w:p>
       <w:pPr>
         <w:rPr>
@@ -3626,34 +4029,27 @@
         </w:rPr>
       </w:pPr>
       <w:r>
-        <w:t>En referencia a la elección del diseño del logo, quisimos que fuese sencillo pero elegante a su vez por lo que nos inspiramos en la tipografía “</w:t>
-      </w:r>
-      <w:proofErr w:type="spellStart"/>
-      <w:r>
-        <w:t>Ribon</w:t>
-      </w:r>
-      <w:proofErr w:type="spellEnd"/>
-      <w:r>
-        <w:t xml:space="preserve"> 131” la cual nos permitió conseguir esta estética. </w:t>
-      </w:r>
-      <w:r>
-        <w:t xml:space="preserve">Evidentemente al tratarse de una empresa enfocada en el diseño de trajes, vimos como una prioridad incorporar un elemento grafico representativo a el universo de la costura; la elección fue clara, una aguja de costura, el elemento por excelencia si nos referimos a el </w:t>
-      </w:r>
-      <w:r>
         <w:lastRenderedPageBreak/>
-        <w:t xml:space="preserve">mundo de la moda. </w:t>
-      </w:r>
-      <w:r>
-        <w:t xml:space="preserve">En relación con la elección de colores, quisimos un color vino que representa la elegancia y el lujo de una manera silenciosa pero que no deja de ser un color llamativo. </w:t>
+        <w:t xml:space="preserve">Evidentemente al tratarse de una empresa enfocada en el diseño de trajes, vimos como una prioridad incorporar un elemento grafico representativo a el universo de la costura; la elección fue clara, una aguja de costura, el elemento por excelencia si nos referimos a el mundo de la moda. </w:t>
+      </w:r>
+      <w:r>
+        <w:t>En relación con la elección de colores, quisimos u</w:t>
+      </w:r>
+      <w:r>
+        <w:t>tilizar un tono medio</w:t>
+      </w:r>
+      <w:r>
+        <w:t xml:space="preserve"> del Pantone 19-1617 TCX, concretamente un burdeos,</w:t>
+      </w:r>
+      <w:r>
+        <w:t xml:space="preserve"> que representa la elegancia y el lujo de una manera silenciosa pero que no deja de ser un color llamativo. </w:t>
       </w:r>
       <w:r>
         <w:t xml:space="preserve">Además, consideramos </w:t>
       </w:r>
-      <w:proofErr w:type="gramStart"/>
-      <w:r>
-        <w:t>que</w:t>
-      </w:r>
-      <w:proofErr w:type="gramEnd"/>
+      <w:r>
+        <w:t>que,</w:t>
+      </w:r>
       <w:r>
         <w:t xml:space="preserve"> a la hora de realizar el proyecto de la marca, y específicamente a la hora de diseñar la página web, pensamos que era un color atractivo, capaz de captar la atención del usuario sin caer en excesos, manteniendo esa misma línea de sobriedad distinguida que buscamos para la identidad visual completa.</w:t>
       </w:r>
@@ -3661,82 +4057,9 @@
         <w:t xml:space="preserve"> </w:t>
       </w:r>
     </w:p>
-    <w:p/>
-    <w:p>
-      <w:r>
-        <w:t xml:space="preserve">Incluirse </w:t>
-      </w:r>
-      <w:r>
-        <w:t>como anexos</w:t>
-      </w:r>
-      <w:r>
-        <w:t xml:space="preserve"> cuestiones que se consideren fundamentales incluir en el proyecto, pero que por extensión es preferible presentar como anexo, como pueden ser fragmentos de código</w:t>
-      </w:r>
-      <w:r>
-        <w:t>,</w:t>
-      </w:r>
-      <w:r>
-        <w:t xml:space="preserve"> o ejecución de las pruebas realizadas.</w:t>
-      </w:r>
-    </w:p>
-    <w:p/>
-    <w:p>
-      <w:r>
-        <w:t>CONSIDERACIONES GENERALES:</w:t>
-      </w:r>
-    </w:p>
-    <w:p>
-      <w:r>
-        <w:t>Se deben borrar todas las “normas” de lo que hay que seguir</w:t>
-      </w:r>
-      <w:r>
-        <w:t xml:space="preserve"> en la plantilla</w:t>
-      </w:r>
-      <w:r>
-        <w:t>.</w:t>
-      </w:r>
-    </w:p>
-    <w:p>
-      <w:r>
-        <w:t>No se debe modificar el tipo de letra, interlineado, márgenes ni la configuración del documento. Los fragmentos de código deben estar en tipografía “</w:t>
-      </w:r>
-      <w:r>
-        <w:rPr>
-          <w:rFonts w:ascii="Consolas" w:hAnsi="Consolas" w:cs="Consolas"/>
-          <w:sz w:val="22"/>
-          <w:szCs w:val="21"/>
-        </w:rPr>
-        <w:t>consolas</w:t>
-      </w:r>
-      <w:r>
-        <w:t>” y en tamaño 11.</w:t>
-      </w:r>
-    </w:p>
-    <w:p>
-      <w:r>
-        <w:t>En el trabajo se debe utilizar siempre la tercera persona del singular</w:t>
-      </w:r>
-      <w:r>
-        <w:t>, nunca la primera persona</w:t>
-      </w:r>
-      <w:r>
-        <w:t>.</w:t>
-      </w:r>
-    </w:p>
-    <w:p>
-      <w:r>
-        <w:t>En caso de incluir referencias, se debe añadir un apartado “8. Referencias”. Además, se sugiere aplicar las normas APA para nombrar y citar las referencias, ya que serán las que hay que aplicar en el Proyecto de Fin de Ciclo.</w:t>
-      </w:r>
-    </w:p>
-    <w:p>
-      <w:r>
-        <w:t>Los nuevos anexos se deben consultar con la/s profesora/s antes de añadirse. Además, la parte de “Anexos” debe comenzar en una nueva página.</w:t>
-      </w:r>
-    </w:p>
-    <w:p/>
     <w:sectPr>
-      <w:headerReference w:type="default" r:id="rId17"/>
-      <w:footerReference w:type="default" r:id="rId18"/>
+      <w:headerReference w:type="default" r:id="rId20"/>
+      <w:footerReference w:type="default" r:id="rId21"/>
       <w:pgSz w:w="11906" w:h="16838"/>
       <w:pgMar w:top="1418" w:right="1418" w:bottom="1418" w:left="1418" w:header="709" w:footer="709" w:gutter="0"/>
       <w:pgNumType w:start="0"/>
@@ -4956,6 +5279,155 @@
     </w:lvl>
   </w:abstractNum>
   <w:abstractNum w:abstractNumId="9" w15:restartNumberingAfterBreak="0">
+    <w:nsid w:val="4A711114"/>
+    <w:multiLevelType w:val="multilevel"/>
+    <w:tmpl w:val="C0DA1B00"/>
+    <w:lvl w:ilvl="0">
+      <w:start w:val="1"/>
+      <w:numFmt w:val="bullet"/>
+      <w:lvlText w:val=""/>
+      <w:lvlJc w:val="left"/>
+      <w:pPr>
+        <w:tabs>
+          <w:tab w:val="num" w:pos="720"/>
+        </w:tabs>
+        <w:ind w:left="720" w:hanging="360"/>
+      </w:pPr>
+      <w:rPr>
+        <w:rFonts w:ascii="Symbol" w:hAnsi="Symbol" w:hint="default"/>
+        <w:sz w:val="20"/>
+      </w:rPr>
+    </w:lvl>
+    <w:lvl w:ilvl="1" w:tentative="1">
+      <w:start w:val="1"/>
+      <w:numFmt w:val="bullet"/>
+      <w:lvlText w:val="o"/>
+      <w:lvlJc w:val="left"/>
+      <w:pPr>
+        <w:tabs>
+          <w:tab w:val="num" w:pos="1440"/>
+        </w:tabs>
+        <w:ind w:left="1440" w:hanging="360"/>
+      </w:pPr>
+      <w:rPr>
+        <w:rFonts w:ascii="Courier New" w:hAnsi="Courier New" w:hint="default"/>
+        <w:sz w:val="20"/>
+      </w:rPr>
+    </w:lvl>
+    <w:lvl w:ilvl="2" w:tentative="1">
+      <w:start w:val="1"/>
+      <w:numFmt w:val="bullet"/>
+      <w:lvlText w:val=""/>
+      <w:lvlJc w:val="left"/>
+      <w:pPr>
+        <w:tabs>
+          <w:tab w:val="num" w:pos="2160"/>
+        </w:tabs>
+        <w:ind w:left="2160" w:hanging="360"/>
+      </w:pPr>
+      <w:rPr>
+        <w:rFonts w:ascii="Wingdings" w:hAnsi="Wingdings" w:hint="default"/>
+        <w:sz w:val="20"/>
+      </w:rPr>
+    </w:lvl>
+    <w:lvl w:ilvl="3" w:tentative="1">
+      <w:start w:val="1"/>
+      <w:numFmt w:val="bullet"/>
+      <w:lvlText w:val=""/>
+      <w:lvlJc w:val="left"/>
+      <w:pPr>
+        <w:tabs>
+          <w:tab w:val="num" w:pos="2880"/>
+        </w:tabs>
+        <w:ind w:left="2880" w:hanging="360"/>
+      </w:pPr>
+      <w:rPr>
+        <w:rFonts w:ascii="Wingdings" w:hAnsi="Wingdings" w:hint="default"/>
+        <w:sz w:val="20"/>
+      </w:rPr>
+    </w:lvl>
+    <w:lvl w:ilvl="4" w:tentative="1">
+      <w:start w:val="1"/>
+      <w:numFmt w:val="bullet"/>
+      <w:lvlText w:val=""/>
+      <w:lvlJc w:val="left"/>
+      <w:pPr>
+        <w:tabs>
+          <w:tab w:val="num" w:pos="3600"/>
+        </w:tabs>
+        <w:ind w:left="3600" w:hanging="360"/>
+      </w:pPr>
+      <w:rPr>
+        <w:rFonts w:ascii="Wingdings" w:hAnsi="Wingdings" w:hint="default"/>
+        <w:sz w:val="20"/>
+      </w:rPr>
+    </w:lvl>
+    <w:lvl w:ilvl="5" w:tentative="1">
+      <w:start w:val="1"/>
+      <w:numFmt w:val="bullet"/>
+      <w:lvlText w:val=""/>
+      <w:lvlJc w:val="left"/>
+      <w:pPr>
+        <w:tabs>
+          <w:tab w:val="num" w:pos="4320"/>
+        </w:tabs>
+        <w:ind w:left="4320" w:hanging="360"/>
+      </w:pPr>
+      <w:rPr>
+        <w:rFonts w:ascii="Wingdings" w:hAnsi="Wingdings" w:hint="default"/>
+        <w:sz w:val="20"/>
+      </w:rPr>
+    </w:lvl>
+    <w:lvl w:ilvl="6" w:tentative="1">
+      <w:start w:val="1"/>
+      <w:numFmt w:val="bullet"/>
+      <w:lvlText w:val=""/>
+      <w:lvlJc w:val="left"/>
+      <w:pPr>
+        <w:tabs>
+          <w:tab w:val="num" w:pos="5040"/>
+        </w:tabs>
+        <w:ind w:left="5040" w:hanging="360"/>
+      </w:pPr>
+      <w:rPr>
+        <w:rFonts w:ascii="Wingdings" w:hAnsi="Wingdings" w:hint="default"/>
+        <w:sz w:val="20"/>
+      </w:rPr>
+    </w:lvl>
+    <w:lvl w:ilvl="7" w:tentative="1">
+      <w:start w:val="1"/>
+      <w:numFmt w:val="bullet"/>
+      <w:lvlText w:val=""/>
+      <w:lvlJc w:val="left"/>
+      <w:pPr>
+        <w:tabs>
+          <w:tab w:val="num" w:pos="5760"/>
+        </w:tabs>
+        <w:ind w:left="5760" w:hanging="360"/>
+      </w:pPr>
+      <w:rPr>
+        <w:rFonts w:ascii="Wingdings" w:hAnsi="Wingdings" w:hint="default"/>
+        <w:sz w:val="20"/>
+      </w:rPr>
+    </w:lvl>
+    <w:lvl w:ilvl="8" w:tentative="1">
+      <w:start w:val="1"/>
+      <w:numFmt w:val="bullet"/>
+      <w:lvlText w:val=""/>
+      <w:lvlJc w:val="left"/>
+      <w:pPr>
+        <w:tabs>
+          <w:tab w:val="num" w:pos="6480"/>
+        </w:tabs>
+        <w:ind w:left="6480" w:hanging="360"/>
+      </w:pPr>
+      <w:rPr>
+        <w:rFonts w:ascii="Wingdings" w:hAnsi="Wingdings" w:hint="default"/>
+        <w:sz w:val="20"/>
+      </w:rPr>
+    </w:lvl>
+  </w:abstractNum>
+  <w:abstractNum w:abstractNumId="10" w15:restartNumberingAfterBreak="0">
     <w:nsid w:val="4BA54E9E"/>
     <w:multiLevelType w:val="multilevel"/>
     <w:tmpl w:val="AD869448"/>
@@ -5068,7 +5540,7 @@
       </w:pPr>
     </w:lvl>
   </w:abstractNum>
-  <w:abstractNum w:abstractNumId="10" w15:restartNumberingAfterBreak="0">
+  <w:abstractNum w:abstractNumId="11" w15:restartNumberingAfterBreak="0">
     <w:nsid w:val="4BE7178D"/>
     <w:multiLevelType w:val="hybridMultilevel"/>
     <w:tmpl w:val="4612A626"/>
@@ -5154,7 +5626,120 @@
       </w:pPr>
     </w:lvl>
   </w:abstractNum>
-  <w:abstractNum w:abstractNumId="11" w15:restartNumberingAfterBreak="0">
+  <w:abstractNum w:abstractNumId="12" w15:restartNumberingAfterBreak="0">
+    <w:nsid w:val="53C904BB"/>
+    <w:multiLevelType w:val="multilevel"/>
+    <w:tmpl w:val="5C28D9FA"/>
+    <w:lvl w:ilvl="0">
+      <w:start w:val="1"/>
+      <w:numFmt w:val="decimal"/>
+      <w:lvlText w:val="%1."/>
+      <w:lvlJc w:val="left"/>
+      <w:pPr>
+        <w:tabs>
+          <w:tab w:val="num" w:pos="720"/>
+        </w:tabs>
+        <w:ind w:left="720" w:hanging="360"/>
+      </w:pPr>
+    </w:lvl>
+    <w:lvl w:ilvl="1" w:tentative="1">
+      <w:start w:val="1"/>
+      <w:numFmt w:val="decimal"/>
+      <w:lvlText w:val="%2."/>
+      <w:lvlJc w:val="left"/>
+      <w:pPr>
+        <w:tabs>
+          <w:tab w:val="num" w:pos="1440"/>
+        </w:tabs>
+        <w:ind w:left="1440" w:hanging="360"/>
+      </w:pPr>
+    </w:lvl>
+    <w:lvl w:ilvl="2" w:tentative="1">
+      <w:start w:val="1"/>
+      <w:numFmt w:val="decimal"/>
+      <w:lvlText w:val="%3."/>
+      <w:lvlJc w:val="left"/>
+      <w:pPr>
+        <w:tabs>
+          <w:tab w:val="num" w:pos="2160"/>
+        </w:tabs>
+        <w:ind w:left="2160" w:hanging="360"/>
+      </w:pPr>
+    </w:lvl>
+    <w:lvl w:ilvl="3" w:tentative="1">
+      <w:start w:val="1"/>
+      <w:numFmt w:val="decimal"/>
+      <w:lvlText w:val="%4."/>
+      <w:lvlJc w:val="left"/>
+      <w:pPr>
+        <w:tabs>
+          <w:tab w:val="num" w:pos="2880"/>
+        </w:tabs>
+        <w:ind w:left="2880" w:hanging="360"/>
+      </w:pPr>
+    </w:lvl>
+    <w:lvl w:ilvl="4" w:tentative="1">
+      <w:start w:val="1"/>
+      <w:numFmt w:val="decimal"/>
+      <w:lvlText w:val="%5."/>
+      <w:lvlJc w:val="left"/>
+      <w:pPr>
+        <w:tabs>
+          <w:tab w:val="num" w:pos="3600"/>
+        </w:tabs>
+        <w:ind w:left="3600" w:hanging="360"/>
+      </w:pPr>
+    </w:lvl>
+    <w:lvl w:ilvl="5" w:tentative="1">
+      <w:start w:val="1"/>
+      <w:numFmt w:val="decimal"/>
+      <w:lvlText w:val="%6."/>
+      <w:lvlJc w:val="left"/>
+      <w:pPr>
+        <w:tabs>
+          <w:tab w:val="num" w:pos="4320"/>
+        </w:tabs>
+        <w:ind w:left="4320" w:hanging="360"/>
+      </w:pPr>
+    </w:lvl>
+    <w:lvl w:ilvl="6" w:tentative="1">
+      <w:start w:val="1"/>
+      <w:numFmt w:val="decimal"/>
+      <w:lvlText w:val="%7."/>
+      <w:lvlJc w:val="left"/>
+      <w:pPr>
+        <w:tabs>
+          <w:tab w:val="num" w:pos="5040"/>
+        </w:tabs>
+        <w:ind w:left="5040" w:hanging="360"/>
+      </w:pPr>
+    </w:lvl>
+    <w:lvl w:ilvl="7" w:tentative="1">
+      <w:start w:val="1"/>
+      <w:numFmt w:val="decimal"/>
+      <w:lvlText w:val="%8."/>
+      <w:lvlJc w:val="left"/>
+      <w:pPr>
+        <w:tabs>
+          <w:tab w:val="num" w:pos="5760"/>
+        </w:tabs>
+        <w:ind w:left="5760" w:hanging="360"/>
+      </w:pPr>
+    </w:lvl>
+    <w:lvl w:ilvl="8" w:tentative="1">
+      <w:start w:val="1"/>
+      <w:numFmt w:val="decimal"/>
+      <w:lvlText w:val="%9."/>
+      <w:lvlJc w:val="left"/>
+      <w:pPr>
+        <w:tabs>
+          <w:tab w:val="num" w:pos="6480"/>
+        </w:tabs>
+        <w:ind w:left="6480" w:hanging="360"/>
+      </w:pPr>
+    </w:lvl>
+  </w:abstractNum>
+  <w:abstractNum w:abstractNumId="13" w15:restartNumberingAfterBreak="0">
     <w:nsid w:val="53F0542C"/>
     <w:multiLevelType w:val="hybridMultilevel"/>
     <w:tmpl w:val="CCF20862"/>
@@ -5267,7 +5852,7 @@
       </w:rPr>
     </w:lvl>
   </w:abstractNum>
-  <w:abstractNum w:abstractNumId="12" w15:restartNumberingAfterBreak="0">
+  <w:abstractNum w:abstractNumId="14" w15:restartNumberingAfterBreak="0">
     <w:nsid w:val="54A50B1C"/>
     <w:multiLevelType w:val="multilevel"/>
     <w:tmpl w:val="C270BDB2"/>
@@ -5380,7 +5965,7 @@
       </w:rPr>
     </w:lvl>
   </w:abstractNum>
-  <w:abstractNum w:abstractNumId="13" w15:restartNumberingAfterBreak="0">
+  <w:abstractNum w:abstractNumId="15" w15:restartNumberingAfterBreak="0">
     <w:nsid w:val="58F321A0"/>
     <w:multiLevelType w:val="multilevel"/>
     <w:tmpl w:val="7B9EDB78"/>
@@ -5529,7 +6114,7 @@
       </w:rPr>
     </w:lvl>
   </w:abstractNum>
-  <w:abstractNum w:abstractNumId="14" w15:restartNumberingAfterBreak="0">
+  <w:abstractNum w:abstractNumId="16" w15:restartNumberingAfterBreak="0">
     <w:nsid w:val="67586EF5"/>
     <w:multiLevelType w:val="hybridMultilevel"/>
     <w:tmpl w:val="04A22B2A"/>
@@ -5642,7 +6227,7 @@
       </w:rPr>
     </w:lvl>
   </w:abstractNum>
-  <w:abstractNum w:abstractNumId="15" w15:restartNumberingAfterBreak="0">
+  <w:abstractNum w:abstractNumId="17" w15:restartNumberingAfterBreak="0">
     <w:nsid w:val="6A017403"/>
     <w:multiLevelType w:val="multilevel"/>
     <w:tmpl w:val="C6789AC4"/>
@@ -5763,7 +6348,7 @@
       </w:rPr>
     </w:lvl>
   </w:abstractNum>
-  <w:abstractNum w:abstractNumId="16" w15:restartNumberingAfterBreak="0">
+  <w:abstractNum w:abstractNumId="18" w15:restartNumberingAfterBreak="0">
     <w:nsid w:val="6DC02588"/>
     <w:multiLevelType w:val="multilevel"/>
     <w:tmpl w:val="1B0ACA02"/>
@@ -5876,7 +6461,7 @@
       </w:pPr>
     </w:lvl>
   </w:abstractNum>
-  <w:abstractNum w:abstractNumId="17" w15:restartNumberingAfterBreak="0">
+  <w:abstractNum w:abstractNumId="19" w15:restartNumberingAfterBreak="0">
     <w:nsid w:val="6E9B7FAD"/>
     <w:multiLevelType w:val="multilevel"/>
     <w:tmpl w:val="CDEA2262"/>
@@ -5989,7 +6574,7 @@
       </w:rPr>
     </w:lvl>
   </w:abstractNum>
-  <w:abstractNum w:abstractNumId="18" w15:restartNumberingAfterBreak="0">
+  <w:abstractNum w:abstractNumId="20" w15:restartNumberingAfterBreak="0">
     <w:nsid w:val="702500F5"/>
     <w:multiLevelType w:val="hybridMultilevel"/>
     <w:tmpl w:val="BE901B0E"/>
@@ -6106,13 +6691,13 @@
     <w:abstractNumId w:val="2"/>
   </w:num>
   <w:num w:numId="2" w16cid:durableId="1628002420">
-    <w:abstractNumId w:val="15"/>
+    <w:abstractNumId w:val="17"/>
   </w:num>
   <w:num w:numId="3" w16cid:durableId="389232645">
-    <w:abstractNumId w:val="9"/>
+    <w:abstractNumId w:val="10"/>
   </w:num>
   <w:num w:numId="4" w16cid:durableId="309402040">
-    <w:abstractNumId w:val="16"/>
+    <w:abstractNumId w:val="18"/>
   </w:num>
   <w:num w:numId="5" w16cid:durableId="660736507">
     <w:abstractNumId w:val="1"/>
@@ -6124,13 +6709,13 @@
     <w:abstractNumId w:val="6"/>
   </w:num>
   <w:num w:numId="8" w16cid:durableId="1404764502">
-    <w:abstractNumId w:val="17"/>
+    <w:abstractNumId w:val="19"/>
   </w:num>
   <w:num w:numId="9" w16cid:durableId="1193690311">
     <w:abstractNumId w:val="4"/>
   </w:num>
   <w:num w:numId="10" w16cid:durableId="1925338614">
-    <w:abstractNumId w:val="12"/>
+    <w:abstractNumId w:val="14"/>
   </w:num>
   <w:num w:numId="11" w16cid:durableId="1368219404">
     <w:abstractNumId w:val="8"/>
@@ -6139,16 +6724,16 @@
     <w:abstractNumId w:val="3"/>
   </w:num>
   <w:num w:numId="13" w16cid:durableId="1647515151">
-    <w:abstractNumId w:val="14"/>
+    <w:abstractNumId w:val="16"/>
   </w:num>
   <w:num w:numId="14" w16cid:durableId="420562529">
-    <w:abstractNumId w:val="13"/>
+    <w:abstractNumId w:val="15"/>
   </w:num>
   <w:num w:numId="15" w16cid:durableId="957487300">
-    <w:abstractNumId w:val="10"/>
+    <w:abstractNumId w:val="11"/>
   </w:num>
   <w:num w:numId="16" w16cid:durableId="574323272">
-    <w:abstractNumId w:val="18"/>
+    <w:abstractNumId w:val="20"/>
   </w:num>
   <w:num w:numId="17" w16cid:durableId="203175040">
     <w:abstractNumId w:val="7"/>
@@ -6157,7 +6742,13 @@
     <w:abstractNumId w:val="5"/>
   </w:num>
   <w:num w:numId="19" w16cid:durableId="548613328">
-    <w:abstractNumId w:val="11"/>
+    <w:abstractNumId w:val="13"/>
+  </w:num>
+  <w:num w:numId="20" w16cid:durableId="478544546">
+    <w:abstractNumId w:val="9"/>
+  </w:num>
+  <w:num w:numId="21" w16cid:durableId="2073699022">
+    <w:abstractNumId w:val="12"/>
   </w:num>
 </w:numbering>
 </file>
